--- a/大吉-完整攻略.docx
+++ b/大吉-完整攻略.docx
@@ -2,6 +2,68 @@
 <file path=word/document.xml><?xml version="1.0" encoding="utf-8"?>
 <w:document xmlns:wpc="http://schemas.microsoft.com/office/word/2010/wordprocessingCanvas" xmlns:mc="http://schemas.openxmlformats.org/markup-compatibility/2006" xmlns:o="urn:schemas-microsoft-com:office:office" xmlns:r="http://schemas.openxmlformats.org/officeDocument/2006/relationships" xmlns:m="http://schemas.openxmlformats.org/officeDocument/2006/math" xmlns:v="urn:schemas-microsoft-com:vml" xmlns:wp14="http://schemas.microsoft.com/office/word/2010/wordprocessingDrawing" xmlns:wp="http://schemas.openxmlformats.org/drawingml/2006/wordprocessingDrawing" xmlns:w10="urn:schemas-microsoft-com:office:word" xmlns:w="http://schemas.openxmlformats.org/wordprocessingml/2006/main" xmlns:w14="http://schemas.microsoft.com/office/word/2010/wordml" xmlns:w15="http://schemas.microsoft.com/office/word/2012/wordml" xmlns:wpg="http://schemas.microsoft.com/office/word/2010/wordprocessingGroup" xmlns:wpi="http://schemas.microsoft.com/office/word/2010/wordprocessingInk" xmlns:wne="http://schemas.microsoft.com/office/word/2006/wordml" xmlns:wps="http://schemas.microsoft.com/office/word/2010/wordprocessingShape" xmlns:cx="http://schemas.microsoft.com/office/drawing/2014/chartex" xmlns:cx1="http://schemas.microsoft.com/office/drawing/2015/9/8/chartex" xmlns:cx2="http://schemas.microsoft.com/office/drawing/2015/10/21/chartex" xmlns:cx3="http://schemas.microsoft.com/office/drawing/2016/5/9/chartex" xmlns:cx4="http://schemas.microsoft.com/office/drawing/2016/5/10/chartex" xmlns:cx5="http://schemas.microsoft.com/office/drawing/2016/5/11/chartex" xmlns:cx6="http://schemas.microsoft.com/office/drawing/2016/5/12/chartex" xmlns:cx7="http://schemas.microsoft.com/office/drawing/2016/5/13/chartex" xmlns:cx8="http://schemas.microsoft.com/office/drawing/2016/5/14/chartex" xmlns:aink="http://schemas.microsoft.com/office/drawing/2016/ink" xmlns:am3d="http://schemas.microsoft.com/office/drawing/2017/model3d" xmlns:w16cex="http://schemas.microsoft.com/office/word/2018/wordml/cex" xmlns:w16cid="http://schemas.microsoft.com/office/word/2016/wordml/cid" xmlns:w16="http://schemas.microsoft.com/office/word/2018/wordml" xmlns:w16sdtdh="http://schemas.microsoft.com/office/word/2020/wordml/sdtdatahash" xmlns:w16se="http://schemas.microsoft.com/office/word/2015/wordml/symex" mc:Ignorable="w14 w15 wp14">
   <w:body>
+    <w:p>
+      <w:r>
+        <w:rPr>
+          <w:noProof/>
+        </w:rPr>
+        <w:drawing>
+          <wp:inline xmlns:wp="http://schemas.openxmlformats.org/drawingml/2006/wordprocessingDrawing" distT="0" distB="0" distL="0" distR="0">
+            <wp:extent cx="2400000" cy="380000"/>
+            <wp:docPr id="1" name="AILabel"/>
+            <a:graphic xmlns:a="http://schemas.openxmlformats.org/drawingml/2006/main">
+              <a:graphicData uri="http://schemas.microsoft.com/office/word/2010/wordprocessingShape">
+                <wps:wsp xmlns:wps="http://schemas.microsoft.com/office/word/2010/wordprocessingShape">
+                  <wps:cNvSpPr txBox="1"/>
+                  <wps:spPr>
+                    <a:xfrm>
+                      <a:off x="0" y="0"/>
+                      <a:ext cx="2400000" cy="380000"/>
+                    </a:xfrm>
+                    <a:prstGeom prst="rect">
+                      <a:avLst/>
+                    </a:prstGeom>
+                    <a:solidFill>
+                      <a:srgbClr val="000000">
+                        <a:alpha val="50000"/>
+                      </a:srgbClr>
+                    </a:solidFill>
+                    <a:ln w="12700">
+                      <a:solidFill>
+                        <a:srgbClr val="FFFFFF"/>
+                      </a:solidFill>
+                    </a:ln>
+                  </wps:spPr>
+                  <wps:txbx>
+                    <w:txbxContent xmlns:w="http://schemas.openxmlformats.org/wordprocessingml/2006/main">
+                      <w:p>
+                        <w:pPr>
+                          <w:jc w:val="center"/>
+                        </w:pPr>
+                        <w:r>
+                          <w:rPr>
+                            <w:b/>
+                            <w:sz w:val="28"/>
+                            <w:szCs w:val="28"/>
+                            <w:rFonts w:eastAsia="SimSun" w:ascii="Arial" w:hAnsi="Arial"/>
+                            <w:color w:val="FFFFFF"/>
+                          </w:rPr>
+                          <w:t>含 AI 生成</w:t>
+                        </w:r>
+                      </w:p>
+                    </w:txbxContent>
+                  </wps:txbx>
+                  <wps:bodyPr anchor="ctr" anchorCtr="0" lIns="91440" tIns="45720" rIns="91440" bIns="45720">
+                    <a:noAutofit/>
+                  </wps:bodyPr>
+                </wps:wsp>
+              </a:graphicData>
+            </a:graphic>
+          </wp:inline>
+        </w:drawing>
+      </w:r>
+    </w:p>
+    <w:p/>
     <w:p>
       <w:r>
         <w:rPr>

--- a/大吉-完整攻略.docx
+++ b/大吉-完整攻略.docx
@@ -65,68 +65,6 @@
     </w:p>
     <w:p/>
     <w:p>
-      <w:r>
-        <w:rPr>
-          <w:noProof/>
-        </w:rPr>
-        <w:drawing>
-          <wp:inline xmlns:wp="http://schemas.openxmlformats.org/drawingml/2006/wordprocessingDrawing" distT="0" distB="0" distL="0" distR="0">
-            <wp:extent cx="2400000" cy="380000"/>
-            <wp:docPr id="1" name="AILabel"/>
-            <a:graphic xmlns:a="http://schemas.openxmlformats.org/drawingml/2006/main">
-              <a:graphicData uri="http://schemas.microsoft.com/office/word/2010/wordprocessingShape">
-                <wps:wsp xmlns:wps="http://schemas.microsoft.com/office/word/2010/wordprocessingShape">
-                  <wps:cNvSpPr txBox="1"/>
-                  <wps:spPr>
-                    <a:xfrm>
-                      <a:off x="0" y="0"/>
-                      <a:ext cx="2400000" cy="380000"/>
-                    </a:xfrm>
-                    <a:prstGeom prst="rect">
-                      <a:avLst/>
-                    </a:prstGeom>
-                    <a:solidFill>
-                      <a:srgbClr val="000000">
-                        <a:alpha val="50000"/>
-                      </a:srgbClr>
-                    </a:solidFill>
-                    <a:ln w="12700">
-                      <a:solidFill>
-                        <a:srgbClr val="FFFFFF"/>
-                      </a:solidFill>
-                    </a:ln>
-                  </wps:spPr>
-                  <wps:txbx>
-                    <w:txbxContent xmlns:w="http://schemas.openxmlformats.org/wordprocessingml/2006/main">
-                      <w:p>
-                        <w:pPr>
-                          <w:jc w:val="center"/>
-                        </w:pPr>
-                        <w:r>
-                          <w:rPr>
-                            <w:b/>
-                            <w:sz w:val="28"/>
-                            <w:szCs w:val="28"/>
-                            <w:rFonts w:eastAsia="SimSun" w:ascii="Arial" w:hAnsi="Arial"/>
-                            <w:color w:val="FFFFFF"/>
-                          </w:rPr>
-                          <w:t>含 AI 生成</w:t>
-                        </w:r>
-                      </w:p>
-                    </w:txbxContent>
-                  </wps:txbx>
-                  <wps:bodyPr anchor="ctr" anchorCtr="0" lIns="91440" tIns="45720" rIns="91440" bIns="45720">
-                    <a:noAutofit/>
-                  </wps:bodyPr>
-                </wps:wsp>
-              </a:graphicData>
-            </a:graphic>
-          </wp:inline>
-        </w:drawing>
-      </w:r>
-    </w:p>
-    <w:p/>
-    <w:p>
       <w:pPr>
         <w:pStyle w:val="Heading1"/>
         <w:spacing w:after="260" w:before="240"/>
@@ -11448,7 +11386,1537 @@
           <w:sz w:val="28"/>
           <w:szCs w:val="28"/>
         </w:rPr>
-        <w:t xml:space="preserve">19. 结局说明</w:t>
+        <w:t xml:space="preserve">19. 剧情与线索推理</w:t>
+      </w:r>
+    </w:p>
+    <w:p>
+      <w:pPr>
+        <w:pStyle w:val="Heading3"/>
+        <w:spacing w:after="120" w:before="240"/>
+        <w:jc w:val="left"/>
+      </w:pPr>
+      <w:r>
+        <w:rPr>
+          <w:rFonts w:ascii="Arial" w:eastAsia="Microsoft YaHei" w:hAnsi="Arial"/>
+          <w:b w:val="false"/>
+          <w:bCs w:val="false"/>
+          <w:sz w:val="23"/>
+          <w:szCs w:val="23"/>
+        </w:rPr>
+        <w:t xml:space="preserve">19.1 一句话故事</w:t>
+      </w:r>
+    </w:p>
+    <w:p>
+      <w:pPr>
+        <w:spacing w:after="100" w:before="40" w:line="330"/>
+      </w:pPr>
+      <w:r>
+        <w:rPr>
+          <w:rFonts w:ascii="Arial" w:eastAsia="Microsoft YaHei" w:hAnsi="Arial"/>
+          <w:b w:val="false"/>
+          <w:bCs w:val="false"/>
+          <w:sz w:val="21"/>
+          <w:szCs w:val="21"/>
+        </w:rPr>
+        <w:t xml:space="preserve">八年前的一个亥时三刻，有人发来了 38 条消息，停住了。八年后你替他把它们读完——读完才发现：你找了一整夜的人从来没丢过，他一直在线；不敢开口的人，刚好也是你。那场约定他从未失约，只是把见面地点，改成了你打开的每一个页面。</w:t>
+      </w:r>
+    </w:p>
+    <w:p>
+      <w:pPr>
+        <w:pStyle w:val="Heading3"/>
+        <w:spacing w:after="120" w:before="240"/>
+        <w:jc w:val="left"/>
+      </w:pPr>
+      <w:r>
+        <w:rPr>
+          <w:rFonts w:ascii="Arial" w:eastAsia="Microsoft YaHei" w:hAnsi="Arial"/>
+          <w:b w:val="false"/>
+          <w:bCs w:val="false"/>
+          <w:sz w:val="23"/>
+          <w:szCs w:val="23"/>
+        </w:rPr>
+        <w:t xml:space="preserve">19.2 人物关系</w:t>
+      </w:r>
+    </w:p>
+    <w:p>
+      <w:pPr>
+        <w:pStyle w:val="ListParagraph"/>
+        <w:numPr>
+          <w:ilvl w:val="0"/>
+          <w:numId w:val="2"/>
+        </w:numPr>
+        <w:spacing w:after="20" w:before="20" w:line="320"/>
+      </w:pPr>
+      <w:r>
+        <w:rPr>
+          <w:rFonts w:ascii="Arial" w:eastAsia="Microsoft YaHei" w:hAnsi="Arial"/>
+          <w:b/>
+          <w:bCs/>
+          <w:sz w:val="21"/>
+          <w:szCs w:val="21"/>
+        </w:rPr>
+        <w:t xml:space="preserve">你（玩家）</w:t>
+      </w:r>
+      <w:r>
+        <w:rPr>
+          <w:rFonts w:ascii="Arial" w:eastAsia="Microsoft YaHei" w:hAnsi="Arial"/>
+          <w:b w:val="false"/>
+          <w:bCs w:val="false"/>
+          <w:sz w:val="21"/>
+          <w:szCs w:val="21"/>
+        </w:rPr>
+        <w:t xml:space="preserve">：序章里那部手机的主人。在他的手机里，你的备注是「闻笛」，状态永远是「在线」——他看得到你每一次上线，却八年没敢说话。</w:t>
+      </w:r>
+    </w:p>
+    <w:p>
+      <w:pPr>
+        <w:pStyle w:val="ListParagraph"/>
+        <w:numPr>
+          <w:ilvl w:val="0"/>
+          <w:numId w:val="2"/>
+        </w:numPr>
+        <w:spacing w:after="20" w:before="20" w:line="320"/>
+      </w:pPr>
+      <w:r>
+        <w:rPr>
+          <w:rFonts w:ascii="Arial" w:eastAsia="Microsoft YaHei" w:hAnsi="Arial"/>
+          <w:b/>
+          <w:bCs/>
+          <w:sz w:val="21"/>
+          <w:szCs w:val="21"/>
+        </w:rPr>
+        <w:t xml:space="preserve">他</w:t>
+      </w:r>
+      <w:r>
+        <w:rPr>
+          <w:rFonts w:ascii="Arial" w:eastAsia="Microsoft YaHei" w:hAnsi="Arial"/>
+          <w:b w:val="false"/>
+          <w:bCs w:val="false"/>
+          <w:sz w:val="21"/>
+          <w:szCs w:val="21"/>
+        </w:rPr>
+        <w:t xml:space="preserve">：你手机里的「那个号码（无备注）」。他的手机八年没关，一直有人给它充电。他不是没有回——「他是把『回』这个字，过成了日子」。</w:t>
+      </w:r>
+    </w:p>
+    <w:p>
+      <w:pPr>
+        <w:pStyle w:val="ListParagraph"/>
+        <w:numPr>
+          <w:ilvl w:val="0"/>
+          <w:numId w:val="2"/>
+        </w:numPr>
+        <w:spacing w:after="20" w:before="20" w:line="320"/>
+      </w:pPr>
+      <w:r>
+        <w:rPr>
+          <w:rFonts w:ascii="Arial" w:eastAsia="Microsoft YaHei" w:hAnsi="Arial"/>
+          <w:b/>
+          <w:bCs/>
+          <w:sz w:val="21"/>
+          <w:szCs w:val="21"/>
+        </w:rPr>
+        <w:t xml:space="preserve">镜中人（第 9、11 章）</w:t>
+      </w:r>
+      <w:r>
+        <w:rPr>
+          <w:rFonts w:ascii="Arial" w:eastAsia="Microsoft YaHei" w:hAnsi="Arial"/>
+          <w:b w:val="false"/>
+          <w:bCs w:val="false"/>
+          <w:sz w:val="21"/>
+          <w:szCs w:val="21"/>
+        </w:rPr>
+        <w:t xml:space="preserve">：8 层面具揭完是镜子；echo8 密码门后第一句话就是「不敢跟你说话的人，刚好也是你」。镜中人不是别人，是隔着一层屏幕的你们两个。</w:t>
+      </w:r>
+    </w:p>
+    <w:p>
+      <w:pPr>
+        <w:pStyle w:val="ListParagraph"/>
+        <w:numPr>
+          <w:ilvl w:val="0"/>
+          <w:numId w:val="2"/>
+        </w:numPr>
+        <w:spacing w:after="20" w:before="20" w:line="320"/>
+      </w:pPr>
+      <w:r>
+        <w:rPr>
+          <w:rFonts w:ascii="Arial" w:eastAsia="Microsoft YaHei" w:hAnsi="Arial"/>
+          <w:b/>
+          <w:bCs/>
+          <w:sz w:val="21"/>
+          <w:szCs w:val="21"/>
+        </w:rPr>
+        <w:t xml:space="preserve">凑个整（第 6 章）</w:t>
+      </w:r>
+      <w:r>
+        <w:rPr>
+          <w:rFonts w:ascii="Arial" w:eastAsia="Microsoft YaHei" w:hAnsi="Arial"/>
+          <w:b w:val="false"/>
+          <w:bCs w:val="false"/>
+          <w:sz w:val="21"/>
+          <w:szCs w:val="21"/>
+        </w:rPr>
+        <w:t xml:space="preserve">：记账的楼主，故事线独立于主线，是论坛上另一个「不敢算总账的人」。楼主结尾那句「有只卷毛的，等我很久了」，接出第 7 章的猫。</w:t>
+      </w:r>
+    </w:p>
+    <w:p>
+      <w:pPr>
+        <w:pStyle w:val="ListParagraph"/>
+        <w:numPr>
+          <w:ilvl w:val="0"/>
+          <w:numId w:val="2"/>
+        </w:numPr>
+        <w:spacing w:after="20" w:before="20" w:line="320"/>
+      </w:pPr>
+      <w:r>
+        <w:rPr>
+          <w:rFonts w:ascii="Arial" w:eastAsia="Microsoft YaHei" w:hAnsi="Arial"/>
+          <w:b/>
+          <w:bCs/>
+          <w:sz w:val="21"/>
+          <w:szCs w:val="21"/>
+        </w:rPr>
+        <w:t xml:space="preserve">卷毛</w:t>
+      </w:r>
+      <w:r>
+        <w:rPr>
+          <w:rFonts w:ascii="Arial" w:eastAsia="Microsoft YaHei" w:hAnsi="Arial"/>
+          <w:b w:val="false"/>
+          <w:bCs w:val="false"/>
+          <w:sz w:val="21"/>
+          <w:szCs w:val="21"/>
+        </w:rPr>
+        <w:t xml:space="preserve">：同城领养里八个月大的猫。领养这条线是主线里唯一「往前走」的动作——填洞的人也要有个等他回家的东西。</w:t>
+      </w:r>
+    </w:p>
+    <w:p>
+      <w:pPr>
+        <w:pStyle w:val="ListParagraph"/>
+        <w:numPr>
+          <w:ilvl w:val="0"/>
+          <w:numId w:val="2"/>
+        </w:numPr>
+        <w:spacing w:after="20" w:before="20" w:line="320"/>
+      </w:pPr>
+      <w:r>
+        <w:rPr>
+          <w:rFonts w:ascii="Arial" w:eastAsia="Microsoft YaHei" w:hAnsi="Arial"/>
+          <w:b/>
+          <w:bCs/>
+          <w:sz w:val="21"/>
+          <w:szCs w:val="21"/>
+        </w:rPr>
+        <w:t xml:space="preserve">大吉论坛</w:t>
+      </w:r>
+      <w:r>
+        <w:rPr>
+          <w:rFonts w:ascii="Arial" w:eastAsia="Microsoft YaHei" w:hAnsi="Arial"/>
+          <w:b w:val="false"/>
+          <w:bCs w:val="false"/>
+          <w:sz w:val="21"/>
+          <w:szCs w:val="21"/>
+        </w:rPr>
+        <w:t xml:space="preserve">：所有故事发生的「广场」。名字取自签文吉语——全篇最吉利的一个词，用在最不敢说出口的故事上。</w:t>
+      </w:r>
+    </w:p>
+    <w:p>
+      <w:pPr>
+        <w:pStyle w:val="Heading3"/>
+        <w:spacing w:after="120" w:before="240"/>
+        <w:jc w:val="left"/>
+      </w:pPr>
+      <w:r>
+        <w:rPr>
+          <w:rFonts w:ascii="Arial" w:eastAsia="Microsoft YaHei" w:hAnsi="Arial"/>
+          <w:b w:val="false"/>
+          <w:bCs w:val="false"/>
+          <w:sz w:val="23"/>
+          <w:szCs w:val="23"/>
+        </w:rPr>
+        <w:t xml:space="preserve">19.3 八年时间线</w:t>
+      </w:r>
+    </w:p>
+    <w:p>
+      <w:pPr>
+        <w:pStyle w:val="ListParagraph"/>
+        <w:numPr>
+          <w:ilvl w:val="0"/>
+          <w:numId w:val="2"/>
+        </w:numPr>
+        <w:spacing w:after="20" w:before="20" w:line="320"/>
+      </w:pPr>
+      <w:r>
+        <w:rPr>
+          <w:rFonts w:ascii="Arial" w:eastAsia="Microsoft YaHei" w:hAnsi="Arial"/>
+          <w:b/>
+          <w:bCs/>
+          <w:sz w:val="21"/>
+          <w:szCs w:val="21"/>
+        </w:rPr>
+        <w:t xml:space="preserve">八年前 · 亥时三刻</w:t>
+      </w:r>
+      <w:r>
+        <w:rPr>
+          <w:rFonts w:ascii="Arial" w:eastAsia="Microsoft YaHei" w:hAnsi="Arial"/>
+          <w:b w:val="false"/>
+          <w:bCs w:val="false"/>
+          <w:sz w:val="21"/>
+          <w:szCs w:val="21"/>
+        </w:rPr>
+        <w:t xml:space="preserve">：38 条消息停住。双方各留 38 条未读——「八年的未读，半分钟就读完了。它很急。」</w:t>
+      </w:r>
+    </w:p>
+    <w:p>
+      <w:pPr>
+        <w:pStyle w:val="ListParagraph"/>
+        <w:numPr>
+          <w:ilvl w:val="0"/>
+          <w:numId w:val="2"/>
+        </w:numPr>
+        <w:spacing w:after="20" w:before="20" w:line="320"/>
+      </w:pPr>
+      <w:r>
+        <w:rPr>
+          <w:rFonts w:ascii="Arial" w:eastAsia="Microsoft YaHei" w:hAnsi="Arial"/>
+          <w:b/>
+          <w:bCs/>
+          <w:sz w:val="21"/>
+          <w:szCs w:val="21"/>
+        </w:rPr>
+        <w:t xml:space="preserve">八年间</w:t>
+      </w:r>
+      <w:r>
+        <w:rPr>
+          <w:rFonts w:ascii="Arial" w:eastAsia="Microsoft YaHei" w:hAnsi="Arial"/>
+          <w:b w:val="false"/>
+          <w:bCs w:val="false"/>
+          <w:sz w:val="21"/>
+          <w:szCs w:val="21"/>
+        </w:rPr>
+        <w:t xml:space="preserve">：他没走。凌晨三点的空房间（room）、断墙上的白蝶（butterfly）、八年只播一句话的电台（radio 八夜）、8 秒的空白录音（空房间.wav）、写了只有两个字「其实我」的草稿——存了 2920 天，正好八年。</w:t>
+      </w:r>
+    </w:p>
+    <w:p>
+      <w:pPr>
+        <w:pStyle w:val="ListParagraph"/>
+        <w:numPr>
+          <w:ilvl w:val="0"/>
+          <w:numId w:val="2"/>
+        </w:numPr>
+        <w:spacing w:after="20" w:before="20" w:line="320"/>
+      </w:pPr>
+      <w:r>
+        <w:rPr>
+          <w:rFonts w:ascii="Arial" w:eastAsia="Microsoft YaHei" w:hAnsi="Arial"/>
+          <w:b/>
+          <w:bCs/>
+          <w:sz w:val="21"/>
+          <w:szCs w:val="21"/>
+        </w:rPr>
+        <w:t xml:space="preserve">现在</w:t>
+      </w:r>
+      <w:r>
+        <w:rPr>
+          <w:rFonts w:ascii="Arial" w:eastAsia="Microsoft YaHei" w:hAnsi="Arial"/>
+          <w:b w:val="false"/>
+          <w:bCs w:val="false"/>
+          <w:sz w:val="21"/>
+          <w:szCs w:val="21"/>
+        </w:rPr>
+        <w:t xml:space="preserve">：你回来读消息，从第 1 章走到第 12 章。祈祷页的光球会把你送回第 1 章——不打破「顺其自然」，就一直在亥时里循环。</w:t>
+      </w:r>
+    </w:p>
+    <w:p>
+      <w:pPr>
+        <w:pStyle w:val="Heading3"/>
+        <w:spacing w:after="120" w:before="240"/>
+        <w:jc w:val="left"/>
+      </w:pPr>
+      <w:r>
+        <w:rPr>
+          <w:rFonts w:ascii="Arial" w:eastAsia="Microsoft YaHei" w:hAnsi="Arial"/>
+          <w:b w:val="false"/>
+          <w:bCs w:val="false"/>
+          <w:sz w:val="23"/>
+          <w:szCs w:val="23"/>
+        </w:rPr>
+        <w:t xml:space="preserve">19.4 数字与符号的指向</w:t>
+      </w:r>
+    </w:p>
+    <w:tbl>
+      <w:tblPr>
+        <w:tblW w:type="dxa" w:w="9026"/>
+        <w:tblBorders>
+          <w:top w:val="single" w:color="auto" w:sz="4"/>
+          <w:left w:val="single" w:color="auto" w:sz="4"/>
+          <w:bottom w:val="single" w:color="auto" w:sz="4"/>
+          <w:right w:val="single" w:color="auto" w:sz="4"/>
+          <w:insideH w:val="single" w:color="auto" w:sz="4"/>
+          <w:insideV w:val="single" w:color="auto" w:sz="4"/>
+        </w:tblBorders>
+      </w:tblPr>
+      <w:tblGrid>
+        <w:gridCol w:w="1168"/>
+        <w:gridCol w:w="956"/>
+        <w:gridCol w:w="6902"/>
+      </w:tblGrid>
+      <w:tr>
+        <w:trPr>
+          <w:cantSplit/>
+          <w:tblHeader/>
+        </w:trPr>
+        <w:tc>
+          <w:tcPr>
+            <w:tcW w:type="dxa" w:w="1168"/>
+            <w:tcBorders>
+              <w:top w:val="single" w:color="C9C3B4" w:sz="4"/>
+              <w:left w:val="single" w:color="C9C3B4" w:sz="4"/>
+              <w:bottom w:val="single" w:color="C9C3B4" w:sz="4"/>
+              <w:right w:val="single" w:color="C9C3B4" w:sz="4"/>
+            </w:tcBorders>
+            <w:shd w:fill="EFE9DC" w:val="clear"/>
+            <w:tcMar>
+              <w:top w:type="dxa" w:w="80"/>
+              <w:left w:type="dxa" w:w="110"/>
+              <w:bottom w:type="dxa" w:w="80"/>
+              <w:right w:type="dxa" w:w="110"/>
+            </w:tcMar>
+            <w:vAlign w:val="center"/>
+          </w:tcPr>
+          <w:p>
+            <w:pPr>
+              <w:spacing w:after="30" w:before="30" w:line="300"/>
+            </w:pPr>
+            <w:r>
+              <w:rPr>
+                <w:rFonts w:ascii="Arial" w:eastAsia="Microsoft YaHei" w:hAnsi="Arial"/>
+                <w:b w:val="false"/>
+                <w:bCs w:val="false"/>
+                <w:sz w:val="20"/>
+                <w:szCs w:val="20"/>
+              </w:rPr>
+              <w:t xml:space="preserve">线索</w:t>
+            </w:r>
+          </w:p>
+        </w:tc>
+        <w:tc>
+          <w:tcPr>
+            <w:tcW w:type="dxa" w:w="956"/>
+            <w:tcBorders>
+              <w:top w:val="single" w:color="C9C3B4" w:sz="4"/>
+              <w:left w:val="single" w:color="C9C3B4" w:sz="4"/>
+              <w:bottom w:val="single" w:color="C9C3B4" w:sz="4"/>
+              <w:right w:val="single" w:color="C9C3B4" w:sz="4"/>
+            </w:tcBorders>
+            <w:shd w:fill="EFE9DC" w:val="clear"/>
+            <w:tcMar>
+              <w:top w:type="dxa" w:w="80"/>
+              <w:left w:type="dxa" w:w="110"/>
+              <w:bottom w:type="dxa" w:w="80"/>
+              <w:right w:type="dxa" w:w="110"/>
+            </w:tcMar>
+            <w:vAlign w:val="center"/>
+          </w:tcPr>
+          <w:p>
+            <w:pPr>
+              <w:spacing w:after="30" w:before="30" w:line="300"/>
+            </w:pPr>
+            <w:r>
+              <w:rPr>
+                <w:rFonts w:ascii="Arial" w:eastAsia="Microsoft YaHei" w:hAnsi="Arial"/>
+                <w:b w:val="false"/>
+                <w:bCs w:val="false"/>
+                <w:sz w:val="20"/>
+                <w:szCs w:val="20"/>
+              </w:rPr>
+              <w:t xml:space="preserve">出处</w:t>
+            </w:r>
+          </w:p>
+        </w:tc>
+        <w:tc>
+          <w:tcPr>
+            <w:tcW w:type="dxa" w:w="6902"/>
+            <w:tcBorders>
+              <w:top w:val="single" w:color="C9C3B4" w:sz="4"/>
+              <w:left w:val="single" w:color="C9C3B4" w:sz="4"/>
+              <w:bottom w:val="single" w:color="C9C3B4" w:sz="4"/>
+              <w:right w:val="single" w:color="C9C3B4" w:sz="4"/>
+            </w:tcBorders>
+            <w:shd w:fill="EFE9DC" w:val="clear"/>
+            <w:tcMar>
+              <w:top w:type="dxa" w:w="80"/>
+              <w:left w:type="dxa" w:w="110"/>
+              <w:bottom w:type="dxa" w:w="80"/>
+              <w:right w:type="dxa" w:w="110"/>
+            </w:tcMar>
+            <w:vAlign w:val="center"/>
+          </w:tcPr>
+          <w:p>
+            <w:pPr>
+              <w:spacing w:after="30" w:before="30" w:line="300"/>
+            </w:pPr>
+            <w:r>
+              <w:rPr>
+                <w:rFonts w:ascii="Arial" w:eastAsia="Microsoft YaHei" w:hAnsi="Arial"/>
+                <w:b w:val="false"/>
+                <w:bCs w:val="false"/>
+                <w:sz w:val="20"/>
+                <w:szCs w:val="20"/>
+              </w:rPr>
+              <w:t xml:space="preserve">指向</w:t>
+            </w:r>
+          </w:p>
+        </w:tc>
+      </w:tr>
+      <w:tr>
+        <w:trPr>
+          <w:cantSplit/>
+          <w:tblHeader w:val="off"/>
+        </w:trPr>
+        <w:tc>
+          <w:tcPr>
+            <w:tcW w:type="dxa" w:w="1168"/>
+            <w:tcBorders>
+              <w:top w:val="single" w:color="C9C3B4" w:sz="4"/>
+              <w:left w:val="single" w:color="C9C3B4" w:sz="4"/>
+              <w:bottom w:val="single" w:color="C9C3B4" w:sz="4"/>
+              <w:right w:val="single" w:color="C9C3B4" w:sz="4"/>
+            </w:tcBorders>
+            <w:tcMar>
+              <w:top w:type="dxa" w:w="80"/>
+              <w:left w:type="dxa" w:w="110"/>
+              <w:bottom w:type="dxa" w:w="80"/>
+              <w:right w:type="dxa" w:w="110"/>
+            </w:tcMar>
+            <w:vAlign w:val="center"/>
+          </w:tcPr>
+          <w:p>
+            <w:pPr>
+              <w:spacing w:after="30" w:before="30" w:line="300"/>
+            </w:pPr>
+            <w:r>
+              <w:rPr>
+                <w:rFonts w:ascii="Arial" w:eastAsia="Microsoft YaHei" w:hAnsi="Arial"/>
+                <w:b w:val="false"/>
+                <w:bCs w:val="false"/>
+                <w:sz w:val="20"/>
+                <w:szCs w:val="20"/>
+              </w:rPr>
+              <w:t xml:space="preserve">38</w:t>
+            </w:r>
+          </w:p>
+        </w:tc>
+        <w:tc>
+          <w:tcPr>
+            <w:tcW w:type="dxa" w:w="956"/>
+            <w:tcBorders>
+              <w:top w:val="single" w:color="C9C3B4" w:sz="4"/>
+              <w:left w:val="single" w:color="C9C3B4" w:sz="4"/>
+              <w:bottom w:val="single" w:color="C9C3B4" w:sz="4"/>
+              <w:right w:val="single" w:color="C9C3B4" w:sz="4"/>
+            </w:tcBorders>
+            <w:tcMar>
+              <w:top w:type="dxa" w:w="80"/>
+              <w:left w:type="dxa" w:w="110"/>
+              <w:bottom w:type="dxa" w:w="80"/>
+              <w:right w:type="dxa" w:w="110"/>
+            </w:tcMar>
+            <w:vAlign w:val="center"/>
+          </w:tcPr>
+          <w:p>
+            <w:pPr>
+              <w:spacing w:after="30" w:before="30" w:line="300"/>
+            </w:pPr>
+            <w:r>
+              <w:rPr>
+                <w:rFonts w:ascii="Arial" w:eastAsia="Microsoft YaHei" w:hAnsi="Arial"/>
+                <w:b w:val="false"/>
+                <w:bCs w:val="false"/>
+                <w:sz w:val="20"/>
+                <w:szCs w:val="20"/>
+              </w:rPr>
+              <w:t xml:space="preserve">全篇未读数</w:t>
+            </w:r>
+          </w:p>
+        </w:tc>
+        <w:tc>
+          <w:tcPr>
+            <w:tcW w:type="dxa" w:w="6902"/>
+            <w:tcBorders>
+              <w:top w:val="single" w:color="C9C3B4" w:sz="4"/>
+              <w:left w:val="single" w:color="C9C3B4" w:sz="4"/>
+              <w:bottom w:val="single" w:color="C9C3B4" w:sz="4"/>
+              <w:right w:val="single" w:color="C9C3B4" w:sz="4"/>
+            </w:tcBorders>
+            <w:tcMar>
+              <w:top w:type="dxa" w:w="80"/>
+              <w:left w:type="dxa" w:w="110"/>
+              <w:bottom w:type="dxa" w:w="80"/>
+              <w:right w:type="dxa" w:w="110"/>
+            </w:tcMar>
+            <w:vAlign w:val="center"/>
+          </w:tcPr>
+          <w:p>
+            <w:pPr>
+              <w:spacing w:after="30" w:before="30" w:line="300"/>
+            </w:pPr>
+            <w:r>
+              <w:rPr>
+                <w:rFonts w:ascii="Arial" w:eastAsia="Microsoft YaHei" w:hAnsi="Arial"/>
+                <w:b w:val="false"/>
+                <w:bCs w:val="false"/>
+                <w:sz w:val="20"/>
+                <w:szCs w:val="20"/>
+              </w:rPr>
+              <w:t xml:space="preserve">38 条未读；他的顶条「站内未读 (38)」</w:t>
+            </w:r>
+          </w:p>
+        </w:tc>
+      </w:tr>
+      <w:tr>
+        <w:trPr>
+          <w:cantSplit/>
+          <w:tblHeader w:val="off"/>
+        </w:trPr>
+        <w:tc>
+          <w:tcPr>
+            <w:tcW w:type="dxa" w:w="1168"/>
+            <w:tcBorders>
+              <w:top w:val="single" w:color="C9C3B4" w:sz="4"/>
+              <w:left w:val="single" w:color="C9C3B4" w:sz="4"/>
+              <w:bottom w:val="single" w:color="C9C3B4" w:sz="4"/>
+              <w:right w:val="single" w:color="C9C3B4" w:sz="4"/>
+            </w:tcBorders>
+            <w:tcMar>
+              <w:top w:type="dxa" w:w="80"/>
+              <w:left w:type="dxa" w:w="110"/>
+              <w:bottom w:type="dxa" w:w="80"/>
+              <w:right w:type="dxa" w:w="110"/>
+            </w:tcMar>
+            <w:vAlign w:val="center"/>
+          </w:tcPr>
+          <w:p>
+            <w:pPr>
+              <w:spacing w:after="30" w:before="30" w:line="300"/>
+            </w:pPr>
+            <w:r>
+              <w:rPr>
+                <w:rFonts w:ascii="Arial" w:eastAsia="Microsoft YaHei" w:hAnsi="Arial"/>
+                <w:b w:val="false"/>
+                <w:bCs w:val="false"/>
+                <w:sz w:val="20"/>
+                <w:szCs w:val="20"/>
+              </w:rPr>
+              <w:t xml:space="preserve">8</w:t>
+            </w:r>
+          </w:p>
+        </w:tc>
+        <w:tc>
+          <w:tcPr>
+            <w:tcW w:type="dxa" w:w="956"/>
+            <w:tcBorders>
+              <w:top w:val="single" w:color="C9C3B4" w:sz="4"/>
+              <w:left w:val="single" w:color="C9C3B4" w:sz="4"/>
+              <w:bottom w:val="single" w:color="C9C3B4" w:sz="4"/>
+              <w:right w:val="single" w:color="C9C3B4" w:sz="4"/>
+            </w:tcBorders>
+            <w:tcMar>
+              <w:top w:type="dxa" w:w="80"/>
+              <w:left w:type="dxa" w:w="110"/>
+              <w:bottom w:type="dxa" w:w="80"/>
+              <w:right w:type="dxa" w:w="110"/>
+            </w:tcMar>
+            <w:vAlign w:val="center"/>
+          </w:tcPr>
+          <w:p>
+            <w:pPr>
+              <w:spacing w:after="30" w:before="30" w:line="300"/>
+            </w:pPr>
+            <w:r>
+              <w:rPr>
+                <w:rFonts w:ascii="Arial" w:eastAsia="Microsoft YaHei" w:hAnsi="Arial"/>
+                <w:b w:val="false"/>
+                <w:bCs w:val="false"/>
+                <w:sz w:val="20"/>
+                <w:szCs w:val="20"/>
+              </w:rPr>
+              <w:t xml:space="preserve">贯穿十二章</w:t>
+            </w:r>
+          </w:p>
+        </w:tc>
+        <w:tc>
+          <w:tcPr>
+            <w:tcW w:type="dxa" w:w="6902"/>
+            <w:tcBorders>
+              <w:top w:val="single" w:color="C9C3B4" w:sz="4"/>
+              <w:left w:val="single" w:color="C9C3B4" w:sz="4"/>
+              <w:bottom w:val="single" w:color="C9C3B4" w:sz="4"/>
+              <w:right w:val="single" w:color="C9C3B4" w:sz="4"/>
+            </w:tcBorders>
+            <w:tcMar>
+              <w:top w:type="dxa" w:w="80"/>
+              <w:left w:type="dxa" w:w="110"/>
+              <w:bottom w:type="dxa" w:w="80"/>
+              <w:right w:type="dxa" w:w="110"/>
+            </w:tcMar>
+            <w:vAlign w:val="center"/>
+          </w:tcPr>
+          <w:p>
+            <w:pPr>
+              <w:spacing w:after="30" w:before="30" w:line="300"/>
+            </w:pPr>
+            <w:r>
+              <w:rPr>
+                <w:rFonts w:ascii="Arial" w:eastAsia="Microsoft YaHei" w:hAnsi="Arial"/>
+                <w:b w:val="false"/>
+                <w:bCs w:val="false"/>
+                <w:sz w:val="20"/>
+                <w:szCs w:val="20"/>
+              </w:rPr>
+              <w:t xml:space="preserve">摇签 8 次、蝴蝶帖点 8 次、第 8 页、第八楼、第 8 首歌、第 8 夜、第 8 张草稿、8 层面具——「所有开始都是同一天」</w:t>
+            </w:r>
+          </w:p>
+        </w:tc>
+      </w:tr>
+      <w:tr>
+        <w:trPr>
+          <w:cantSplit/>
+          <w:tblHeader w:val="off"/>
+        </w:trPr>
+        <w:tc>
+          <w:tcPr>
+            <w:tcW w:type="dxa" w:w="1168"/>
+            <w:tcBorders>
+              <w:top w:val="single" w:color="C9C3B4" w:sz="4"/>
+              <w:left w:val="single" w:color="C9C3B4" w:sz="4"/>
+              <w:bottom w:val="single" w:color="C9C3B4" w:sz="4"/>
+              <w:right w:val="single" w:color="C9C3B4" w:sz="4"/>
+            </w:tcBorders>
+            <w:tcMar>
+              <w:top w:type="dxa" w:w="80"/>
+              <w:left w:type="dxa" w:w="110"/>
+              <w:bottom w:type="dxa" w:w="80"/>
+              <w:right w:type="dxa" w:w="110"/>
+            </w:tcMar>
+            <w:vAlign w:val="center"/>
+          </w:tcPr>
+          <w:p>
+            <w:pPr>
+              <w:spacing w:after="30" w:before="30" w:line="300"/>
+            </w:pPr>
+            <w:r>
+              <w:rPr>
+                <w:rFonts w:ascii="Arial" w:eastAsia="Microsoft YaHei" w:hAnsi="Arial"/>
+                <w:b w:val="false"/>
+                <w:bCs w:val="false"/>
+                <w:sz w:val="20"/>
+                <w:szCs w:val="20"/>
+              </w:rPr>
+              <w:t xml:space="preserve">0808</w:t>
+            </w:r>
+          </w:p>
+        </w:tc>
+        <w:tc>
+          <w:tcPr>
+            <w:tcW w:type="dxa" w:w="956"/>
+            <w:tcBorders>
+              <w:top w:val="single" w:color="C9C3B4" w:sz="4"/>
+              <w:left w:val="single" w:color="C9C3B4" w:sz="4"/>
+              <w:bottom w:val="single" w:color="C9C3B4" w:sz="4"/>
+              <w:right w:val="single" w:color="C9C3B4" w:sz="4"/>
+            </w:tcBorders>
+            <w:tcMar>
+              <w:top w:type="dxa" w:w="80"/>
+              <w:left w:type="dxa" w:w="110"/>
+              <w:bottom w:type="dxa" w:w="80"/>
+              <w:right w:type="dxa" w:w="110"/>
+            </w:tcMar>
+            <w:vAlign w:val="center"/>
+          </w:tcPr>
+          <w:p>
+            <w:pPr>
+              <w:spacing w:after="30" w:before="30" w:line="300"/>
+            </w:pPr>
+            <w:r>
+              <w:rPr>
+                <w:rFonts w:ascii="Arial" w:eastAsia="Microsoft YaHei" w:hAnsi="Arial"/>
+                <w:b w:val="false"/>
+                <w:bCs w:val="false"/>
+                <w:sz w:val="20"/>
+                <w:szCs w:val="20"/>
+              </w:rPr>
+              <w:t xml:space="preserve">echo8 上上签</w:t>
+            </w:r>
+          </w:p>
+        </w:tc>
+        <w:tc>
+          <w:tcPr>
+            <w:tcW w:type="dxa" w:w="6902"/>
+            <w:tcBorders>
+              <w:top w:val="single" w:color="C9C3B4" w:sz="4"/>
+              <w:left w:val="single" w:color="C9C3B4" w:sz="4"/>
+              <w:bottom w:val="single" w:color="C9C3B4" w:sz="4"/>
+              <w:right w:val="single" w:color="C9C3B4" w:sz="4"/>
+            </w:tcBorders>
+            <w:tcMar>
+              <w:top w:type="dxa" w:w="80"/>
+              <w:left w:type="dxa" w:w="110"/>
+              <w:bottom w:type="dxa" w:w="80"/>
+              <w:right w:type="dxa" w:w="110"/>
+            </w:tcMar>
+            <w:vAlign w:val="center"/>
+          </w:tcPr>
+          <w:p>
+            <w:pPr>
+              <w:spacing w:after="30" w:before="30" w:line="300"/>
+            </w:pPr>
+            <w:r>
+              <w:rPr>
+                <w:rFonts w:ascii="Arial" w:eastAsia="Microsoft YaHei" w:hAnsi="Arial"/>
+                <w:b w:val="false"/>
+                <w:bCs w:val="false"/>
+                <w:sz w:val="20"/>
+                <w:szCs w:val="20"/>
+              </w:rPr>
+              <w:t xml:space="preserve">相册、echo8、医院病历的密码；拨号倒放 82563</w:t>
+            </w:r>
+          </w:p>
+        </w:tc>
+      </w:tr>
+      <w:tr>
+        <w:trPr>
+          <w:cantSplit/>
+          <w:tblHeader w:val="off"/>
+        </w:trPr>
+        <w:tc>
+          <w:tcPr>
+            <w:tcW w:type="dxa" w:w="1168"/>
+            <w:tcBorders>
+              <w:top w:val="single" w:color="C9C3B4" w:sz="4"/>
+              <w:left w:val="single" w:color="C9C3B4" w:sz="4"/>
+              <w:bottom w:val="single" w:color="C9C3B4" w:sz="4"/>
+              <w:right w:val="single" w:color="C9C3B4" w:sz="4"/>
+            </w:tcBorders>
+            <w:tcMar>
+              <w:top w:type="dxa" w:w="80"/>
+              <w:left w:type="dxa" w:w="110"/>
+              <w:bottom w:type="dxa" w:w="80"/>
+              <w:right w:type="dxa" w:w="110"/>
+            </w:tcMar>
+            <w:vAlign w:val="center"/>
+          </w:tcPr>
+          <w:p>
+            <w:pPr>
+              <w:spacing w:after="30" w:before="30" w:line="300"/>
+            </w:pPr>
+            <w:r>
+              <w:rPr>
+                <w:rFonts w:ascii="Arial" w:eastAsia="Microsoft YaHei" w:hAnsi="Arial"/>
+                <w:b w:val="false"/>
+                <w:bCs w:val="false"/>
+                <w:sz w:val="20"/>
+                <w:szCs w:val="20"/>
+              </w:rPr>
+              <w:t xml:space="preserve">亥时三刻（21:45）</w:t>
+            </w:r>
+          </w:p>
+        </w:tc>
+        <w:tc>
+          <w:tcPr>
+            <w:tcW w:type="dxa" w:w="956"/>
+            <w:tcBorders>
+              <w:top w:val="single" w:color="C9C3B4" w:sz="4"/>
+              <w:left w:val="single" w:color="C9C3B4" w:sz="4"/>
+              <w:bottom w:val="single" w:color="C9C3B4" w:sz="4"/>
+              <w:right w:val="single" w:color="C9C3B4" w:sz="4"/>
+            </w:tcBorders>
+            <w:tcMar>
+              <w:top w:type="dxa" w:w="80"/>
+              <w:left w:type="dxa" w:w="110"/>
+              <w:bottom w:type="dxa" w:w="80"/>
+              <w:right w:type="dxa" w:w="110"/>
+            </w:tcMar>
+            <w:vAlign w:val="center"/>
+          </w:tcPr>
+          <w:p>
+            <w:pPr>
+              <w:spacing w:after="30" w:before="30" w:line="300"/>
+            </w:pPr>
+            <w:r>
+              <w:rPr>
+                <w:rFonts w:ascii="Arial" w:eastAsia="Microsoft YaHei" w:hAnsi="Arial"/>
+                <w:b w:val="false"/>
+                <w:bCs w:val="false"/>
+                <w:sz w:val="20"/>
+                <w:szCs w:val="20"/>
+              </w:rPr>
+              <w:t xml:space="preserve">香炉纸条</w:t>
+            </w:r>
+          </w:p>
+        </w:tc>
+        <w:tc>
+          <w:tcPr>
+            <w:tcW w:type="dxa" w:w="6902"/>
+            <w:tcBorders>
+              <w:top w:val="single" w:color="C9C3B4" w:sz="4"/>
+              <w:left w:val="single" w:color="C9C3B4" w:sz="4"/>
+              <w:bottom w:val="single" w:color="C9C3B4" w:sz="4"/>
+              <w:right w:val="single" w:color="C9C3B4" w:sz="4"/>
+            </w:tcBorders>
+            <w:tcMar>
+              <w:top w:type="dxa" w:w="80"/>
+              <w:left w:type="dxa" w:w="110"/>
+              <w:bottom w:type="dxa" w:w="80"/>
+              <w:right w:type="dxa" w:w="110"/>
+            </w:tcMar>
+            <w:vAlign w:val="center"/>
+          </w:tcPr>
+          <w:p>
+            <w:pPr>
+              <w:spacing w:after="30" w:before="30" w:line="300"/>
+            </w:pPr>
+            <w:r>
+              <w:rPr>
+                <w:rFonts w:ascii="Arial" w:eastAsia="Microsoft YaHei" w:hAnsi="Arial"/>
+                <w:b w:val="false"/>
+                <w:bCs w:val="false"/>
+                <w:sz w:val="20"/>
+                <w:szCs w:val="20"/>
+              </w:rPr>
+              <w:t xml:space="preserve">forum 第 8 页答案；music 藏头「亥时三刻倒影自渡」「他在第八茶室等你」</w:t>
+            </w:r>
+          </w:p>
+        </w:tc>
+      </w:tr>
+      <w:tr>
+        <w:trPr>
+          <w:cantSplit/>
+          <w:tblHeader w:val="off"/>
+        </w:trPr>
+        <w:tc>
+          <w:tcPr>
+            <w:tcW w:type="dxa" w:w="1168"/>
+            <w:tcBorders>
+              <w:top w:val="single" w:color="C9C3B4" w:sz="4"/>
+              <w:left w:val="single" w:color="C9C3B4" w:sz="4"/>
+              <w:bottom w:val="single" w:color="C9C3B4" w:sz="4"/>
+              <w:right w:val="single" w:color="C9C3B4" w:sz="4"/>
+            </w:tcBorders>
+            <w:tcMar>
+              <w:top w:type="dxa" w:w="80"/>
+              <w:left w:type="dxa" w:w="110"/>
+              <w:bottom w:type="dxa" w:w="80"/>
+              <w:right w:type="dxa" w:w="110"/>
+            </w:tcMar>
+            <w:vAlign w:val="center"/>
+          </w:tcPr>
+          <w:p>
+            <w:pPr>
+              <w:spacing w:after="30" w:before="30" w:line="300"/>
+            </w:pPr>
+            <w:r>
+              <w:rPr>
+                <w:rFonts w:ascii="Arial" w:eastAsia="Microsoft YaHei" w:hAnsi="Arial"/>
+                <w:b w:val="false"/>
+                <w:bCs w:val="false"/>
+                <w:sz w:val="20"/>
+                <w:szCs w:val="20"/>
+              </w:rPr>
+              <w:t xml:space="preserve">白蝶</w:t>
+            </w:r>
+          </w:p>
+        </w:tc>
+        <w:tc>
+          <w:tcPr>
+            <w:tcW w:type="dxa" w:w="956"/>
+            <w:tcBorders>
+              <w:top w:val="single" w:color="C9C3B4" w:sz="4"/>
+              <w:left w:val="single" w:color="C9C3B4" w:sz="4"/>
+              <w:bottom w:val="single" w:color="C9C3B4" w:sz="4"/>
+              <w:right w:val="single" w:color="C9C3B4" w:sz="4"/>
+            </w:tcBorders>
+            <w:tcMar>
+              <w:top w:type="dxa" w:w="80"/>
+              <w:left w:type="dxa" w:w="110"/>
+              <w:bottom w:type="dxa" w:w="80"/>
+              <w:right w:type="dxa" w:w="110"/>
+            </w:tcMar>
+            <w:vAlign w:val="center"/>
+          </w:tcPr>
+          <w:p>
+            <w:pPr>
+              <w:spacing w:after="30" w:before="30" w:line="300"/>
+            </w:pPr>
+            <w:r>
+              <w:rPr>
+                <w:rFonts w:ascii="Arial" w:eastAsia="Microsoft YaHei" w:hAnsi="Arial"/>
+                <w:b w:val="false"/>
+                <w:bCs w:val="false"/>
+                <w:sz w:val="20"/>
+                <w:szCs w:val="20"/>
+              </w:rPr>
+              <w:t xml:space="preserve">观门钥匙</w:t>
+            </w:r>
+          </w:p>
+        </w:tc>
+        <w:tc>
+          <w:tcPr>
+            <w:tcW w:type="dxa" w:w="6902"/>
+            <w:tcBorders>
+              <w:top w:val="single" w:color="C9C3B4" w:sz="4"/>
+              <w:left w:val="single" w:color="C9C3B4" w:sz="4"/>
+              <w:bottom w:val="single" w:color="C9C3B4" w:sz="4"/>
+              <w:right w:val="single" w:color="C9C3B4" w:sz="4"/>
+            </w:tcBorders>
+            <w:tcMar>
+              <w:top w:type="dxa" w:w="80"/>
+              <w:left w:type="dxa" w:w="110"/>
+              <w:bottom w:type="dxa" w:w="80"/>
+              <w:right w:type="dxa" w:w="110"/>
+            </w:tcMar>
+            <w:vAlign w:val="center"/>
+          </w:tcPr>
+          <w:p>
+            <w:pPr>
+              <w:spacing w:after="30" w:before="30" w:line="300"/>
+            </w:pPr>
+            <w:r>
+              <w:rPr>
+                <w:rFonts w:ascii="Arial" w:eastAsia="Microsoft YaHei" w:hAnsi="Arial"/>
+                <w:b w:val="false"/>
+                <w:bCs w:val="false"/>
+                <w:sz w:val="20"/>
+                <w:szCs w:val="20"/>
+              </w:rPr>
+              <w:t xml:space="preserve">「白蝶为钥」；坏结局里它替黑屏收尾——它是他留下的记号，不是威胁</w:t>
+            </w:r>
+          </w:p>
+        </w:tc>
+      </w:tr>
+      <w:tr>
+        <w:trPr>
+          <w:cantSplit/>
+          <w:tblHeader w:val="off"/>
+        </w:trPr>
+        <w:tc>
+          <w:tcPr>
+            <w:tcW w:type="dxa" w:w="1168"/>
+            <w:tcBorders>
+              <w:top w:val="single" w:color="C9C3B4" w:sz="4"/>
+              <w:left w:val="single" w:color="C9C3B4" w:sz="4"/>
+              <w:bottom w:val="single" w:color="C9C3B4" w:sz="4"/>
+              <w:right w:val="single" w:color="C9C3B4" w:sz="4"/>
+            </w:tcBorders>
+            <w:tcMar>
+              <w:top w:type="dxa" w:w="80"/>
+              <w:left w:type="dxa" w:w="110"/>
+              <w:bottom w:type="dxa" w:w="80"/>
+              <w:right w:type="dxa" w:w="110"/>
+            </w:tcMar>
+            <w:vAlign w:val="center"/>
+          </w:tcPr>
+          <w:p>
+            <w:pPr>
+              <w:spacing w:after="30" w:before="30" w:line="300"/>
+            </w:pPr>
+            <w:r>
+              <w:rPr>
+                <w:rFonts w:ascii="Arial" w:eastAsia="Microsoft YaHei" w:hAnsi="Arial"/>
+                <w:b w:val="false"/>
+                <w:bCs w:val="false"/>
+                <w:sz w:val="20"/>
+                <w:szCs w:val="20"/>
+              </w:rPr>
+              <w:t xml:space="preserve">80808</w:t>
+            </w:r>
+          </w:p>
+        </w:tc>
+        <w:tc>
+          <w:tcPr>
+            <w:tcW w:type="dxa" w:w="956"/>
+            <w:tcBorders>
+              <w:top w:val="single" w:color="C9C3B4" w:sz="4"/>
+              <w:left w:val="single" w:color="C9C3B4" w:sz="4"/>
+              <w:bottom w:val="single" w:color="C9C3B4" w:sz="4"/>
+              <w:right w:val="single" w:color="C9C3B4" w:sz="4"/>
+            </w:tcBorders>
+            <w:tcMar>
+              <w:top w:type="dxa" w:w="80"/>
+              <w:left w:type="dxa" w:w="110"/>
+              <w:bottom w:type="dxa" w:w="80"/>
+              <w:right w:type="dxa" w:w="110"/>
+            </w:tcMar>
+            <w:vAlign w:val="center"/>
+          </w:tcPr>
+          <w:p>
+            <w:pPr>
+              <w:spacing w:after="30" w:before="30" w:line="300"/>
+            </w:pPr>
+            <w:r>
+              <w:rPr>
+                <w:rFonts w:ascii="Arial" w:eastAsia="Microsoft YaHei" w:hAnsi="Arial"/>
+                <w:b w:val="false"/>
+                <w:bCs w:val="false"/>
+                <w:sz w:val="20"/>
+                <w:szCs w:val="20"/>
+              </w:rPr>
+              <w:t xml:space="preserve">第 6 章总账</w:t>
+            </w:r>
+          </w:p>
+        </w:tc>
+        <w:tc>
+          <w:tcPr>
+            <w:tcW w:type="dxa" w:w="6902"/>
+            <w:tcBorders>
+              <w:top w:val="single" w:color="C9C3B4" w:sz="4"/>
+              <w:left w:val="single" w:color="C9C3B4" w:sz="4"/>
+              <w:bottom w:val="single" w:color="C9C3B4" w:sz="4"/>
+              <w:right w:val="single" w:color="C9C3B4" w:sz="4"/>
+            </w:tcBorders>
+            <w:tcMar>
+              <w:top w:type="dxa" w:w="80"/>
+              <w:left w:type="dxa" w:w="110"/>
+              <w:bottom w:type="dxa" w:w="80"/>
+              <w:right w:type="dxa" w:w="110"/>
+            </w:tcMar>
+            <w:vAlign w:val="center"/>
+          </w:tcPr>
+          <w:p>
+            <w:pPr>
+              <w:spacing w:after="30" w:before="30" w:line="300"/>
+            </w:pPr>
+            <w:r>
+              <w:rPr>
+                <w:rFonts w:ascii="Arial" w:eastAsia="Microsoft YaHei" w:hAnsi="Arial"/>
+                <w:b w:val="false"/>
+                <w:bCs w:val="false"/>
+                <w:sz w:val="20"/>
+                <w:szCs w:val="20"/>
+              </w:rPr>
+              <w:t xml:space="preserve">「这个数不是钱。是八年，按天记的」</w:t>
+            </w:r>
+          </w:p>
+        </w:tc>
+      </w:tr>
+      <w:tr>
+        <w:trPr>
+          <w:cantSplit/>
+          <w:tblHeader w:val="off"/>
+        </w:trPr>
+        <w:tc>
+          <w:tcPr>
+            <w:tcW w:type="dxa" w:w="1168"/>
+            <w:tcBorders>
+              <w:top w:val="single" w:color="C9C3B4" w:sz="4"/>
+              <w:left w:val="single" w:color="C9C3B4" w:sz="4"/>
+              <w:bottom w:val="single" w:color="C9C3B4" w:sz="4"/>
+              <w:right w:val="single" w:color="C9C3B4" w:sz="4"/>
+            </w:tcBorders>
+            <w:tcMar>
+              <w:top w:type="dxa" w:w="80"/>
+              <w:left w:type="dxa" w:w="110"/>
+              <w:bottom w:type="dxa" w:w="80"/>
+              <w:right w:type="dxa" w:w="110"/>
+            </w:tcMar>
+            <w:vAlign w:val="center"/>
+          </w:tcPr>
+          <w:p>
+            <w:pPr>
+              <w:spacing w:after="30" w:before="30" w:line="300"/>
+            </w:pPr>
+            <w:r>
+              <w:rPr>
+                <w:rFonts w:ascii="Arial" w:eastAsia="Microsoft YaHei" w:hAnsi="Arial"/>
+                <w:b w:val="false"/>
+                <w:bCs w:val="false"/>
+                <w:sz w:val="20"/>
+                <w:szCs w:val="20"/>
+              </w:rPr>
+              <w:t xml:space="preserve">2920</w:t>
+            </w:r>
+          </w:p>
+        </w:tc>
+        <w:tc>
+          <w:tcPr>
+            <w:tcW w:type="dxa" w:w="956"/>
+            <w:tcBorders>
+              <w:top w:val="single" w:color="C9C3B4" w:sz="4"/>
+              <w:left w:val="single" w:color="C9C3B4" w:sz="4"/>
+              <w:bottom w:val="single" w:color="C9C3B4" w:sz="4"/>
+              <w:right w:val="single" w:color="C9C3B4" w:sz="4"/>
+            </w:tcBorders>
+            <w:tcMar>
+              <w:top w:type="dxa" w:w="80"/>
+              <w:left w:type="dxa" w:w="110"/>
+              <w:bottom w:type="dxa" w:w="80"/>
+              <w:right w:type="dxa" w:w="110"/>
+            </w:tcMar>
+            <w:vAlign w:val="center"/>
+          </w:tcPr>
+          <w:p>
+            <w:pPr>
+              <w:spacing w:after="30" w:before="30" w:line="300"/>
+            </w:pPr>
+            <w:r>
+              <w:rPr>
+                <w:rFonts w:ascii="Arial" w:eastAsia="Microsoft YaHei" w:hAnsi="Arial"/>
+                <w:b w:val="false"/>
+                <w:bCs w:val="false"/>
+                <w:sz w:val="20"/>
+                <w:szCs w:val="20"/>
+              </w:rPr>
+              <w:t xml:space="preserve">第 10 章草稿</w:t>
+            </w:r>
+          </w:p>
+        </w:tc>
+        <w:tc>
+          <w:tcPr>
+            <w:tcW w:type="dxa" w:w="6902"/>
+            <w:tcBorders>
+              <w:top w:val="single" w:color="C9C3B4" w:sz="4"/>
+              <w:left w:val="single" w:color="C9C3B4" w:sz="4"/>
+              <w:bottom w:val="single" w:color="C9C3B4" w:sz="4"/>
+              <w:right w:val="single" w:color="C9C3B4" w:sz="4"/>
+            </w:tcBorders>
+            <w:tcMar>
+              <w:top w:type="dxa" w:w="80"/>
+              <w:left w:type="dxa" w:w="110"/>
+              <w:bottom w:type="dxa" w:w="80"/>
+              <w:right w:type="dxa" w:w="110"/>
+            </w:tcMar>
+            <w:vAlign w:val="center"/>
+          </w:tcPr>
+          <w:p>
+            <w:pPr>
+              <w:spacing w:after="30" w:before="30" w:line="300"/>
+            </w:pPr>
+            <w:r>
+              <w:rPr>
+                <w:rFonts w:ascii="Arial" w:eastAsia="Microsoft YaHei" w:hAnsi="Arial"/>
+                <w:b w:val="false"/>
+                <w:bCs w:val="false"/>
+                <w:sz w:val="20"/>
+                <w:szCs w:val="20"/>
+              </w:rPr>
+              <w:t xml:space="preserve">2920 天 = 整整八年，那条草稿比相册里所有照片都旧</w:t>
+            </w:r>
+          </w:p>
+        </w:tc>
+      </w:tr>
+      <w:tr>
+        <w:trPr>
+          <w:cantSplit/>
+          <w:tblHeader w:val="off"/>
+        </w:trPr>
+        <w:tc>
+          <w:tcPr>
+            <w:tcW w:type="dxa" w:w="1168"/>
+            <w:tcBorders>
+              <w:top w:val="single" w:color="C9C3B4" w:sz="4"/>
+              <w:left w:val="single" w:color="C9C3B4" w:sz="4"/>
+              <w:bottom w:val="single" w:color="C9C3B4" w:sz="4"/>
+              <w:right w:val="single" w:color="C9C3B4" w:sz="4"/>
+            </w:tcBorders>
+            <w:tcMar>
+              <w:top w:type="dxa" w:w="80"/>
+              <w:left w:type="dxa" w:w="110"/>
+              <w:bottom w:type="dxa" w:w="80"/>
+              <w:right w:type="dxa" w:w="110"/>
+            </w:tcMar>
+            <w:vAlign w:val="center"/>
+          </w:tcPr>
+          <w:p>
+            <w:pPr>
+              <w:spacing w:after="30" w:before="30" w:line="300"/>
+            </w:pPr>
+            <w:r>
+              <w:rPr>
+                <w:rFonts w:ascii="Arial" w:eastAsia="Microsoft YaHei" w:hAnsi="Arial"/>
+                <w:b w:val="false"/>
+                <w:bCs w:val="false"/>
+                <w:sz w:val="20"/>
+                <w:szCs w:val="20"/>
+              </w:rPr>
+              <w:t xml:space="preserve">闻笛</w:t>
+            </w:r>
+          </w:p>
+        </w:tc>
+        <w:tc>
+          <w:tcPr>
+            <w:tcW w:type="dxa" w:w="956"/>
+            <w:tcBorders>
+              <w:top w:val="single" w:color="C9C3B4" w:sz="4"/>
+              <w:left w:val="single" w:color="C9C3B4" w:sz="4"/>
+              <w:bottom w:val="single" w:color="C9C3B4" w:sz="4"/>
+              <w:right w:val="single" w:color="C9C3B4" w:sz="4"/>
+            </w:tcBorders>
+            <w:tcMar>
+              <w:top w:type="dxa" w:w="80"/>
+              <w:left w:type="dxa" w:w="110"/>
+              <w:bottom w:type="dxa" w:w="80"/>
+              <w:right w:type="dxa" w:w="110"/>
+            </w:tcMar>
+            <w:vAlign w:val="center"/>
+          </w:tcPr>
+          <w:p>
+            <w:pPr>
+              <w:spacing w:after="30" w:before="30" w:line="300"/>
+            </w:pPr>
+            <w:r>
+              <w:rPr>
+                <w:rFonts w:ascii="Arial" w:eastAsia="Microsoft YaHei" w:hAnsi="Arial"/>
+                <w:b w:val="false"/>
+                <w:bCs w:val="false"/>
+                <w:sz w:val="20"/>
+                <w:szCs w:val="20"/>
+              </w:rPr>
+              <w:t xml:space="preserve">hisview</w:t>
+            </w:r>
+          </w:p>
+        </w:tc>
+        <w:tc>
+          <w:tcPr>
+            <w:tcW w:type="dxa" w:w="6902"/>
+            <w:tcBorders>
+              <w:top w:val="single" w:color="C9C3B4" w:sz="4"/>
+              <w:left w:val="single" w:color="C9C3B4" w:sz="4"/>
+              <w:bottom w:val="single" w:color="C9C3B4" w:sz="4"/>
+              <w:right w:val="single" w:color="C9C3B4" w:sz="4"/>
+            </w:tcBorders>
+            <w:tcMar>
+              <w:top w:type="dxa" w:w="80"/>
+              <w:left w:type="dxa" w:w="110"/>
+              <w:bottom w:type="dxa" w:w="80"/>
+              <w:right w:type="dxa" w:w="110"/>
+            </w:tcMar>
+            <w:vAlign w:val="center"/>
+          </w:tcPr>
+          <w:p>
+            <w:pPr>
+              <w:spacing w:after="30" w:before="30" w:line="300"/>
+            </w:pPr>
+            <w:r>
+              <w:rPr>
+                <w:rFonts w:ascii="Arial" w:eastAsia="Microsoft YaHei" w:hAnsi="Arial"/>
+                <w:b w:val="false"/>
+                <w:bCs w:val="false"/>
+                <w:sz w:val="20"/>
+                <w:szCs w:val="20"/>
+              </w:rPr>
+              <w:t xml:space="preserve">你在他手机里的备注；他在你手机里连备注都没有</w:t>
+            </w:r>
+          </w:p>
+        </w:tc>
+      </w:tr>
+    </w:tbl>
+    <w:p>
+      <w:pPr>
+        <w:spacing w:after="140"/>
+      </w:pPr>
+      <w:r>
+        <w:rPr>
+          <w:sz w:val="2"/>
+          <w:szCs w:val="2"/>
+        </w:rPr>
+        <w:t xml:space="preserve"/>
+      </w:r>
+    </w:p>
+    <w:p>
+      <w:pPr>
+        <w:pStyle w:val="Heading3"/>
+        <w:spacing w:after="120" w:before="240"/>
+        <w:jc w:val="left"/>
+      </w:pPr>
+      <w:r>
+        <w:rPr>
+          <w:rFonts w:ascii="Arial" w:eastAsia="Microsoft YaHei" w:hAnsi="Arial"/>
+          <w:b w:val="false"/>
+          <w:bCs w:val="false"/>
+          <w:sz w:val="23"/>
+          <w:szCs w:val="23"/>
+        </w:rPr>
+        <w:t xml:space="preserve">19.5 结局解读</w:t>
+      </w:r>
+    </w:p>
+    <w:p>
+      <w:pPr>
+        <w:pStyle w:val="ListParagraph"/>
+        <w:numPr>
+          <w:ilvl w:val="0"/>
+          <w:numId w:val="2"/>
+        </w:numPr>
+        <w:spacing w:after="20" w:before="20" w:line="320"/>
+      </w:pPr>
+      <w:r>
+        <w:rPr>
+          <w:rFonts w:ascii="Arial" w:eastAsia="Microsoft YaHei" w:hAnsi="Arial"/>
+          <w:b/>
+          <w:bCs/>
+          <w:sz w:val="21"/>
+          <w:szCs w:val="21"/>
+        </w:rPr>
+        <w:t xml:space="preserve">「顺其自然」为什么永远错</w:t>
+      </w:r>
+      <w:r>
+        <w:rPr>
+          <w:rFonts w:ascii="Arial" w:eastAsia="Microsoft YaHei" w:hAnsi="Arial"/>
+          <w:b w:val="false"/>
+          <w:bCs w:val="false"/>
+          <w:sz w:val="21"/>
+          <w:szCs w:val="21"/>
+        </w:rPr>
+        <w:t xml:space="preserve">：它不是密码。这是八年里每次都替代真话出口的那句敷衍——靠说这句话，永远到不了。游戏用「错误」逼你停下来，去看已读记录：空白回车才是正解，沉默也是回应，已读就是回答。</w:t>
+      </w:r>
+    </w:p>
+    <w:p>
+      <w:pPr>
+        <w:pStyle w:val="ListParagraph"/>
+        <w:numPr>
+          <w:ilvl w:val="0"/>
+          <w:numId w:val="2"/>
+        </w:numPr>
+        <w:spacing w:after="20" w:before="20" w:line="320"/>
+      </w:pPr>
+      <w:r>
+        <w:rPr>
+          <w:rFonts w:ascii="Arial" w:eastAsia="Microsoft YaHei" w:hAnsi="Arial"/>
+          <w:b/>
+          <w:bCs/>
+          <w:sz w:val="21"/>
+          <w:szCs w:val="21"/>
+        </w:rPr>
+        <w:t xml:space="preserve">先渡自己（第 4 章正解）</w:t>
+      </w:r>
+      <w:r>
+        <w:rPr>
+          <w:rFonts w:ascii="Arial" w:eastAsia="Microsoft YaHei" w:hAnsi="Arial"/>
+          <w:b w:val="false"/>
+          <w:bCs w:val="false"/>
+          <w:sz w:val="21"/>
+          <w:szCs w:val="21"/>
+        </w:rPr>
+        <w:t xml:space="preserve">：香炉纸条写的是「亥时，倒影自渡」。倒影就是你自己——别人渡不了你，「渡我」只会无限循环，先渡自己才走得出去。</w:t>
+      </w:r>
+    </w:p>
+    <w:p>
+      <w:pPr>
+        <w:pStyle w:val="ListParagraph"/>
+        <w:numPr>
+          <w:ilvl w:val="0"/>
+          <w:numId w:val="2"/>
+        </w:numPr>
+        <w:spacing w:after="20" w:before="20" w:line="320"/>
+      </w:pPr>
+      <w:r>
+        <w:rPr>
+          <w:rFonts w:ascii="Arial" w:eastAsia="Microsoft YaHei" w:hAnsi="Arial"/>
+          <w:b/>
+          <w:bCs/>
+          <w:sz w:val="21"/>
+          <w:szCs w:val="21"/>
+        </w:rPr>
+        <w:t xml:space="preserve">你逃不掉（茶室坏结局）</w:t>
+      </w:r>
+      <w:r>
+        <w:rPr>
+          <w:rFonts w:ascii="Arial" w:eastAsia="Microsoft YaHei" w:hAnsi="Arial"/>
+          <w:b w:val="false"/>
+          <w:bCs w:val="false"/>
+          <w:sz w:val="21"/>
+          <w:szCs w:val="21"/>
+        </w:rPr>
+        <w:t xml:space="preserve">：连点「亥时三刻」三次，用窥探的方式接近他，得到的是黑屏和一只飞过的白蝶。</w:t>
+      </w:r>
+    </w:p>
+    <w:p>
+      <w:pPr>
+        <w:pStyle w:val="ListParagraph"/>
+        <w:numPr>
+          <w:ilvl w:val="0"/>
+          <w:numId w:val="2"/>
+        </w:numPr>
+        <w:spacing w:after="20" w:before="20" w:line="320"/>
+      </w:pPr>
+      <w:r>
+        <w:rPr>
+          <w:rFonts w:ascii="Arial" w:eastAsia="Microsoft YaHei" w:hAnsi="Arial"/>
+          <w:b/>
+          <w:bCs/>
+          <w:sz w:val="21"/>
+          <w:szCs w:val="21"/>
+        </w:rPr>
+        <w:t xml:space="preserve">病历上那道题（第 10 章 → 终章）</w:t>
+      </w:r>
+      <w:r>
+        <w:rPr>
+          <w:rFonts w:ascii="Arial" w:eastAsia="Microsoft YaHei" w:hAnsi="Arial"/>
+          <w:b w:val="false"/>
+          <w:bCs w:val="false"/>
+          <w:sz w:val="21"/>
+          <w:szCs w:val="21"/>
+        </w:rPr>
+        <w:t xml:space="preserve">：医院病历查询 0808，最后一页那道没人答上来的题是「算好吗？」——「他其实早就答过了。他没有失约。他只是把约会地点，改成了这里。」</w:t>
+      </w:r>
+    </w:p>
+    <w:p>
+      <w:pPr>
+        <w:pStyle w:val="ListParagraph"/>
+        <w:numPr>
+          <w:ilvl w:val="0"/>
+          <w:numId w:val="2"/>
+        </w:numPr>
+        <w:spacing w:after="20" w:before="20" w:line="320"/>
+      </w:pPr>
+      <w:r>
+        <w:rPr>
+          <w:rFonts w:ascii="Arial" w:eastAsia="Microsoft YaHei" w:hAnsi="Arial"/>
+          <w:b/>
+          <w:bCs/>
+          <w:sz w:val="21"/>
+          <w:szCs w:val="21"/>
+        </w:rPr>
+        <w:t xml:space="preserve">第八日（通关后）</w:t>
+      </w:r>
+      <w:r>
+        <w:rPr>
+          <w:rFonts w:ascii="Arial" w:eastAsia="Microsoft YaHei" w:hAnsi="Arial"/>
+          <w:b w:val="false"/>
+          <w:bCs w:val="false"/>
+          <w:sz w:val="21"/>
+          <w:szCs w:val="21"/>
+        </w:rPr>
+        <w:t xml:space="preserve">：第 2 章重进聊天，八年前停住的那句话，终于有了回复。第八日是循环外的那一天——你把 38 条读完，他把它回上，八年结束。</w:t>
+      </w:r>
+    </w:p>
+    <w:p>
+      <w:pPr>
+        <w:pBdr>
+          <w:bottom w:val="single" w:color="D8D2C2" w:sz="6" w:space="4"/>
+        </w:pBdr>
+        <w:spacing w:after="200" w:before="60"/>
+      </w:pPr>
+      <w:r>
+        <w:rPr>
+          <w:sz w:val="2"/>
+          <w:szCs w:val="2"/>
+        </w:rPr>
+        <w:t xml:space="preserve"/>
+      </w:r>
+    </w:p>
+    <w:p>
+      <w:pPr>
+        <w:pStyle w:val="Heading2"/>
+        <w:spacing w:after="160" w:before="360"/>
+        <w:jc w:val="left"/>
+      </w:pPr>
+      <w:r>
+        <w:rPr>
+          <w:rFonts w:ascii="Arial" w:eastAsia="Microsoft YaHei" w:hAnsi="Arial"/>
+          <w:b w:val="false"/>
+          <w:bCs w:val="false"/>
+          <w:sz w:val="28"/>
+          <w:szCs w:val="28"/>
+        </w:rPr>
+        <w:t xml:space="preserve">20. 结局说明</w:t>
       </w:r>
     </w:p>
     <w:p>

--- a/大吉-完整攻略.docx
+++ b/大吉-完整攻略.docx
@@ -2,68 +2,6 @@
 <file path=word/document.xml><?xml version="1.0" encoding="utf-8"?>
 <w:document xmlns:wpc="http://schemas.microsoft.com/office/word/2010/wordprocessingCanvas" xmlns:mc="http://schemas.openxmlformats.org/markup-compatibility/2006" xmlns:o="urn:schemas-microsoft-com:office:office" xmlns:r="http://schemas.openxmlformats.org/officeDocument/2006/relationships" xmlns:m="http://schemas.openxmlformats.org/officeDocument/2006/math" xmlns:v="urn:schemas-microsoft-com:vml" xmlns:wp14="http://schemas.microsoft.com/office/word/2010/wordprocessingDrawing" xmlns:wp="http://schemas.openxmlformats.org/drawingml/2006/wordprocessingDrawing" xmlns:w10="urn:schemas-microsoft-com:office:word" xmlns:w="http://schemas.openxmlformats.org/wordprocessingml/2006/main" xmlns:w14="http://schemas.microsoft.com/office/word/2010/wordml" xmlns:w15="http://schemas.microsoft.com/office/word/2012/wordml" xmlns:wpg="http://schemas.microsoft.com/office/word/2010/wordprocessingGroup" xmlns:wpi="http://schemas.microsoft.com/office/word/2010/wordprocessingInk" xmlns:wne="http://schemas.microsoft.com/office/word/2006/wordml" xmlns:wps="http://schemas.microsoft.com/office/word/2010/wordprocessingShape" xmlns:cx="http://schemas.microsoft.com/office/drawing/2014/chartex" xmlns:cx1="http://schemas.microsoft.com/office/drawing/2015/9/8/chartex" xmlns:cx2="http://schemas.microsoft.com/office/drawing/2015/10/21/chartex" xmlns:cx3="http://schemas.microsoft.com/office/drawing/2016/5/9/chartex" xmlns:cx4="http://schemas.microsoft.com/office/drawing/2016/5/10/chartex" xmlns:cx5="http://schemas.microsoft.com/office/drawing/2016/5/11/chartex" xmlns:cx6="http://schemas.microsoft.com/office/drawing/2016/5/12/chartex" xmlns:cx7="http://schemas.microsoft.com/office/drawing/2016/5/13/chartex" xmlns:cx8="http://schemas.microsoft.com/office/drawing/2016/5/14/chartex" xmlns:aink="http://schemas.microsoft.com/office/drawing/2016/ink" xmlns:am3d="http://schemas.microsoft.com/office/drawing/2017/model3d" xmlns:w16cex="http://schemas.microsoft.com/office/word/2018/wordml/cex" xmlns:w16cid="http://schemas.microsoft.com/office/word/2016/wordml/cid" xmlns:w16="http://schemas.microsoft.com/office/word/2018/wordml" xmlns:w16sdtdh="http://schemas.microsoft.com/office/word/2020/wordml/sdtdatahash" xmlns:w16se="http://schemas.microsoft.com/office/word/2015/wordml/symex" mc:Ignorable="w14 w15 wp14">
   <w:body>
-    <w:p>
-      <w:r>
-        <w:rPr>
-          <w:noProof/>
-        </w:rPr>
-        <w:drawing>
-          <wp:inline xmlns:wp="http://schemas.openxmlformats.org/drawingml/2006/wordprocessingDrawing" distT="0" distB="0" distL="0" distR="0">
-            <wp:extent cx="2400000" cy="380000"/>
-            <wp:docPr id="1" name="AILabel"/>
-            <a:graphic xmlns:a="http://schemas.openxmlformats.org/drawingml/2006/main">
-              <a:graphicData uri="http://schemas.microsoft.com/office/word/2010/wordprocessingShape">
-                <wps:wsp xmlns:wps="http://schemas.microsoft.com/office/word/2010/wordprocessingShape">
-                  <wps:cNvSpPr txBox="1"/>
-                  <wps:spPr>
-                    <a:xfrm>
-                      <a:off x="0" y="0"/>
-                      <a:ext cx="2400000" cy="380000"/>
-                    </a:xfrm>
-                    <a:prstGeom prst="rect">
-                      <a:avLst/>
-                    </a:prstGeom>
-                    <a:solidFill>
-                      <a:srgbClr val="000000">
-                        <a:alpha val="50000"/>
-                      </a:srgbClr>
-                    </a:solidFill>
-                    <a:ln w="12700">
-                      <a:solidFill>
-                        <a:srgbClr val="FFFFFF"/>
-                      </a:solidFill>
-                    </a:ln>
-                  </wps:spPr>
-                  <wps:txbx>
-                    <w:txbxContent xmlns:w="http://schemas.openxmlformats.org/wordprocessingml/2006/main">
-                      <w:p>
-                        <w:pPr>
-                          <w:jc w:val="center"/>
-                        </w:pPr>
-                        <w:r>
-                          <w:rPr>
-                            <w:b/>
-                            <w:sz w:val="28"/>
-                            <w:szCs w:val="28"/>
-                            <w:rFonts w:eastAsia="SimSun" w:ascii="Arial" w:hAnsi="Arial"/>
-                            <w:color w:val="FFFFFF"/>
-                          </w:rPr>
-                          <w:t>含 AI 生成</w:t>
-                        </w:r>
-                      </w:p>
-                    </w:txbxContent>
-                  </wps:txbx>
-                  <wps:bodyPr anchor="ctr" anchorCtr="0" lIns="91440" tIns="45720" rIns="91440" bIns="45720">
-                    <a:noAutofit/>
-                  </wps:bodyPr>
-                </wps:wsp>
-              </a:graphicData>
-            </a:graphic>
-          </wp:inline>
-        </w:drawing>
-      </w:r>
-    </w:p>
-    <w:p/>
     <w:p>
       <w:pPr>
         <w:pStyle w:val="Heading1"/>
@@ -9254,7 +9192,7 @@
           <w:sz w:val="21"/>
           <w:szCs w:val="21"/>
         </w:rPr>
-        <w:t xml:space="preserve">全部听完后出现「关掉收音机」，点它会直接进入第 9 章面具页（需进度到第 8 章）。</w:t>
+        <w:t xml:space="preserve">全部听完后出现「关掉收音机」：第 8 章之后直接进入第 9 章面具页；第 8 章之前会提示后回到搜搜。</w:t>
       </w:r>
     </w:p>
     <w:p>
@@ -9291,7 +9229,7 @@
           <w:sz w:val="21"/>
           <w:szCs w:val="21"/>
         </w:rPr>
-        <w:t xml:space="preserve">这是没有入口的隐藏页，可在第 10 章后直接访问 </w:t>
+        <w:t xml:space="preserve">这是没有入口的隐藏页，可直接访问 </w:t>
       </w:r>
       <w:r>
         <w:rPr>
@@ -9312,7 +9250,7 @@
           <w:sz w:val="21"/>
           <w:szCs w:val="21"/>
         </w:rPr>
-        <w:t xml:space="preserve">。</w:t>
+        <w:t xml:space="preserve">（现在任意章节都能进）。</w:t>
       </w:r>
     </w:p>
     <w:p>
@@ -9405,7 +9343,27 @@
           <w:sz w:val="21"/>
           <w:szCs w:val="21"/>
         </w:rPr>
-        <w:t xml:space="preserve">看到草稿会记录彩蛋并加香火，点「放 下 手 机」回到档案室。</w:t>
+        <w:t xml:space="preserve">第一次看到草稿会记录彩蛋并加香火（页面有提示；反复翻回草稿页不会重复加）。</w:t>
+      </w:r>
+    </w:p>
+    <w:p>
+      <w:pPr>
+        <w:pStyle w:val="ListParagraph"/>
+        <w:numPr>
+          <w:ilvl w:val="0"/>
+          <w:numId w:val="2"/>
+        </w:numPr>
+        <w:spacing w:after="20" w:before="20" w:line="320"/>
+      </w:pPr>
+      <w:r>
+        <w:rPr>
+          <w:rFonts w:ascii="Arial" w:eastAsia="Microsoft YaHei" w:hAnsi="Arial"/>
+          <w:b w:val="false"/>
+          <w:bCs w:val="false"/>
+          <w:sz w:val="21"/>
+          <w:szCs w:val="21"/>
+        </w:rPr>
+        <w:t xml:space="preserve">点「放 下 手 机」：第 10 章之后回到档案室；第 10 章之前提示后回到搜搜。</w:t>
       </w:r>
     </w:p>
     <w:p>

--- a/大吉-完整攻略.docx
+++ b/大吉-完整攻略.docx
@@ -9791,6 +9791,124 @@
           <w:szCs w:val="21"/>
         </w:rPr>
         <w:t xml:space="preserve">想看完整终幕就别在这里点光球。</w:t>
+      </w:r>
+    </w:p>
+    <w:p>
+      <w:pPr>
+        <w:pStyle w:val="Heading3"/>
+        <w:spacing w:after="120" w:before="240"/>
+        <w:jc w:val="left"/>
+      </w:pPr>
+      <w:r>
+        <w:rPr>
+          <w:rFonts w:ascii="Arial" w:eastAsia="Microsoft YaHei" w:hAnsi="Arial"/>
+          <w:b w:val="false"/>
+          <w:bCs w:val="false"/>
+          <w:sz w:val="23"/>
+          <w:szCs w:val="23"/>
+        </w:rPr>
+        <w:t xml:space="preserve">16.12 主页彩蛋</w:t>
+      </w:r>
+    </w:p>
+    <w:p>
+      <w:pPr>
+        <w:pStyle w:val="ListParagraph"/>
+        <w:numPr>
+          <w:ilvl w:val="0"/>
+          <w:numId w:val="2"/>
+        </w:numPr>
+        <w:spacing w:after="20" w:before="20" w:line="320"/>
+      </w:pPr>
+      <w:r>
+        <w:rPr>
+          <w:rFonts w:ascii="Arial" w:eastAsia="Microsoft YaHei" w:hAnsi="Arial"/>
+          <w:b w:val="false"/>
+          <w:bCs w:val="false"/>
+          <w:sz w:val="21"/>
+          <w:szCs w:val="21"/>
+        </w:rPr>
+        <w:t xml:space="preserve">主页底部那句「建议：深夜 · 耳机 · 一个人」可以点击。</w:t>
+      </w:r>
+    </w:p>
+    <w:p>
+      <w:pPr>
+        <w:pStyle w:val="ListParagraph"/>
+        <w:numPr>
+          <w:ilvl w:val="0"/>
+          <w:numId w:val="2"/>
+        </w:numPr>
+        <w:spacing w:after="20" w:before="20" w:line="320"/>
+      </w:pPr>
+      <w:r>
+        <w:rPr>
+          <w:rFonts w:ascii="Arial" w:eastAsia="Microsoft YaHei" w:hAnsi="Arial"/>
+          <w:b w:val="false"/>
+          <w:bCs w:val="false"/>
+          <w:sz w:val="21"/>
+          <w:szCs w:val="21"/>
+        </w:rPr>
+        <w:t xml:space="preserve">点了会淡出并直接进入第 12 章终幕（</w:t>
+      </w:r>
+      <w:r>
+        <w:rPr>
+          <w:rFonts w:ascii="Consolas" w:eastAsia="Microsoft YaHei" w:hAnsi="Consolas"/>
+          <w:b w:val="false"/>
+          <w:bCs w:val="false"/>
+          <w:color w:val="8C4A2F"/>
+          <w:sz w:val="20"/>
+          <w:szCs w:val="20"/>
+        </w:rPr>
+        <w:t xml:space="preserve">final.html?peek=1</w:t>
+      </w:r>
+      <w:r>
+        <w:rPr>
+          <w:rFonts w:ascii="Arial" w:eastAsia="Microsoft YaHei" w:hAnsi="Arial"/>
+          <w:b w:val="false"/>
+          <w:bCs w:val="false"/>
+          <w:sz w:val="21"/>
+          <w:szCs w:val="21"/>
+        </w:rPr>
+        <w:t xml:space="preserve">），</w:t>
+      </w:r>
+      <w:r>
+        <w:rPr>
+          <w:rFonts w:ascii="Arial" w:eastAsia="Microsoft YaHei" w:hAnsi="Arial"/>
+          <w:b/>
+          <w:bCs/>
+          <w:sz w:val="21"/>
+          <w:szCs w:val="21"/>
+        </w:rPr>
+        <w:t xml:space="preserve">不写存档</w:t>
+      </w:r>
+      <w:r>
+        <w:rPr>
+          <w:rFonts w:ascii="Arial" w:eastAsia="Microsoft YaHei" w:hAnsi="Arial"/>
+          <w:b w:val="false"/>
+          <w:bCs w:val="false"/>
+          <w:sz w:val="21"/>
+          <w:szCs w:val="21"/>
+        </w:rPr>
+        <w:t xml:space="preserve">：章节、错误次数、通关标记都不会变，看完关掉即可。</w:t>
+      </w:r>
+    </w:p>
+    <w:p>
+      <w:pPr>
+        <w:pStyle w:val="ListParagraph"/>
+        <w:numPr>
+          <w:ilvl w:val="0"/>
+          <w:numId w:val="2"/>
+        </w:numPr>
+        <w:spacing w:after="20" w:before="20" w:line="320"/>
+      </w:pPr>
+      <w:r>
+        <w:rPr>
+          <w:rFonts w:ascii="Arial" w:eastAsia="Microsoft YaHei" w:hAnsi="Arial"/>
+          <w:b w:val="false"/>
+          <w:bCs w:val="false"/>
+          <w:sz w:val="21"/>
+          <w:szCs w:val="21"/>
+        </w:rPr>
+        <w:t xml:space="preserve">正常玩家想看结局，还是老老实实从第 1 章走过去吧。</w:t>
       </w:r>
     </w:p>
     <w:p>

--- a/大吉-完整攻略.docx
+++ b/大吉-完整攻略.docx
@@ -4392,7 +4392,7 @@
           <w:sz w:val="21"/>
           <w:szCs w:val="21"/>
         </w:rPr>
-        <w:t xml:space="preserve">黑屏，出现「你逃不掉」，白蝶飞过，进入 Game Over，可选择重新开始。</w:t>
+        <w:t xml:space="preserve">黑屏，出现「你逃不掉」，白蝶飞过，进入 Game Over；谢幕数秒后自动跳转到作者的 B 站主页。</w:t>
       </w:r>
     </w:p>
     <w:p>
@@ -9672,7 +9672,7 @@
           <w:sz w:val="21"/>
           <w:szCs w:val="21"/>
         </w:rPr>
-        <w:t xml:space="preserve">黑屏「你逃不掉」→ 白蝶 → Game Over。</w:t>
+        <w:t xml:space="preserve">黑屏「你逃不掉」→ 白蝶 → Game Over → 自动跳转作者 B 站主页（space.bilibili.com/11015701）。</w:t>
       </w:r>
     </w:p>
     <w:p>
@@ -9889,6 +9889,46 @@
           <w:szCs w:val="21"/>
         </w:rPr>
         <w:t xml:space="preserve">：章节、错误次数、通关标记都不会变，看完关掉即可。</w:t>
+      </w:r>
+    </w:p>
+    <w:p>
+      <w:pPr>
+        <w:pStyle w:val="ListParagraph"/>
+        <w:numPr>
+          <w:ilvl w:val="0"/>
+          <w:numId w:val="2"/>
+        </w:numPr>
+        <w:spacing w:after="20" w:before="20" w:line="320"/>
+      </w:pPr>
+      <w:r>
+        <w:rPr>
+          <w:rFonts w:ascii="Arial" w:eastAsia="Microsoft YaHei" w:hAnsi="Arial"/>
+          <w:b w:val="false"/>
+          <w:bCs w:val="false"/>
+          <w:sz w:val="21"/>
+          <w:szCs w:val="21"/>
+        </w:rPr>
+        <w:t xml:space="preserve">参观模式里结尾的「回到未读」会自动变成「回到主页」。</w:t>
+      </w:r>
+    </w:p>
+    <w:p>
+      <w:pPr>
+        <w:pStyle w:val="ListParagraph"/>
+        <w:numPr>
+          <w:ilvl w:val="0"/>
+          <w:numId w:val="2"/>
+        </w:numPr>
+        <w:spacing w:after="20" w:before="20" w:line="320"/>
+      </w:pPr>
+      <w:r>
+        <w:rPr>
+          <w:rFonts w:ascii="Arial" w:eastAsia="Microsoft YaHei" w:hAnsi="Arial"/>
+          <w:b w:val="false"/>
+          <w:bCs w:val="false"/>
+          <w:sz w:val="21"/>
+          <w:szCs w:val="21"/>
+        </w:rPr>
+        <w:t xml:space="preserve">全站门禁已改为「软回」：强行访问未解锁的章节，会被直接送回你当前所在的那一站（第 1 章开 final 会落在旋律 Dial），全程不会再闪序章「X 的本周」。</w:t>
       </w:r>
     </w:p>
     <w:p>
@@ -12900,7 +12940,7 @@
           <w:sz w:val="21"/>
           <w:szCs w:val="21"/>
         </w:rPr>
-        <w:t xml:space="preserve">：连点「亥时三刻」三次，用窥探的方式接近他，得到的是黑屏和一只飞过的白蝶。</w:t>
+        <w:t xml:space="preserve">：连点「亥时三刻」三次，用窥探的方式接近他，得到的是黑屏和一只飞过的白蝶——最后被送出游戏，落在作者真实的 B 站主页上。</w:t>
       </w:r>
     </w:p>
     <w:p>
@@ -13073,7 +13113,7 @@
           <w:sz w:val="21"/>
           <w:szCs w:val="21"/>
         </w:rPr>
-        <w:t xml:space="preserve">：连续点「亥时三刻」3 次，黑屏「你逃不掉」，白蝶飞过，Game Over。</w:t>
+        <w:t xml:space="preserve">：连续点「亥时三刻」3 次，黑屏「你逃不掉」，白蝶飞过，Game Over，谢幕后跳转作者 B 站主页。</w:t>
       </w:r>
     </w:p>
     <w:p>

--- a/大吉-完整攻略.docx
+++ b/大吉-完整攻略.docx
@@ -2287,7 +2287,7 @@
                 <w:sz w:val="20"/>
                 <w:szCs w:val="20"/>
               </w:rPr>
-              <w:t xml:space="preserve">连点手机 7 次，点「去见他」</w:t>
+              <w:t xml:space="preserve">连点手机 7 次，点闪烁停下的「你准备好了吗」</w:t>
             </w:r>
           </w:p>
         </w:tc>
@@ -7473,7 +7473,27 @@
           <w:sz w:val="21"/>
           <w:szCs w:val="21"/>
         </w:rPr>
-        <w:t xml:space="preserve">最后会出现「去见他」按钮，点它进入终章 </w:t>
+        <w:t xml:space="preserve">文案播完后，屏幕中间会出现「你准备好了吗」，先闪烁约两秒半；等它停止闪烁、底下多出一条横线，</w:t>
+      </w:r>
+      <w:r>
+        <w:rPr>
+          <w:rFonts w:ascii="Arial" w:eastAsia="Microsoft YaHei" w:hAnsi="Arial"/>
+          <w:b/>
+          <w:bCs/>
+          <w:sz w:val="21"/>
+          <w:szCs w:val="21"/>
+        </w:rPr>
+        <w:t xml:space="preserve">点这行字</w:t>
+      </w:r>
+      <w:r>
+        <w:rPr>
+          <w:rFonts w:ascii="Arial" w:eastAsia="Microsoft YaHei" w:hAnsi="Arial"/>
+          <w:b w:val="false"/>
+          <w:bCs w:val="false"/>
+          <w:sz w:val="21"/>
+          <w:szCs w:val="21"/>
+        </w:rPr>
+        <w:t xml:space="preserve">进入终章 </w:t>
       </w:r>
       <w:r>
         <w:rPr>

--- a/大吉-完整攻略.docx
+++ b/大吉-完整攻略.docx
@@ -278,10 +278,10 @@
         </w:tblBorders>
       </w:tblPr>
       <w:tblGrid>
-        <w:gridCol w:w="1003"/>
-        <w:gridCol w:w="1449"/>
-        <w:gridCol w:w="4457"/>
-        <w:gridCol w:w="2117"/>
+        <w:gridCol w:w="1101"/>
+        <w:gridCol w:w="1431"/>
+        <w:gridCol w:w="4403"/>
+        <w:gridCol w:w="2091"/>
       </w:tblGrid>
       <w:tr>
         <w:trPr>
@@ -290,7 +290,7 @@
         </w:trPr>
         <w:tc>
           <w:tcPr>
-            <w:tcW w:type="dxa" w:w="1003"/>
+            <w:tcW w:type="dxa" w:w="1101"/>
             <w:tcBorders>
               <w:top w:val="single" w:color="C9C3B4" w:sz="4"/>
               <w:left w:val="single" w:color="C9C3B4" w:sz="4"/>
@@ -324,7 +324,7 @@
         </w:tc>
         <w:tc>
           <w:tcPr>
-            <w:tcW w:type="dxa" w:w="1449"/>
+            <w:tcW w:type="dxa" w:w="1431"/>
             <w:tcBorders>
               <w:top w:val="single" w:color="C9C3B4" w:sz="4"/>
               <w:left w:val="single" w:color="C9C3B4" w:sz="4"/>
@@ -358,7 +358,7 @@
         </w:tc>
         <w:tc>
           <w:tcPr>
-            <w:tcW w:type="dxa" w:w="4457"/>
+            <w:tcW w:type="dxa" w:w="4403"/>
             <w:tcBorders>
               <w:top w:val="single" w:color="C9C3B4" w:sz="4"/>
               <w:left w:val="single" w:color="C9C3B4" w:sz="4"/>
@@ -392,7 +392,7 @@
         </w:tc>
         <w:tc>
           <w:tcPr>
-            <w:tcW w:type="dxa" w:w="2117"/>
+            <w:tcW w:type="dxa" w:w="2091"/>
             <w:tcBorders>
               <w:top w:val="single" w:color="C9C3B4" w:sz="4"/>
               <w:left w:val="single" w:color="C9C3B4" w:sz="4"/>
@@ -432,7 +432,7 @@
         </w:trPr>
         <w:tc>
           <w:tcPr>
-            <w:tcW w:type="dxa" w:w="1003"/>
+            <w:tcW w:type="dxa" w:w="1101"/>
             <w:tcBorders>
               <w:top w:val="single" w:color="C9C3B4" w:sz="4"/>
               <w:left w:val="single" w:color="C9C3B4" w:sz="4"/>
@@ -465,7 +465,7 @@
         </w:tc>
         <w:tc>
           <w:tcPr>
-            <w:tcW w:type="dxa" w:w="1449"/>
+            <w:tcW w:type="dxa" w:w="1431"/>
             <w:tcBorders>
               <w:top w:val="single" w:color="C9C3B4" w:sz="4"/>
               <w:left w:val="single" w:color="C9C3B4" w:sz="4"/>
@@ -498,7 +498,7 @@
         </w:tc>
         <w:tc>
           <w:tcPr>
-            <w:tcW w:type="dxa" w:w="4457"/>
+            <w:tcW w:type="dxa" w:w="4403"/>
             <w:tcBorders>
               <w:top w:val="single" w:color="C9C3B4" w:sz="4"/>
               <w:left w:val="single" w:color="C9C3B4" w:sz="4"/>
@@ -531,7 +531,7 @@
         </w:tc>
         <w:tc>
           <w:tcPr>
-            <w:tcW w:type="dxa" w:w="2117"/>
+            <w:tcW w:type="dxa" w:w="2091"/>
             <w:tcBorders>
               <w:top w:val="single" w:color="C9C3B4" w:sz="4"/>
               <w:left w:val="single" w:color="C9C3B4" w:sz="4"/>
@@ -570,7 +570,7 @@
         </w:trPr>
         <w:tc>
           <w:tcPr>
-            <w:tcW w:type="dxa" w:w="1003"/>
+            <w:tcW w:type="dxa" w:w="1101"/>
             <w:tcBorders>
               <w:top w:val="single" w:color="C9C3B4" w:sz="4"/>
               <w:left w:val="single" w:color="C9C3B4" w:sz="4"/>
@@ -603,7 +603,7 @@
         </w:tc>
         <w:tc>
           <w:tcPr>
-            <w:tcW w:type="dxa" w:w="1449"/>
+            <w:tcW w:type="dxa" w:w="1431"/>
             <w:tcBorders>
               <w:top w:val="single" w:color="C9C3B4" w:sz="4"/>
               <w:left w:val="single" w:color="C9C3B4" w:sz="4"/>
@@ -636,7 +636,7 @@
         </w:tc>
         <w:tc>
           <w:tcPr>
-            <w:tcW w:type="dxa" w:w="4457"/>
+            <w:tcW w:type="dxa" w:w="4403"/>
             <w:tcBorders>
               <w:top w:val="single" w:color="C9C3B4" w:sz="4"/>
               <w:left w:val="single" w:color="C9C3B4" w:sz="4"/>
@@ -680,7 +680,7 @@
         </w:tc>
         <w:tc>
           <w:tcPr>
-            <w:tcW w:type="dxa" w:w="2117"/>
+            <w:tcW w:type="dxa" w:w="2091"/>
             <w:tcBorders>
               <w:top w:val="single" w:color="C9C3B4" w:sz="4"/>
               <w:left w:val="single" w:color="C9C3B4" w:sz="4"/>
@@ -719,7 +719,7 @@
         </w:trPr>
         <w:tc>
           <w:tcPr>
-            <w:tcW w:type="dxa" w:w="1003"/>
+            <w:tcW w:type="dxa" w:w="1101"/>
             <w:tcBorders>
               <w:top w:val="single" w:color="C9C3B4" w:sz="4"/>
               <w:left w:val="single" w:color="C9C3B4" w:sz="4"/>
@@ -752,7 +752,7 @@
         </w:tc>
         <w:tc>
           <w:tcPr>
-            <w:tcW w:type="dxa" w:w="1449"/>
+            <w:tcW w:type="dxa" w:w="1431"/>
             <w:tcBorders>
               <w:top w:val="single" w:color="C9C3B4" w:sz="4"/>
               <w:left w:val="single" w:color="C9C3B4" w:sz="4"/>
@@ -785,7 +785,7 @@
         </w:tc>
         <w:tc>
           <w:tcPr>
-            <w:tcW w:type="dxa" w:w="4457"/>
+            <w:tcW w:type="dxa" w:w="4403"/>
             <w:tcBorders>
               <w:top w:val="single" w:color="C9C3B4" w:sz="4"/>
               <w:left w:val="single" w:color="C9C3B4" w:sz="4"/>
@@ -818,7 +818,7 @@
         </w:tc>
         <w:tc>
           <w:tcPr>
-            <w:tcW w:type="dxa" w:w="2117"/>
+            <w:tcW w:type="dxa" w:w="2091"/>
             <w:tcBorders>
               <w:top w:val="single" w:color="C9C3B4" w:sz="4"/>
               <w:left w:val="single" w:color="C9C3B4" w:sz="4"/>
@@ -857,7 +857,7 @@
         </w:trPr>
         <w:tc>
           <w:tcPr>
-            <w:tcW w:type="dxa" w:w="1003"/>
+            <w:tcW w:type="dxa" w:w="1101"/>
             <w:tcBorders>
               <w:top w:val="single" w:color="C9C3B4" w:sz="4"/>
               <w:left w:val="single" w:color="C9C3B4" w:sz="4"/>
@@ -890,7 +890,7 @@
         </w:tc>
         <w:tc>
           <w:tcPr>
-            <w:tcW w:type="dxa" w:w="1449"/>
+            <w:tcW w:type="dxa" w:w="1431"/>
             <w:tcBorders>
               <w:top w:val="single" w:color="C9C3B4" w:sz="4"/>
               <w:left w:val="single" w:color="C9C3B4" w:sz="4"/>
@@ -923,7 +923,7 @@
         </w:tc>
         <w:tc>
           <w:tcPr>
-            <w:tcW w:type="dxa" w:w="4457"/>
+            <w:tcW w:type="dxa" w:w="4403"/>
             <w:tcBorders>
               <w:top w:val="single" w:color="C9C3B4" w:sz="4"/>
               <w:left w:val="single" w:color="C9C3B4" w:sz="4"/>
@@ -977,7 +977,7 @@
         </w:tc>
         <w:tc>
           <w:tcPr>
-            <w:tcW w:type="dxa" w:w="2117"/>
+            <w:tcW w:type="dxa" w:w="2091"/>
             <w:tcBorders>
               <w:top w:val="single" w:color="C9C3B4" w:sz="4"/>
               <w:left w:val="single" w:color="C9C3B4" w:sz="4"/>
@@ -1016,7 +1016,7 @@
         </w:trPr>
         <w:tc>
           <w:tcPr>
-            <w:tcW w:type="dxa" w:w="1003"/>
+            <w:tcW w:type="dxa" w:w="1101"/>
             <w:tcBorders>
               <w:top w:val="single" w:color="C9C3B4" w:sz="4"/>
               <w:left w:val="single" w:color="C9C3B4" w:sz="4"/>
@@ -1049,7 +1049,7 @@
         </w:tc>
         <w:tc>
           <w:tcPr>
-            <w:tcW w:type="dxa" w:w="1449"/>
+            <w:tcW w:type="dxa" w:w="1431"/>
             <w:tcBorders>
               <w:top w:val="single" w:color="C9C3B4" w:sz="4"/>
               <w:left w:val="single" w:color="C9C3B4" w:sz="4"/>
@@ -1082,7 +1082,7 @@
         </w:tc>
         <w:tc>
           <w:tcPr>
-            <w:tcW w:type="dxa" w:w="4457"/>
+            <w:tcW w:type="dxa" w:w="4403"/>
             <w:tcBorders>
               <w:top w:val="single" w:color="C9C3B4" w:sz="4"/>
               <w:left w:val="single" w:color="C9C3B4" w:sz="4"/>
@@ -1115,7 +1115,7 @@
         </w:tc>
         <w:tc>
           <w:tcPr>
-            <w:tcW w:type="dxa" w:w="2117"/>
+            <w:tcW w:type="dxa" w:w="2091"/>
             <w:tcBorders>
               <w:top w:val="single" w:color="C9C3B4" w:sz="4"/>
               <w:left w:val="single" w:color="C9C3B4" w:sz="4"/>
@@ -1154,7 +1154,7 @@
         </w:trPr>
         <w:tc>
           <w:tcPr>
-            <w:tcW w:type="dxa" w:w="1003"/>
+            <w:tcW w:type="dxa" w:w="1101"/>
             <w:tcBorders>
               <w:top w:val="single" w:color="C9C3B4" w:sz="4"/>
               <w:left w:val="single" w:color="C9C3B4" w:sz="4"/>
@@ -1187,7 +1187,7 @@
         </w:tc>
         <w:tc>
           <w:tcPr>
-            <w:tcW w:type="dxa" w:w="1449"/>
+            <w:tcW w:type="dxa" w:w="1431"/>
             <w:tcBorders>
               <w:top w:val="single" w:color="C9C3B4" w:sz="4"/>
               <w:left w:val="single" w:color="C9C3B4" w:sz="4"/>
@@ -1220,7 +1220,7 @@
         </w:tc>
         <w:tc>
           <w:tcPr>
-            <w:tcW w:type="dxa" w:w="4457"/>
+            <w:tcW w:type="dxa" w:w="4403"/>
             <w:tcBorders>
               <w:top w:val="single" w:color="C9C3B4" w:sz="4"/>
               <w:left w:val="single" w:color="C9C3B4" w:sz="4"/>
@@ -1253,7 +1253,7 @@
         </w:tc>
         <w:tc>
           <w:tcPr>
-            <w:tcW w:type="dxa" w:w="2117"/>
+            <w:tcW w:type="dxa" w:w="2091"/>
             <w:tcBorders>
               <w:top w:val="single" w:color="C9C3B4" w:sz="4"/>
               <w:left w:val="single" w:color="C9C3B4" w:sz="4"/>
@@ -1292,7 +1292,7 @@
         </w:trPr>
         <w:tc>
           <w:tcPr>
-            <w:tcW w:type="dxa" w:w="1003"/>
+            <w:tcW w:type="dxa" w:w="1101"/>
             <w:tcBorders>
               <w:top w:val="single" w:color="C9C3B4" w:sz="4"/>
               <w:left w:val="single" w:color="C9C3B4" w:sz="4"/>
@@ -1325,7 +1325,7 @@
         </w:tc>
         <w:tc>
           <w:tcPr>
-            <w:tcW w:type="dxa" w:w="1449"/>
+            <w:tcW w:type="dxa" w:w="1431"/>
             <w:tcBorders>
               <w:top w:val="single" w:color="C9C3B4" w:sz="4"/>
               <w:left w:val="single" w:color="C9C3B4" w:sz="4"/>
@@ -1358,7 +1358,7 @@
         </w:tc>
         <w:tc>
           <w:tcPr>
-            <w:tcW w:type="dxa" w:w="4457"/>
+            <w:tcW w:type="dxa" w:w="4403"/>
             <w:tcBorders>
               <w:top w:val="single" w:color="C9C3B4" w:sz="4"/>
               <w:left w:val="single" w:color="C9C3B4" w:sz="4"/>
@@ -1402,7 +1402,7 @@
         </w:tc>
         <w:tc>
           <w:tcPr>
-            <w:tcW w:type="dxa" w:w="2117"/>
+            <w:tcW w:type="dxa" w:w="2091"/>
             <w:tcBorders>
               <w:top w:val="single" w:color="C9C3B4" w:sz="4"/>
               <w:left w:val="single" w:color="C9C3B4" w:sz="4"/>
@@ -1441,7 +1441,7 @@
         </w:trPr>
         <w:tc>
           <w:tcPr>
-            <w:tcW w:type="dxa" w:w="1003"/>
+            <w:tcW w:type="dxa" w:w="1101"/>
             <w:tcBorders>
               <w:top w:val="single" w:color="C9C3B4" w:sz="4"/>
               <w:left w:val="single" w:color="C9C3B4" w:sz="4"/>
@@ -1474,7 +1474,7 @@
         </w:tc>
         <w:tc>
           <w:tcPr>
-            <w:tcW w:type="dxa" w:w="1449"/>
+            <w:tcW w:type="dxa" w:w="1431"/>
             <w:tcBorders>
               <w:top w:val="single" w:color="C9C3B4" w:sz="4"/>
               <w:left w:val="single" w:color="C9C3B4" w:sz="4"/>
@@ -1507,7 +1507,7 @@
         </w:tc>
         <w:tc>
           <w:tcPr>
-            <w:tcW w:type="dxa" w:w="4457"/>
+            <w:tcW w:type="dxa" w:w="4403"/>
             <w:tcBorders>
               <w:top w:val="single" w:color="C9C3B4" w:sz="4"/>
               <w:left w:val="single" w:color="C9C3B4" w:sz="4"/>
@@ -1540,7 +1540,7 @@
         </w:tc>
         <w:tc>
           <w:tcPr>
-            <w:tcW w:type="dxa" w:w="2117"/>
+            <w:tcW w:type="dxa" w:w="2091"/>
             <w:tcBorders>
               <w:top w:val="single" w:color="C9C3B4" w:sz="4"/>
               <w:left w:val="single" w:color="C9C3B4" w:sz="4"/>
@@ -1579,7 +1579,7 @@
         </w:trPr>
         <w:tc>
           <w:tcPr>
-            <w:tcW w:type="dxa" w:w="1003"/>
+            <w:tcW w:type="dxa" w:w="1101"/>
             <w:tcBorders>
               <w:top w:val="single" w:color="C9C3B4" w:sz="4"/>
               <w:left w:val="single" w:color="C9C3B4" w:sz="4"/>
@@ -1612,7 +1612,7 @@
         </w:tc>
         <w:tc>
           <w:tcPr>
-            <w:tcW w:type="dxa" w:w="1449"/>
+            <w:tcW w:type="dxa" w:w="1431"/>
             <w:tcBorders>
               <w:top w:val="single" w:color="C9C3B4" w:sz="4"/>
               <w:left w:val="single" w:color="C9C3B4" w:sz="4"/>
@@ -1645,7 +1645,7 @@
         </w:tc>
         <w:tc>
           <w:tcPr>
-            <w:tcW w:type="dxa" w:w="4457"/>
+            <w:tcW w:type="dxa" w:w="4403"/>
             <w:tcBorders>
               <w:top w:val="single" w:color="C9C3B4" w:sz="4"/>
               <w:left w:val="single" w:color="C9C3B4" w:sz="4"/>
@@ -1699,7 +1699,7 @@
         </w:tc>
         <w:tc>
           <w:tcPr>
-            <w:tcW w:type="dxa" w:w="2117"/>
+            <w:tcW w:type="dxa" w:w="2091"/>
             <w:tcBorders>
               <w:top w:val="single" w:color="C9C3B4" w:sz="4"/>
               <w:left w:val="single" w:color="C9C3B4" w:sz="4"/>
@@ -1738,7 +1738,7 @@
         </w:trPr>
         <w:tc>
           <w:tcPr>
-            <w:tcW w:type="dxa" w:w="1003"/>
+            <w:tcW w:type="dxa" w:w="1101"/>
             <w:tcBorders>
               <w:top w:val="single" w:color="C9C3B4" w:sz="4"/>
               <w:left w:val="single" w:color="C9C3B4" w:sz="4"/>
@@ -1771,7 +1771,7 @@
         </w:tc>
         <w:tc>
           <w:tcPr>
-            <w:tcW w:type="dxa" w:w="1449"/>
+            <w:tcW w:type="dxa" w:w="1431"/>
             <w:tcBorders>
               <w:top w:val="single" w:color="C9C3B4" w:sz="4"/>
               <w:left w:val="single" w:color="C9C3B4" w:sz="4"/>
@@ -1804,7 +1804,7 @@
         </w:tc>
         <w:tc>
           <w:tcPr>
-            <w:tcW w:type="dxa" w:w="4457"/>
+            <w:tcW w:type="dxa" w:w="4403"/>
             <w:tcBorders>
               <w:top w:val="single" w:color="C9C3B4" w:sz="4"/>
               <w:left w:val="single" w:color="C9C3B4" w:sz="4"/>
@@ -1837,34 +1837,34 @@
         </w:tc>
         <w:tc>
           <w:tcPr>
-            <w:tcW w:type="dxa" w:w="2117"/>
-            <w:tcBorders>
-              <w:top w:val="single" w:color="C9C3B4" w:sz="4"/>
-              <w:left w:val="single" w:color="C9C3B4" w:sz="4"/>
-              <w:bottom w:val="single" w:color="C9C3B4" w:sz="4"/>
-              <w:right w:val="single" w:color="C9C3B4" w:sz="4"/>
-            </w:tcBorders>
-            <w:tcMar>
-              <w:top w:type="dxa" w:w="80"/>
-              <w:left w:type="dxa" w:w="110"/>
-              <w:bottom w:type="dxa" w:w="80"/>
-              <w:right w:type="dxa" w:w="110"/>
-            </w:tcMar>
-            <w:vAlign w:val="center"/>
-          </w:tcPr>
-          <w:p>
-            <w:pPr>
-              <w:spacing w:after="30" w:before="30" w:line="300"/>
-            </w:pPr>
-            <w:r>
-              <w:rPr>
-                <w:rFonts w:ascii="Arial" w:eastAsia="Microsoft YaHei" w:hAnsi="Arial"/>
-                <w:b w:val="false"/>
-                <w:bCs w:val="false"/>
-                <w:sz w:val="20"/>
-                <w:szCs w:val="20"/>
-              </w:rPr>
-              <w:t xml:space="preserve">archive.html</w:t>
+            <w:tcW w:type="dxa" w:w="2091"/>
+            <w:tcBorders>
+              <w:top w:val="single" w:color="C9C3B4" w:sz="4"/>
+              <w:left w:val="single" w:color="C9C3B4" w:sz="4"/>
+              <w:bottom w:val="single" w:color="C9C3B4" w:sz="4"/>
+              <w:right w:val="single" w:color="C9C3B4" w:sz="4"/>
+            </w:tcBorders>
+            <w:tcMar>
+              <w:top w:type="dxa" w:w="80"/>
+              <w:left w:type="dxa" w:w="110"/>
+              <w:bottom w:type="dxa" w:w="80"/>
+              <w:right w:type="dxa" w:w="110"/>
+            </w:tcMar>
+            <w:vAlign w:val="center"/>
+          </w:tcPr>
+          <w:p>
+            <w:pPr>
+              <w:spacing w:after="30" w:before="30" w:line="300"/>
+            </w:pPr>
+            <w:r>
+              <w:rPr>
+                <w:rFonts w:ascii="Arial" w:eastAsia="Microsoft YaHei" w:hAnsi="Arial"/>
+                <w:b w:val="false"/>
+                <w:bCs w:val="false"/>
+                <w:sz w:val="20"/>
+                <w:szCs w:val="20"/>
+              </w:rPr>
+              <w:t xml:space="preserve">终章 → final.html</w:t>
             </w:r>
           </w:p>
         </w:tc>
@@ -1876,40 +1876,40 @@
         </w:trPr>
         <w:tc>
           <w:tcPr>
-            <w:tcW w:type="dxa" w:w="1003"/>
-            <w:tcBorders>
-              <w:top w:val="single" w:color="C9C3B4" w:sz="4"/>
-              <w:left w:val="single" w:color="C9C3B4" w:sz="4"/>
-              <w:bottom w:val="single" w:color="C9C3B4" w:sz="4"/>
-              <w:right w:val="single" w:color="C9C3B4" w:sz="4"/>
-            </w:tcBorders>
-            <w:tcMar>
-              <w:top w:type="dxa" w:w="80"/>
-              <w:left w:type="dxa" w:w="110"/>
-              <w:bottom w:type="dxa" w:w="80"/>
-              <w:right w:type="dxa" w:w="110"/>
-            </w:tcMar>
-            <w:vAlign w:val="center"/>
-          </w:tcPr>
-          <w:p>
-            <w:pPr>
-              <w:spacing w:after="30" w:before="30" w:line="300"/>
-            </w:pPr>
-            <w:r>
-              <w:rPr>
-                <w:rFonts w:ascii="Arial" w:eastAsia="Microsoft YaHei" w:hAnsi="Arial"/>
-                <w:b w:val="false"/>
-                <w:bCs w:val="false"/>
-                <w:sz w:val="20"/>
-                <w:szCs w:val="20"/>
-              </w:rPr>
-              <w:t xml:space="preserve">10 档案室</w:t>
-            </w:r>
-          </w:p>
-        </w:tc>
-        <w:tc>
-          <w:tcPr>
-            <w:tcW w:type="dxa" w:w="1449"/>
+            <w:tcW w:type="dxa" w:w="1101"/>
+            <w:tcBorders>
+              <w:top w:val="single" w:color="C9C3B4" w:sz="4"/>
+              <w:left w:val="single" w:color="C9C3B4" w:sz="4"/>
+              <w:bottom w:val="single" w:color="C9C3B4" w:sz="4"/>
+              <w:right w:val="single" w:color="C9C3B4" w:sz="4"/>
+            </w:tcBorders>
+            <w:tcMar>
+              <w:top w:type="dxa" w:w="80"/>
+              <w:left w:type="dxa" w:w="110"/>
+              <w:bottom w:type="dxa" w:w="80"/>
+              <w:right w:type="dxa" w:w="110"/>
+            </w:tcMar>
+            <w:vAlign w:val="center"/>
+          </w:tcPr>
+          <w:p>
+            <w:pPr>
+              <w:spacing w:after="30" w:before="30" w:line="300"/>
+            </w:pPr>
+            <w:r>
+              <w:rPr>
+                <w:rFonts w:ascii="Arial" w:eastAsia="Microsoft YaHei" w:hAnsi="Arial"/>
+                <w:b w:val="false"/>
+                <w:bCs w:val="false"/>
+                <w:sz w:val="20"/>
+                <w:szCs w:val="20"/>
+              </w:rPr>
+              <w:t xml:space="preserve">10 档案室（可选）</w:t>
+            </w:r>
+          </w:p>
+        </w:tc>
+        <w:tc>
+          <w:tcPr>
+            <w:tcW w:type="dxa" w:w="1431"/>
             <w:tcBorders>
               <w:top w:val="single" w:color="C9C3B4" w:sz="4"/>
               <w:left w:val="single" w:color="C9C3B4" w:sz="4"/>
@@ -1942,7 +1942,7 @@
         </w:tc>
         <w:tc>
           <w:tcPr>
-            <w:tcW w:type="dxa" w:w="4457"/>
+            <w:tcW w:type="dxa" w:w="4403"/>
             <w:tcBorders>
               <w:top w:val="single" w:color="C9C3B4" w:sz="4"/>
               <w:left w:val="single" w:color="C9C3B4" w:sz="4"/>
@@ -1975,7 +1975,7 @@
         </w:tc>
         <w:tc>
           <w:tcPr>
-            <w:tcW w:type="dxa" w:w="2117"/>
+            <w:tcW w:type="dxa" w:w="2091"/>
             <w:tcBorders>
               <w:top w:val="single" w:color="C9C3B4" w:sz="4"/>
               <w:left w:val="single" w:color="C9C3B4" w:sz="4"/>
@@ -2014,40 +2014,40 @@
         </w:trPr>
         <w:tc>
           <w:tcPr>
-            <w:tcW w:type="dxa" w:w="1003"/>
-            <w:tcBorders>
-              <w:top w:val="single" w:color="C9C3B4" w:sz="4"/>
-              <w:left w:val="single" w:color="C9C3B4" w:sz="4"/>
-              <w:bottom w:val="single" w:color="C9C3B4" w:sz="4"/>
-              <w:right w:val="single" w:color="C9C3B4" w:sz="4"/>
-            </w:tcBorders>
-            <w:tcMar>
-              <w:top w:type="dxa" w:w="80"/>
-              <w:left w:type="dxa" w:w="110"/>
-              <w:bottom w:type="dxa" w:w="80"/>
-              <w:right w:type="dxa" w:w="110"/>
-            </w:tcMar>
-            <w:vAlign w:val="center"/>
-          </w:tcPr>
-          <w:p>
-            <w:pPr>
-              <w:spacing w:after="30" w:before="30" w:line="300"/>
-            </w:pPr>
-            <w:r>
-              <w:rPr>
-                <w:rFonts w:ascii="Arial" w:eastAsia="Microsoft YaHei" w:hAnsi="Arial"/>
-                <w:b w:val="false"/>
-                <w:bCs w:val="false"/>
-                <w:sz w:val="20"/>
-                <w:szCs w:val="20"/>
-              </w:rPr>
-              <w:t xml:space="preserve">11 镜中人</w:t>
-            </w:r>
-          </w:p>
-        </w:tc>
-        <w:tc>
-          <w:tcPr>
-            <w:tcW w:type="dxa" w:w="1449"/>
+            <w:tcW w:type="dxa" w:w="1101"/>
+            <w:tcBorders>
+              <w:top w:val="single" w:color="C9C3B4" w:sz="4"/>
+              <w:left w:val="single" w:color="C9C3B4" w:sz="4"/>
+              <w:bottom w:val="single" w:color="C9C3B4" w:sz="4"/>
+              <w:right w:val="single" w:color="C9C3B4" w:sz="4"/>
+            </w:tcBorders>
+            <w:tcMar>
+              <w:top w:type="dxa" w:w="80"/>
+              <w:left w:type="dxa" w:w="110"/>
+              <w:bottom w:type="dxa" w:w="80"/>
+              <w:right w:type="dxa" w:w="110"/>
+            </w:tcMar>
+            <w:vAlign w:val="center"/>
+          </w:tcPr>
+          <w:p>
+            <w:pPr>
+              <w:spacing w:after="30" w:before="30" w:line="300"/>
+            </w:pPr>
+            <w:r>
+              <w:rPr>
+                <w:rFonts w:ascii="Arial" w:eastAsia="Microsoft YaHei" w:hAnsi="Arial"/>
+                <w:b w:val="false"/>
+                <w:bCs w:val="false"/>
+                <w:sz w:val="20"/>
+                <w:szCs w:val="20"/>
+              </w:rPr>
+              <w:t xml:space="preserve">11 镜中人（可选）</w:t>
+            </w:r>
+          </w:p>
+        </w:tc>
+        <w:tc>
+          <w:tcPr>
+            <w:tcW w:type="dxa" w:w="1431"/>
             <w:tcBorders>
               <w:top w:val="single" w:color="C9C3B4" w:sz="4"/>
               <w:left w:val="single" w:color="C9C3B4" w:sz="4"/>
@@ -2080,7 +2080,7 @@
         </w:tc>
         <w:tc>
           <w:tcPr>
-            <w:tcW w:type="dxa" w:w="4457"/>
+            <w:tcW w:type="dxa" w:w="4403"/>
             <w:tcBorders>
               <w:top w:val="single" w:color="C9C3B4" w:sz="4"/>
               <w:left w:val="single" w:color="C9C3B4" w:sz="4"/>
@@ -2155,34 +2155,34 @@
         </w:tc>
         <w:tc>
           <w:tcPr>
-            <w:tcW w:type="dxa" w:w="2117"/>
-            <w:tcBorders>
-              <w:top w:val="single" w:color="C9C3B4" w:sz="4"/>
-              <w:left w:val="single" w:color="C9C3B4" w:sz="4"/>
-              <w:bottom w:val="single" w:color="C9C3B4" w:sz="4"/>
-              <w:right w:val="single" w:color="C9C3B4" w:sz="4"/>
-            </w:tcBorders>
-            <w:tcMar>
-              <w:top w:type="dxa" w:w="80"/>
-              <w:left w:type="dxa" w:w="110"/>
-              <w:bottom w:type="dxa" w:w="80"/>
-              <w:right w:type="dxa" w:w="110"/>
-            </w:tcMar>
-            <w:vAlign w:val="center"/>
-          </w:tcPr>
-          <w:p>
-            <w:pPr>
-              <w:spacing w:after="30" w:before="30" w:line="300"/>
-            </w:pPr>
-            <w:r>
-              <w:rPr>
-                <w:rFonts w:ascii="Arial" w:eastAsia="Microsoft YaHei" w:hAnsi="Arial"/>
-                <w:b w:val="false"/>
-                <w:bCs w:val="false"/>
-                <w:sz w:val="20"/>
-                <w:szCs w:val="20"/>
-              </w:rPr>
-              <w:t xml:space="preserve">hisview.html</w:t>
+            <w:tcW w:type="dxa" w:w="2091"/>
+            <w:tcBorders>
+              <w:top w:val="single" w:color="C9C3B4" w:sz="4"/>
+              <w:left w:val="single" w:color="C9C3B4" w:sz="4"/>
+              <w:bottom w:val="single" w:color="C9C3B4" w:sz="4"/>
+              <w:right w:val="single" w:color="C9C3B4" w:sz="4"/>
+            </w:tcBorders>
+            <w:tcMar>
+              <w:top w:type="dxa" w:w="80"/>
+              <w:left w:type="dxa" w:w="110"/>
+              <w:bottom w:type="dxa" w:w="80"/>
+              <w:right w:type="dxa" w:w="110"/>
+            </w:tcMar>
+            <w:vAlign w:val="center"/>
+          </w:tcPr>
+          <w:p>
+            <w:pPr>
+              <w:spacing w:after="30" w:before="30" w:line="300"/>
+            </w:pPr>
+            <w:r>
+              <w:rPr>
+                <w:rFonts w:ascii="Arial" w:eastAsia="Microsoft YaHei" w:hAnsi="Arial"/>
+                <w:b w:val="false"/>
+                <w:bCs w:val="false"/>
+                <w:sz w:val="20"/>
+                <w:szCs w:val="20"/>
+              </w:rPr>
+              <w:t xml:space="preserve">终章 → final.html</w:t>
             </w:r>
           </w:p>
         </w:tc>
@@ -2194,106 +2194,40 @@
         </w:trPr>
         <w:tc>
           <w:tcPr>
-            <w:tcW w:type="dxa" w:w="1003"/>
-            <w:tcBorders>
-              <w:top w:val="single" w:color="C9C3B4" w:sz="4"/>
-              <w:left w:val="single" w:color="C9C3B4" w:sz="4"/>
-              <w:bottom w:val="single" w:color="C9C3B4" w:sz="4"/>
-              <w:right w:val="single" w:color="C9C3B4" w:sz="4"/>
-            </w:tcBorders>
-            <w:tcMar>
-              <w:top w:type="dxa" w:w="80"/>
-              <w:left w:type="dxa" w:w="110"/>
-              <w:bottom w:type="dxa" w:w="80"/>
-              <w:right w:type="dxa" w:w="110"/>
-            </w:tcMar>
-            <w:vAlign w:val="center"/>
-          </w:tcPr>
-          <w:p>
-            <w:pPr>
-              <w:spacing w:after="30" w:before="30" w:line="300"/>
-            </w:pPr>
-            <w:r>
-              <w:rPr>
-                <w:rFonts w:ascii="Arial" w:eastAsia="Microsoft YaHei" w:hAnsi="Arial"/>
-                <w:b w:val="false"/>
-                <w:bCs w:val="false"/>
-                <w:sz w:val="20"/>
-                <w:szCs w:val="20"/>
-              </w:rPr>
-              <w:t xml:space="preserve">11.5 他的视角</w:t>
-            </w:r>
-          </w:p>
-        </w:tc>
-        <w:tc>
-          <w:tcPr>
-            <w:tcW w:type="dxa" w:w="1449"/>
-            <w:tcBorders>
-              <w:top w:val="single" w:color="C9C3B4" w:sz="4"/>
-              <w:left w:val="single" w:color="C9C3B4" w:sz="4"/>
-              <w:bottom w:val="single" w:color="C9C3B4" w:sz="4"/>
-              <w:right w:val="single" w:color="C9C3B4" w:sz="4"/>
-            </w:tcBorders>
-            <w:tcMar>
-              <w:top w:type="dxa" w:w="80"/>
-              <w:left w:type="dxa" w:w="110"/>
-              <w:bottom w:type="dxa" w:w="80"/>
-              <w:right w:type="dxa" w:w="110"/>
-            </w:tcMar>
-            <w:vAlign w:val="center"/>
-          </w:tcPr>
-          <w:p>
-            <w:pPr>
-              <w:spacing w:after="30" w:before="30" w:line="300"/>
-            </w:pPr>
-            <w:r>
-              <w:rPr>
-                <w:rFonts w:ascii="Arial" w:eastAsia="Microsoft YaHei" w:hAnsi="Arial"/>
-                <w:b w:val="false"/>
-                <w:bCs w:val="false"/>
-                <w:sz w:val="20"/>
-                <w:szCs w:val="20"/>
-              </w:rPr>
-              <w:t xml:space="preserve">hisview.html</w:t>
-            </w:r>
-          </w:p>
-        </w:tc>
-        <w:tc>
-          <w:tcPr>
-            <w:tcW w:type="dxa" w:w="4457"/>
-            <w:tcBorders>
-              <w:top w:val="single" w:color="C9C3B4" w:sz="4"/>
-              <w:left w:val="single" w:color="C9C3B4" w:sz="4"/>
-              <w:bottom w:val="single" w:color="C9C3B4" w:sz="4"/>
-              <w:right w:val="single" w:color="C9C3B4" w:sz="4"/>
-            </w:tcBorders>
-            <w:tcMar>
-              <w:top w:type="dxa" w:w="80"/>
-              <w:left w:type="dxa" w:w="110"/>
-              <w:bottom w:type="dxa" w:w="80"/>
-              <w:right w:type="dxa" w:w="110"/>
-            </w:tcMar>
-            <w:vAlign w:val="center"/>
-          </w:tcPr>
-          <w:p>
-            <w:pPr>
-              <w:spacing w:after="30" w:before="30" w:line="300"/>
-            </w:pPr>
-            <w:r>
-              <w:rPr>
-                <w:rFonts w:ascii="Arial" w:eastAsia="Microsoft YaHei" w:hAnsi="Arial"/>
-                <w:b w:val="false"/>
-                <w:bCs w:val="false"/>
-                <w:sz w:val="20"/>
-                <w:szCs w:val="20"/>
-              </w:rPr>
-              <w:t xml:space="preserve">连点手机 7 次，点闪烁停下的「你准备好了吗」</w:t>
-            </w:r>
-          </w:p>
-        </w:tc>
-        <w:tc>
-          <w:tcPr>
-            <w:tcW w:type="dxa" w:w="2117"/>
+            <w:tcW w:type="dxa" w:w="1101"/>
+            <w:tcBorders>
+              <w:top w:val="single" w:color="C9C3B4" w:sz="4"/>
+              <w:left w:val="single" w:color="C9C3B4" w:sz="4"/>
+              <w:bottom w:val="single" w:color="C9C3B4" w:sz="4"/>
+              <w:right w:val="single" w:color="C9C3B4" w:sz="4"/>
+            </w:tcBorders>
+            <w:tcMar>
+              <w:top w:type="dxa" w:w="80"/>
+              <w:left w:type="dxa" w:w="110"/>
+              <w:bottom w:type="dxa" w:w="80"/>
+              <w:right w:type="dxa" w:w="110"/>
+            </w:tcMar>
+            <w:vAlign w:val="center"/>
+          </w:tcPr>
+          <w:p>
+            <w:pPr>
+              <w:spacing w:after="30" w:before="30" w:line="300"/>
+            </w:pPr>
+            <w:r>
+              <w:rPr>
+                <w:rFonts w:ascii="Arial" w:eastAsia="Microsoft YaHei" w:hAnsi="Arial"/>
+                <w:b w:val="false"/>
+                <w:bCs w:val="false"/>
+                <w:sz w:val="20"/>
+                <w:szCs w:val="20"/>
+              </w:rPr>
+              <w:t xml:space="preserve">12 顺其自然</w:t>
+            </w:r>
+          </w:p>
+        </w:tc>
+        <w:tc>
+          <w:tcPr>
+            <w:tcW w:type="dxa" w:w="1431"/>
             <w:tcBorders>
               <w:top w:val="single" w:color="C9C3B4" w:sz="4"/>
               <w:left w:val="single" w:color="C9C3B4" w:sz="4"/>
@@ -2324,81 +2258,9 @@
             </w:r>
           </w:p>
         </w:tc>
-      </w:tr>
-      <w:tr>
-        <w:trPr>
-          <w:cantSplit/>
-          <w:tblHeader w:val="off"/>
-        </w:trPr>
-        <w:tc>
-          <w:tcPr>
-            <w:tcW w:type="dxa" w:w="1003"/>
-            <w:tcBorders>
-              <w:top w:val="single" w:color="C9C3B4" w:sz="4"/>
-              <w:left w:val="single" w:color="C9C3B4" w:sz="4"/>
-              <w:bottom w:val="single" w:color="C9C3B4" w:sz="4"/>
-              <w:right w:val="single" w:color="C9C3B4" w:sz="4"/>
-            </w:tcBorders>
-            <w:tcMar>
-              <w:top w:type="dxa" w:w="80"/>
-              <w:left w:type="dxa" w:w="110"/>
-              <w:bottom w:type="dxa" w:w="80"/>
-              <w:right w:type="dxa" w:w="110"/>
-            </w:tcMar>
-            <w:vAlign w:val="center"/>
-          </w:tcPr>
-          <w:p>
-            <w:pPr>
-              <w:spacing w:after="30" w:before="30" w:line="300"/>
-            </w:pPr>
-            <w:r>
-              <w:rPr>
-                <w:rFonts w:ascii="Arial" w:eastAsia="Microsoft YaHei" w:hAnsi="Arial"/>
-                <w:b w:val="false"/>
-                <w:bCs w:val="false"/>
-                <w:sz w:val="20"/>
-                <w:szCs w:val="20"/>
-              </w:rPr>
-              <w:t xml:space="preserve">12 顺其自然</w:t>
-            </w:r>
-          </w:p>
-        </w:tc>
-        <w:tc>
-          <w:tcPr>
-            <w:tcW w:type="dxa" w:w="1449"/>
-            <w:tcBorders>
-              <w:top w:val="single" w:color="C9C3B4" w:sz="4"/>
-              <w:left w:val="single" w:color="C9C3B4" w:sz="4"/>
-              <w:bottom w:val="single" w:color="C9C3B4" w:sz="4"/>
-              <w:right w:val="single" w:color="C9C3B4" w:sz="4"/>
-            </w:tcBorders>
-            <w:tcMar>
-              <w:top w:type="dxa" w:w="80"/>
-              <w:left w:type="dxa" w:w="110"/>
-              <w:bottom w:type="dxa" w:w="80"/>
-              <w:right w:type="dxa" w:w="110"/>
-            </w:tcMar>
-            <w:vAlign w:val="center"/>
-          </w:tcPr>
-          <w:p>
-            <w:pPr>
-              <w:spacing w:after="30" w:before="30" w:line="300"/>
-            </w:pPr>
-            <w:r>
-              <w:rPr>
-                <w:rFonts w:ascii="Arial" w:eastAsia="Microsoft YaHei" w:hAnsi="Arial"/>
-                <w:b w:val="false"/>
-                <w:bCs w:val="false"/>
-                <w:sz w:val="20"/>
-                <w:szCs w:val="20"/>
-              </w:rPr>
-              <w:t xml:space="preserve">final.html</w:t>
-            </w:r>
-          </w:p>
-        </w:tc>
-        <w:tc>
-          <w:tcPr>
-            <w:tcW w:type="dxa" w:w="4457"/>
+        <w:tc>
+          <w:tcPr>
+            <w:tcW w:type="dxa" w:w="4403"/>
             <w:tcBorders>
               <w:top w:val="single" w:color="C9C3B4" w:sz="4"/>
               <w:left w:val="single" w:color="C9C3B4" w:sz="4"/>
@@ -2431,7 +2293,7 @@
         </w:tc>
         <w:tc>
           <w:tcPr>
-            <w:tcW w:type="dxa" w:w="2117"/>
+            <w:tcW w:type="dxa" w:w="2091"/>
             <w:tcBorders>
               <w:top w:val="single" w:color="C9C3B4" w:sz="4"/>
               <w:left w:val="single" w:color="C9C3B4" w:sz="4"/>
@@ -7320,27 +7182,7 @@
           <w:sz w:val="21"/>
           <w:szCs w:val="21"/>
         </w:rPr>
-        <w:t xml:space="preserve">最后一个画面出现「回去睡觉」，点它。</w:t>
-      </w:r>
-    </w:p>
-    <w:p>
-      <w:pPr>
-        <w:pStyle w:val="ListParagraph"/>
-        <w:numPr>
-          <w:ilvl w:val="0"/>
-          <w:numId w:val="19"/>
-        </w:numPr>
-        <w:spacing w:after="30" w:before="30" w:line="320"/>
-      </w:pPr>
-      <w:r>
-        <w:rPr>
-          <w:rFonts w:ascii="Arial" w:eastAsia="Microsoft YaHei" w:hAnsi="Arial"/>
-          <w:b w:val="false"/>
-          <w:bCs w:val="false"/>
-          <w:sz w:val="21"/>
-          <w:szCs w:val="21"/>
-        </w:rPr>
-        <w:t xml:space="preserve">进入 </w:t>
+        <w:t xml:space="preserve">最后一个画面出现「回去睡觉」，点它，进入终章 </w:t>
       </w:r>
       <w:r>
         <w:rPr>
@@ -7351,7 +7193,7 @@
           <w:sz w:val="20"/>
           <w:szCs w:val="20"/>
         </w:rPr>
-        <w:t xml:space="preserve">hisview.html</w:t>
+        <w:t xml:space="preserve">final.html</w:t>
       </w:r>
       <w:r>
         <w:rPr>
@@ -7393,7 +7235,22 @@
           <w:sz w:val="28"/>
           <w:szCs w:val="28"/>
         </w:rPr>
-        <w:t xml:space="preserve">14. 第 11.5 章 · 他的视角（hisview.html）</w:t>
+        <w:t xml:space="preserve">14. 第 12 章 · 顺其自然（final.html）</w:t>
+      </w:r>
+    </w:p>
+    <w:p>
+      <w:pPr>
+        <w:spacing w:after="100" w:before="40" w:line="330"/>
+      </w:pPr>
+      <w:r>
+        <w:rPr>
+          <w:rFonts w:ascii="Arial" w:eastAsia="Microsoft YaHei" w:hAnsi="Arial"/>
+          <w:b w:val="false"/>
+          <w:bCs w:val="false"/>
+          <w:sz w:val="21"/>
+          <w:szCs w:val="21"/>
+        </w:rPr>
+        <w:t xml:space="preserve">这是全游戏唯一一个「正确答案永远错」的谜题。</w:t>
       </w:r>
     </w:p>
     <w:p>
@@ -7413,7 +7270,7 @@
           <w:sz w:val="21"/>
           <w:szCs w:val="21"/>
         </w:rPr>
-        <w:t xml:space="preserve">画面是一部放在桌上的手机。</w:t>
+        <w:t xml:space="preserve">页面会要求输入四个字。</w:t>
       </w:r>
     </w:p>
     <w:p>
@@ -7433,7 +7290,7 @@
           <w:sz w:val="21"/>
           <w:szCs w:val="21"/>
         </w:rPr>
-        <w:t xml:space="preserve">连续点手机/屏幕 </w:t>
+        <w:t xml:space="preserve">输入「顺其自然」</w:t>
       </w:r>
       <w:r>
         <w:rPr>
@@ -7443,17 +7300,17 @@
           <w:sz w:val="21"/>
           <w:szCs w:val="21"/>
         </w:rPr>
-        <w:t xml:space="preserve">7 次</w:t>
-      </w:r>
-      <w:r>
-        <w:rPr>
-          <w:rFonts w:ascii="Arial" w:eastAsia="Microsoft YaHei" w:hAnsi="Arial"/>
-          <w:b w:val="false"/>
-          <w:bCs w:val="false"/>
-          <w:sz w:val="21"/>
-          <w:szCs w:val="21"/>
-        </w:rPr>
-        <w:t xml:space="preserve">，每次会换一个画面。</w:t>
+        <w:t xml:space="preserve">永远是错的</w:t>
+      </w:r>
+      <w:r>
+        <w:rPr>
+          <w:rFonts w:ascii="Arial" w:eastAsia="Microsoft YaHei" w:hAnsi="Arial"/>
+          <w:b w:val="false"/>
+          <w:bCs w:val="false"/>
+          <w:sz w:val="21"/>
+          <w:szCs w:val="21"/>
+        </w:rPr>
+        <w:t xml:space="preserve">——这是设计，不是你打错。</w:t>
       </w:r>
     </w:p>
     <w:p>
@@ -7473,7 +7330,27 @@
           <w:sz w:val="21"/>
           <w:szCs w:val="21"/>
         </w:rPr>
-        <w:t xml:space="preserve">文案播完后，屏幕中间会出现「你准备好了吗」，先闪烁约两秒半；等它停止闪烁、底下多出一条横线，</w:t>
+        <w:t xml:space="preserve">触发放行的两种方式：</w:t>
+      </w:r>
+    </w:p>
+    <w:p>
+      <w:pPr>
+        <w:pStyle w:val="ListParagraph"/>
+        <w:numPr>
+          <w:ilvl w:val="1"/>
+          <w:numId w:val="2"/>
+        </w:numPr>
+        <w:spacing w:after="20" w:before="20" w:line="320"/>
+      </w:pPr>
+      <w:r>
+        <w:rPr>
+          <w:rFonts w:ascii="Arial" w:eastAsia="Microsoft YaHei" w:hAnsi="Arial"/>
+          <w:b w:val="false"/>
+          <w:bCs w:val="false"/>
+          <w:sz w:val="21"/>
+          <w:szCs w:val="21"/>
+        </w:rPr>
+        <w:t xml:space="preserve">正常输错 </w:t>
       </w:r>
       <w:r>
         <w:rPr>
@@ -7483,125 +7360,37 @@
           <w:sz w:val="21"/>
           <w:szCs w:val="21"/>
         </w:rPr>
-        <w:t xml:space="preserve">点这行字</w:t>
-      </w:r>
-      <w:r>
-        <w:rPr>
-          <w:rFonts w:ascii="Arial" w:eastAsia="Microsoft YaHei" w:hAnsi="Arial"/>
-          <w:b w:val="false"/>
-          <w:bCs w:val="false"/>
-          <w:sz w:val="21"/>
-          <w:szCs w:val="21"/>
-        </w:rPr>
-        <w:t xml:space="preserve">进入终章 </w:t>
-      </w:r>
-      <w:r>
-        <w:rPr>
-          <w:rFonts w:ascii="Consolas" w:eastAsia="Microsoft YaHei" w:hAnsi="Consolas"/>
-          <w:b w:val="false"/>
-          <w:bCs w:val="false"/>
-          <w:color w:val="8C4A2F"/>
-          <w:sz w:val="20"/>
-          <w:szCs w:val="20"/>
-        </w:rPr>
-        <w:t xml:space="preserve">final.html</w:t>
-      </w:r>
-      <w:r>
-        <w:rPr>
-          <w:rFonts w:ascii="Arial" w:eastAsia="Microsoft YaHei" w:hAnsi="Arial"/>
-          <w:b w:val="false"/>
-          <w:bCs w:val="false"/>
-          <w:sz w:val="21"/>
-          <w:szCs w:val="21"/>
-        </w:rPr>
-        <w:t xml:space="preserve">。</w:t>
-      </w:r>
-    </w:p>
-    <w:p>
-      <w:pPr>
-        <w:pBdr>
-          <w:bottom w:val="single" w:color="D8D2C2" w:sz="6" w:space="4"/>
-        </w:pBdr>
-        <w:spacing w:after="200" w:before="60"/>
-      </w:pPr>
-      <w:r>
-        <w:rPr>
-          <w:sz w:val="2"/>
-          <w:szCs w:val="2"/>
-        </w:rPr>
-        <w:t xml:space="preserve"/>
-      </w:r>
-    </w:p>
-    <w:p>
-      <w:pPr>
-        <w:pStyle w:val="Heading2"/>
-        <w:spacing w:after="160" w:before="360"/>
-        <w:jc w:val="left"/>
-      </w:pPr>
-      <w:r>
-        <w:rPr>
-          <w:rFonts w:ascii="Arial" w:eastAsia="Microsoft YaHei" w:hAnsi="Arial"/>
-          <w:b w:val="false"/>
-          <w:bCs w:val="false"/>
-          <w:sz w:val="28"/>
-          <w:szCs w:val="28"/>
-        </w:rPr>
-        <w:t xml:space="preserve">15. 第 12 章 · 顺其自然（final.html）</w:t>
-      </w:r>
-    </w:p>
-    <w:p>
-      <w:pPr>
-        <w:spacing w:after="100" w:before="40" w:line="330"/>
-      </w:pPr>
-      <w:r>
-        <w:rPr>
-          <w:rFonts w:ascii="Arial" w:eastAsia="Microsoft YaHei" w:hAnsi="Arial"/>
-          <w:b w:val="false"/>
-          <w:bCs w:val="false"/>
-          <w:sz w:val="21"/>
-          <w:szCs w:val="21"/>
-        </w:rPr>
-        <w:t xml:space="preserve">这是全游戏唯一一个「正确答案永远错」的谜题。</w:t>
-      </w:r>
-    </w:p>
-    <w:p>
-      <w:pPr>
-        <w:pStyle w:val="ListParagraph"/>
-        <w:numPr>
-          <w:ilvl w:val="0"/>
-          <w:numId w:val="21"/>
-        </w:numPr>
-        <w:spacing w:after="30" w:before="30" w:line="320"/>
-      </w:pPr>
-      <w:r>
-        <w:rPr>
-          <w:rFonts w:ascii="Arial" w:eastAsia="Microsoft YaHei" w:hAnsi="Arial"/>
-          <w:b w:val="false"/>
-          <w:bCs w:val="false"/>
-          <w:sz w:val="21"/>
-          <w:szCs w:val="21"/>
-        </w:rPr>
-        <w:t xml:space="preserve">页面会要求输入四个字。</w:t>
-      </w:r>
-    </w:p>
-    <w:p>
-      <w:pPr>
-        <w:pStyle w:val="ListParagraph"/>
-        <w:numPr>
-          <w:ilvl w:val="0"/>
-          <w:numId w:val="21"/>
-        </w:numPr>
-        <w:spacing w:after="30" w:before="30" w:line="320"/>
-      </w:pPr>
-      <w:r>
-        <w:rPr>
-          <w:rFonts w:ascii="Arial" w:eastAsia="Microsoft YaHei" w:hAnsi="Arial"/>
-          <w:b w:val="false"/>
-          <w:bCs w:val="false"/>
-          <w:sz w:val="21"/>
-          <w:szCs w:val="21"/>
-        </w:rPr>
-        <w:t xml:space="preserve">输入「顺其自然」</w:t>
+        <w:t xml:space="preserve">5 次</w:t>
+      </w:r>
+      <w:r>
+        <w:rPr>
+          <w:rFonts w:ascii="Arial" w:eastAsia="Microsoft YaHei" w:hAnsi="Arial"/>
+          <w:b w:val="false"/>
+          <w:bCs w:val="false"/>
+          <w:sz w:val="21"/>
+          <w:szCs w:val="21"/>
+        </w:rPr>
+        <w:t xml:space="preserve">；</w:t>
+      </w:r>
+    </w:p>
+    <w:p>
+      <w:pPr>
+        <w:pStyle w:val="ListParagraph"/>
+        <w:numPr>
+          <w:ilvl w:val="1"/>
+          <w:numId w:val="2"/>
+        </w:numPr>
+        <w:spacing w:after="20" w:before="20" w:line="320"/>
+      </w:pPr>
+      <w:r>
+        <w:rPr>
+          <w:rFonts w:ascii="Arial" w:eastAsia="Microsoft YaHei" w:hAnsi="Arial"/>
+          <w:b w:val="false"/>
+          <w:bCs w:val="false"/>
+          <w:sz w:val="21"/>
+          <w:szCs w:val="21"/>
+        </w:rPr>
+        <w:t xml:space="preserve">或连续快速提交 </w:t>
       </w:r>
       <w:r>
         <w:rPr>
@@ -7611,17 +7400,17 @@
           <w:sz w:val="21"/>
           <w:szCs w:val="21"/>
         </w:rPr>
-        <w:t xml:space="preserve">永远是错的</w:t>
-      </w:r>
-      <w:r>
-        <w:rPr>
-          <w:rFonts w:ascii="Arial" w:eastAsia="Microsoft YaHei" w:hAnsi="Arial"/>
-          <w:b w:val="false"/>
-          <w:bCs w:val="false"/>
-          <w:sz w:val="21"/>
-          <w:szCs w:val="21"/>
-        </w:rPr>
-        <w:t xml:space="preserve">——这是设计，不是你打错。</w:t>
+        <w:t xml:space="preserve">3 次</w:t>
+      </w:r>
+      <w:r>
+        <w:rPr>
+          <w:rFonts w:ascii="Arial" w:eastAsia="Microsoft YaHei" w:hAnsi="Arial"/>
+          <w:b w:val="false"/>
+          <w:bCs w:val="false"/>
+          <w:sz w:val="21"/>
+          <w:szCs w:val="21"/>
+        </w:rPr>
+        <w:t xml:space="preserve">（每次间隔小于 0.9 秒，乱按回车即可）。</w:t>
       </w:r>
     </w:p>
     <w:p>
@@ -7641,95 +7430,15 @@
           <w:sz w:val="21"/>
           <w:szCs w:val="21"/>
         </w:rPr>
-        <w:t xml:space="preserve">触发放行的两种方式：</w:t>
-      </w:r>
-    </w:p>
-    <w:p>
-      <w:pPr>
-        <w:pStyle w:val="ListParagraph"/>
-        <w:numPr>
-          <w:ilvl w:val="1"/>
-          <w:numId w:val="2"/>
-        </w:numPr>
-        <w:spacing w:after="20" w:before="20" w:line="320"/>
-      </w:pPr>
-      <w:r>
-        <w:rPr>
-          <w:rFonts w:ascii="Arial" w:eastAsia="Microsoft YaHei" w:hAnsi="Arial"/>
-          <w:b w:val="false"/>
-          <w:bCs w:val="false"/>
-          <w:sz w:val="21"/>
-          <w:szCs w:val="21"/>
-        </w:rPr>
-        <w:t xml:space="preserve">正常输错 </w:t>
-      </w:r>
-      <w:r>
-        <w:rPr>
-          <w:rFonts w:ascii="Arial" w:eastAsia="Microsoft YaHei" w:hAnsi="Arial"/>
-          <w:b/>
-          <w:bCs/>
-          <w:sz w:val="21"/>
-          <w:szCs w:val="21"/>
-        </w:rPr>
-        <w:t xml:space="preserve">5 次</w:t>
-      </w:r>
-      <w:r>
-        <w:rPr>
-          <w:rFonts w:ascii="Arial" w:eastAsia="Microsoft YaHei" w:hAnsi="Arial"/>
-          <w:b w:val="false"/>
-          <w:bCs w:val="false"/>
-          <w:sz w:val="21"/>
-          <w:szCs w:val="21"/>
-        </w:rPr>
-        <w:t xml:space="preserve">；</w:t>
-      </w:r>
-    </w:p>
-    <w:p>
-      <w:pPr>
-        <w:pStyle w:val="ListParagraph"/>
-        <w:numPr>
-          <w:ilvl w:val="1"/>
-          <w:numId w:val="2"/>
-        </w:numPr>
-        <w:spacing w:after="20" w:before="20" w:line="320"/>
-      </w:pPr>
-      <w:r>
-        <w:rPr>
-          <w:rFonts w:ascii="Arial" w:eastAsia="Microsoft YaHei" w:hAnsi="Arial"/>
-          <w:b w:val="false"/>
-          <w:bCs w:val="false"/>
-          <w:sz w:val="21"/>
-          <w:szCs w:val="21"/>
-        </w:rPr>
-        <w:t xml:space="preserve">或连续快速提交 </w:t>
-      </w:r>
-      <w:r>
-        <w:rPr>
-          <w:rFonts w:ascii="Arial" w:eastAsia="Microsoft YaHei" w:hAnsi="Arial"/>
-          <w:b/>
-          <w:bCs/>
-          <w:sz w:val="21"/>
-          <w:szCs w:val="21"/>
-        </w:rPr>
-        <w:t xml:space="preserve">3 次</w:t>
-      </w:r>
-      <w:r>
-        <w:rPr>
-          <w:rFonts w:ascii="Arial" w:eastAsia="Microsoft YaHei" w:hAnsi="Arial"/>
-          <w:b w:val="false"/>
-          <w:bCs w:val="false"/>
-          <w:sz w:val="21"/>
-          <w:szCs w:val="21"/>
-        </w:rPr>
-        <w:t xml:space="preserve">（每次间隔小于 0.9 秒，乱按回车即可）。</w:t>
-      </w:r>
-    </w:p>
-    <w:p>
-      <w:pPr>
-        <w:pStyle w:val="ListParagraph"/>
-        <w:numPr>
-          <w:ilvl w:val="0"/>
-          <w:numId w:val="22"/>
+        <w:t xml:space="preserve">放行后，输入框会变成空白。</w:t>
+      </w:r>
+    </w:p>
+    <w:p>
+      <w:pPr>
+        <w:pStyle w:val="ListParagraph"/>
+        <w:numPr>
+          <w:ilvl w:val="0"/>
+          <w:numId w:val="21"/>
         </w:numPr>
         <w:spacing w:after="30" w:before="30" w:line="320"/>
       </w:pPr>
@@ -7741,15 +7450,15 @@
           <w:sz w:val="21"/>
           <w:szCs w:val="21"/>
         </w:rPr>
-        <w:t xml:space="preserve">放行后，输入框会变成空白。</w:t>
-      </w:r>
-    </w:p>
-    <w:p>
-      <w:pPr>
-        <w:pStyle w:val="ListParagraph"/>
-        <w:numPr>
-          <w:ilvl w:val="0"/>
-          <w:numId w:val="22"/>
+        <w:t xml:space="preserve">在空白输入框直接按回车（或点提交）。</w:t>
+      </w:r>
+    </w:p>
+    <w:p>
+      <w:pPr>
+        <w:pStyle w:val="ListParagraph"/>
+        <w:numPr>
+          <w:ilvl w:val="0"/>
+          <w:numId w:val="21"/>
         </w:numPr>
         <w:spacing w:after="30" w:before="30" w:line="320"/>
       </w:pPr>
@@ -7761,26 +7470,6 @@
           <w:sz w:val="21"/>
           <w:szCs w:val="21"/>
         </w:rPr>
-        <w:t xml:space="preserve">在空白输入框直接按回车（或点提交）。</w:t>
-      </w:r>
-    </w:p>
-    <w:p>
-      <w:pPr>
-        <w:pStyle w:val="ListParagraph"/>
-        <w:numPr>
-          <w:ilvl w:val="0"/>
-          <w:numId w:val="22"/>
-        </w:numPr>
-        <w:spacing w:after="30" w:before="30" w:line="320"/>
-      </w:pPr>
-      <w:r>
-        <w:rPr>
-          <w:rFonts w:ascii="Arial" w:eastAsia="Microsoft YaHei" w:hAnsi="Arial"/>
-          <w:b w:val="false"/>
-          <w:bCs w:val="false"/>
-          <w:sz w:val="21"/>
-          <w:szCs w:val="21"/>
-        </w:rPr>
         <w:t xml:space="preserve">等待终幕播放：已读记录、存档路径、镜中人、制作名单。</w:t>
       </w:r>
     </w:p>
@@ -7789,7 +7478,7 @@
         <w:pStyle w:val="ListParagraph"/>
         <w:numPr>
           <w:ilvl w:val="0"/>
-          <w:numId w:val="22"/>
+          <w:numId w:val="21"/>
         </w:numPr>
         <w:spacing w:after="30" w:before="30" w:line="320"/>
       </w:pPr>
@@ -7931,7 +7620,7 @@
           <w:sz w:val="28"/>
           <w:szCs w:val="28"/>
         </w:rPr>
-        <w:t xml:space="preserve">16. 支线、隐藏页与彩蛋</w:t>
+        <w:t xml:space="preserve">15. 支线、隐藏页与彩蛋</w:t>
       </w:r>
     </w:p>
     <w:p>
@@ -7948,7 +7637,7 @@
           <w:sz w:val="23"/>
           <w:szCs w:val="23"/>
         </w:rPr>
-        <w:t xml:space="preserve">16.1 搜搜（search.html）</w:t>
+        <w:t xml:space="preserve">15.1 搜搜（search.html）</w:t>
       </w:r>
     </w:p>
     <w:p>
@@ -8659,7 +8348,7 @@
           <w:sz w:val="23"/>
           <w:szCs w:val="23"/>
         </w:rPr>
-        <w:t xml:space="preserve">16.2 网上医院（hospital.html）</w:t>
+        <w:t xml:space="preserve">15.2 网上医院（hospital.html）</w:t>
       </w:r>
     </w:p>
     <w:p>
@@ -8838,7 +8527,7 @@
           <w:sz w:val="23"/>
           <w:szCs w:val="23"/>
         </w:rPr>
-        <w:t xml:space="preserve">16.3 空耳FM（music.html）</w:t>
+        <w:t xml:space="preserve">15.3 空耳FM（music.html）</w:t>
       </w:r>
     </w:p>
     <w:p>
@@ -9055,7 +8744,7 @@
           <w:sz w:val="23"/>
           <w:szCs w:val="23"/>
         </w:rPr>
-        <w:t xml:space="preserve">16.4 视频页（video.html）</w:t>
+        <w:t xml:space="preserve">15.4 视频页（video.html）</w:t>
       </w:r>
     </w:p>
     <w:p>
@@ -9152,7 +8841,7 @@
           <w:sz w:val="23"/>
           <w:szCs w:val="23"/>
         </w:rPr>
-        <w:t xml:space="preserve">16.5 深夜电台（radio.html）</w:t>
+        <w:t xml:space="preserve">15.5 深夜电台（radio.html）</w:t>
       </w:r>
     </w:p>
     <w:p>
@@ -9229,7 +8918,7 @@
           <w:sz w:val="23"/>
           <w:szCs w:val="23"/>
         </w:rPr>
-        <w:t xml:space="preserve">16.6 相册（photos.html）</w:t>
+        <w:t xml:space="preserve">15.6 相册（photos.html）</w:t>
       </w:r>
     </w:p>
     <w:p>
@@ -9400,7 +9089,7 @@
           <w:sz w:val="23"/>
           <w:szCs w:val="23"/>
         </w:rPr>
-        <w:t xml:space="preserve">16.7 北屋博客（blog.html）</w:t>
+        <w:t xml:space="preserve">15.7 北屋博客（blog.html）</w:t>
       </w:r>
     </w:p>
     <w:p>
@@ -9457,7 +9146,7 @@
           <w:sz w:val="23"/>
           <w:szCs w:val="23"/>
         </w:rPr>
-        <w:t xml:space="preserve">16.8 拾光机（snapshot.html）</w:t>
+        <w:t xml:space="preserve">15.8 拾光机（snapshot.html）</w:t>
       </w:r>
     </w:p>
     <w:p>
@@ -9514,7 +9203,7 @@
           <w:sz w:val="23"/>
           <w:szCs w:val="23"/>
         </w:rPr>
-        <w:t xml:space="preserve">16.9 隐藏章「第八日」</w:t>
+        <w:t xml:space="preserve">15.9 隐藏章「第八日」</w:t>
       </w:r>
     </w:p>
     <w:p>
@@ -9652,7 +9341,7 @@
           <w:sz w:val="23"/>
           <w:szCs w:val="23"/>
         </w:rPr>
-        <w:t xml:space="preserve">16.10 茶室坏结局</w:t>
+        <w:t xml:space="preserve">15.10 茶室坏结局</w:t>
       </w:r>
     </w:p>
     <w:p>
@@ -9729,7 +9418,7 @@
           <w:sz w:val="23"/>
           <w:szCs w:val="23"/>
         </w:rPr>
-        <w:t xml:space="preserve">16.11 祈祷页循环</w:t>
+        <w:t xml:space="preserve">15.11 祈祷页循环</w:t>
       </w:r>
     </w:p>
     <w:p>
@@ -9827,7 +9516,7 @@
           <w:sz w:val="23"/>
           <w:szCs w:val="23"/>
         </w:rPr>
-        <w:t xml:space="preserve">16.12 主页彩蛋</w:t>
+        <w:t xml:space="preserve">15.12 主页彩蛋</w:t>
       </w:r>
     </w:p>
     <w:p>
@@ -10000,7 +9689,7 @@
           <w:sz w:val="28"/>
           <w:szCs w:val="28"/>
         </w:rPr>
-        <w:t xml:space="preserve">17. 终幕独白收集清单（13 项）</w:t>
+        <w:t xml:space="preserve">16. 终幕独白收集清单（13 项）</w:t>
       </w:r>
     </w:p>
     <w:p>
@@ -10023,7 +9712,7 @@
         <w:pStyle w:val="ListParagraph"/>
         <w:numPr>
           <w:ilvl w:val="0"/>
-          <w:numId w:val="23"/>
+          <w:numId w:val="22"/>
         </w:numPr>
         <w:spacing w:after="30" w:before="30" w:line="320"/>
       </w:pPr>
@@ -10043,7 +9732,7 @@
         <w:pStyle w:val="ListParagraph"/>
         <w:numPr>
           <w:ilvl w:val="0"/>
-          <w:numId w:val="23"/>
+          <w:numId w:val="22"/>
         </w:numPr>
         <w:spacing w:after="30" w:before="30" w:line="320"/>
       </w:pPr>
@@ -10063,7 +9752,7 @@
         <w:pStyle w:val="ListParagraph"/>
         <w:numPr>
           <w:ilvl w:val="0"/>
-          <w:numId w:val="23"/>
+          <w:numId w:val="22"/>
         </w:numPr>
         <w:spacing w:after="30" w:before="30" w:line="320"/>
       </w:pPr>
@@ -10083,7 +9772,7 @@
         <w:pStyle w:val="ListParagraph"/>
         <w:numPr>
           <w:ilvl w:val="0"/>
-          <w:numId w:val="23"/>
+          <w:numId w:val="22"/>
         </w:numPr>
         <w:spacing w:after="30" w:before="30" w:line="320"/>
       </w:pPr>
@@ -10103,7 +9792,7 @@
         <w:pStyle w:val="ListParagraph"/>
         <w:numPr>
           <w:ilvl w:val="0"/>
-          <w:numId w:val="23"/>
+          <w:numId w:val="22"/>
         </w:numPr>
         <w:spacing w:after="30" w:before="30" w:line="320"/>
       </w:pPr>
@@ -10123,7 +9812,7 @@
         <w:pStyle w:val="ListParagraph"/>
         <w:numPr>
           <w:ilvl w:val="0"/>
-          <w:numId w:val="23"/>
+          <w:numId w:val="22"/>
         </w:numPr>
         <w:spacing w:after="30" w:before="30" w:line="320"/>
       </w:pPr>
@@ -10143,7 +9832,7 @@
         <w:pStyle w:val="ListParagraph"/>
         <w:numPr>
           <w:ilvl w:val="0"/>
-          <w:numId w:val="23"/>
+          <w:numId w:val="22"/>
         </w:numPr>
         <w:spacing w:after="30" w:before="30" w:line="320"/>
       </w:pPr>
@@ -10163,7 +9852,7 @@
         <w:pStyle w:val="ListParagraph"/>
         <w:numPr>
           <w:ilvl w:val="0"/>
-          <w:numId w:val="23"/>
+          <w:numId w:val="22"/>
         </w:numPr>
         <w:spacing w:after="30" w:before="30" w:line="320"/>
       </w:pPr>
@@ -10183,7 +9872,7 @@
         <w:pStyle w:val="ListParagraph"/>
         <w:numPr>
           <w:ilvl w:val="0"/>
-          <w:numId w:val="23"/>
+          <w:numId w:val="22"/>
         </w:numPr>
         <w:spacing w:after="30" w:before="30" w:line="320"/>
       </w:pPr>
@@ -10203,7 +9892,7 @@
         <w:pStyle w:val="ListParagraph"/>
         <w:numPr>
           <w:ilvl w:val="0"/>
-          <w:numId w:val="23"/>
+          <w:numId w:val="22"/>
         </w:numPr>
         <w:spacing w:after="30" w:before="30" w:line="320"/>
       </w:pPr>
@@ -10223,7 +9912,7 @@
         <w:pStyle w:val="ListParagraph"/>
         <w:numPr>
           <w:ilvl w:val="0"/>
-          <w:numId w:val="23"/>
+          <w:numId w:val="22"/>
         </w:numPr>
         <w:spacing w:after="30" w:before="30" w:line="320"/>
       </w:pPr>
@@ -10243,7 +9932,7 @@
         <w:pStyle w:val="ListParagraph"/>
         <w:numPr>
           <w:ilvl w:val="0"/>
-          <w:numId w:val="23"/>
+          <w:numId w:val="22"/>
         </w:numPr>
         <w:spacing w:after="30" w:before="30" w:line="320"/>
       </w:pPr>
@@ -10263,7 +9952,7 @@
         <w:pStyle w:val="ListParagraph"/>
         <w:numPr>
           <w:ilvl w:val="0"/>
-          <w:numId w:val="23"/>
+          <w:numId w:val="22"/>
         </w:numPr>
         <w:spacing w:after="30" w:before="30" w:line="320"/>
       </w:pPr>
@@ -10307,7 +9996,7 @@
           <w:sz w:val="28"/>
           <w:szCs w:val="28"/>
         </w:rPr>
-        <w:t xml:space="preserve">18. 常见卡关排查</w:t>
+        <w:t xml:space="preserve">17. 常见卡关排查</w:t>
       </w:r>
     </w:p>
     <w:tbl>
@@ -11522,7 +11211,7 @@
           <w:sz w:val="28"/>
           <w:szCs w:val="28"/>
         </w:rPr>
-        <w:t xml:space="preserve">19. 剧情与线索推理</w:t>
+        <w:t xml:space="preserve">18. 剧情与线索推理</w:t>
       </w:r>
     </w:p>
     <w:p>
@@ -11539,7 +11228,7 @@
           <w:sz w:val="23"/>
           <w:szCs w:val="23"/>
         </w:rPr>
-        <w:t xml:space="preserve">19.1 一句话故事</w:t>
+        <w:t xml:space="preserve">18.1 一句话故事</w:t>
       </w:r>
     </w:p>
     <w:p>
@@ -11571,7 +11260,7 @@
           <w:sz w:val="23"/>
           <w:szCs w:val="23"/>
         </w:rPr>
-        <w:t xml:space="preserve">19.2 人物关系</w:t>
+        <w:t xml:space="preserve">18.2 人物关系</w:t>
       </w:r>
     </w:p>
     <w:p>
@@ -11768,7 +11457,7 @@
           <w:sz w:val="23"/>
           <w:szCs w:val="23"/>
         </w:rPr>
-        <w:t xml:space="preserve">19.3 八年时间线</w:t>
+        <w:t xml:space="preserve">18.3 八年时间线</w:t>
       </w:r>
     </w:p>
     <w:p>
@@ -11875,7 +11564,7 @@
           <w:sz w:val="23"/>
           <w:szCs w:val="23"/>
         </w:rPr>
-        <w:t xml:space="preserve">19.4 数字与符号的指向</w:t>
+        <w:t xml:space="preserve">18.4 数字与符号的指向</w:t>
       </w:r>
     </w:p>
     <w:tbl>
@@ -12738,111 +12427,6 @@
           </w:p>
         </w:tc>
       </w:tr>
-      <w:tr>
-        <w:trPr>
-          <w:cantSplit/>
-          <w:tblHeader w:val="off"/>
-        </w:trPr>
-        <w:tc>
-          <w:tcPr>
-            <w:tcW w:type="dxa" w:w="1168"/>
-            <w:tcBorders>
-              <w:top w:val="single" w:color="C9C3B4" w:sz="4"/>
-              <w:left w:val="single" w:color="C9C3B4" w:sz="4"/>
-              <w:bottom w:val="single" w:color="C9C3B4" w:sz="4"/>
-              <w:right w:val="single" w:color="C9C3B4" w:sz="4"/>
-            </w:tcBorders>
-            <w:tcMar>
-              <w:top w:type="dxa" w:w="80"/>
-              <w:left w:type="dxa" w:w="110"/>
-              <w:bottom w:type="dxa" w:w="80"/>
-              <w:right w:type="dxa" w:w="110"/>
-            </w:tcMar>
-            <w:vAlign w:val="center"/>
-          </w:tcPr>
-          <w:p>
-            <w:pPr>
-              <w:spacing w:after="30" w:before="30" w:line="300"/>
-            </w:pPr>
-            <w:r>
-              <w:rPr>
-                <w:rFonts w:ascii="Arial" w:eastAsia="Microsoft YaHei" w:hAnsi="Arial"/>
-                <w:b w:val="false"/>
-                <w:bCs w:val="false"/>
-                <w:sz w:val="20"/>
-                <w:szCs w:val="20"/>
-              </w:rPr>
-              <w:t xml:space="preserve">闻笛</w:t>
-            </w:r>
-          </w:p>
-        </w:tc>
-        <w:tc>
-          <w:tcPr>
-            <w:tcW w:type="dxa" w:w="956"/>
-            <w:tcBorders>
-              <w:top w:val="single" w:color="C9C3B4" w:sz="4"/>
-              <w:left w:val="single" w:color="C9C3B4" w:sz="4"/>
-              <w:bottom w:val="single" w:color="C9C3B4" w:sz="4"/>
-              <w:right w:val="single" w:color="C9C3B4" w:sz="4"/>
-            </w:tcBorders>
-            <w:tcMar>
-              <w:top w:type="dxa" w:w="80"/>
-              <w:left w:type="dxa" w:w="110"/>
-              <w:bottom w:type="dxa" w:w="80"/>
-              <w:right w:type="dxa" w:w="110"/>
-            </w:tcMar>
-            <w:vAlign w:val="center"/>
-          </w:tcPr>
-          <w:p>
-            <w:pPr>
-              <w:spacing w:after="30" w:before="30" w:line="300"/>
-            </w:pPr>
-            <w:r>
-              <w:rPr>
-                <w:rFonts w:ascii="Arial" w:eastAsia="Microsoft YaHei" w:hAnsi="Arial"/>
-                <w:b w:val="false"/>
-                <w:bCs w:val="false"/>
-                <w:sz w:val="20"/>
-                <w:szCs w:val="20"/>
-              </w:rPr>
-              <w:t xml:space="preserve">hisview</w:t>
-            </w:r>
-          </w:p>
-        </w:tc>
-        <w:tc>
-          <w:tcPr>
-            <w:tcW w:type="dxa" w:w="6902"/>
-            <w:tcBorders>
-              <w:top w:val="single" w:color="C9C3B4" w:sz="4"/>
-              <w:left w:val="single" w:color="C9C3B4" w:sz="4"/>
-              <w:bottom w:val="single" w:color="C9C3B4" w:sz="4"/>
-              <w:right w:val="single" w:color="C9C3B4" w:sz="4"/>
-            </w:tcBorders>
-            <w:tcMar>
-              <w:top w:type="dxa" w:w="80"/>
-              <w:left w:type="dxa" w:w="110"/>
-              <w:bottom w:type="dxa" w:w="80"/>
-              <w:right w:type="dxa" w:w="110"/>
-            </w:tcMar>
-            <w:vAlign w:val="center"/>
-          </w:tcPr>
-          <w:p>
-            <w:pPr>
-              <w:spacing w:after="30" w:before="30" w:line="300"/>
-            </w:pPr>
-            <w:r>
-              <w:rPr>
-                <w:rFonts w:ascii="Arial" w:eastAsia="Microsoft YaHei" w:hAnsi="Arial"/>
-                <w:b w:val="false"/>
-                <w:bCs w:val="false"/>
-                <w:sz w:val="20"/>
-                <w:szCs w:val="20"/>
-              </w:rPr>
-              <w:t xml:space="preserve">你在他手机里的备注；他在你手机里连备注都没有</w:t>
-            </w:r>
-          </w:p>
-        </w:tc>
-      </w:tr>
     </w:tbl>
     <w:p>
       <w:pPr>
@@ -12870,7 +12454,7 @@
           <w:sz w:val="23"/>
           <w:szCs w:val="23"/>
         </w:rPr>
-        <w:t xml:space="preserve">19.5 结局解读</w:t>
+        <w:t xml:space="preserve">18.5 结局解读</w:t>
       </w:r>
     </w:p>
     <w:p>
@@ -13052,7 +12636,7 @@
           <w:sz w:val="28"/>
           <w:szCs w:val="28"/>
         </w:rPr>
-        <w:t xml:space="preserve">20. 结局说明</w:t>
+        <w:t xml:space="preserve">19. 结局说明</w:t>
       </w:r>
     </w:p>
     <w:p>
@@ -13792,18 +13376,6 @@
     </w:lvlOverride>
   </w:num>
   <w:num w:numId="22">
-    <w:abstractNumId w:val="3"/>
-    <w:lvlOverride w:ilvl="0">
-      <w:startOverride w:val="1"/>
-    </w:lvlOverride>
-    <w:lvlOverride w:ilvl="1">
-      <w:startOverride w:val="1"/>
-    </w:lvlOverride>
-    <w:lvlOverride w:ilvl="2">
-      <w:startOverride w:val="1"/>
-    </w:lvlOverride>
-  </w:num>
-  <w:num w:numId="23">
     <w:abstractNumId w:val="3"/>
     <w:lvlOverride w:ilvl="0">
       <w:startOverride w:val="1"/>

--- a/大吉-完整攻略.docx
+++ b/大吉-完整攻略.docx
@@ -75,7 +75,7 @@
           <w:sz w:val="20"/>
           <w:szCs w:val="20"/>
         </w:rPr>
-        <w:t xml:space="preserve">适用版本：2026-10 线上版（资源版本 v94），共 12 章。</w:t>
+        <w:t xml:space="preserve">适用版本：2026-10 线上版（资源版本 v97），共 12 章。</w:t>
       </w:r>
     </w:p>
     <w:p>
@@ -278,10 +278,10 @@
         </w:tblBorders>
       </w:tblPr>
       <w:tblGrid>
-        <w:gridCol w:w="1101"/>
-        <w:gridCol w:w="1431"/>
-        <w:gridCol w:w="4403"/>
-        <w:gridCol w:w="2091"/>
+        <w:gridCol w:w="900"/>
+        <w:gridCol w:w="1485"/>
+        <w:gridCol w:w="4570"/>
+        <w:gridCol w:w="2071"/>
       </w:tblGrid>
       <w:tr>
         <w:trPr>
@@ -290,7 +290,7 @@
         </w:trPr>
         <w:tc>
           <w:tcPr>
-            <w:tcW w:type="dxa" w:w="1101"/>
+            <w:tcW w:type="dxa" w:w="900"/>
             <w:tcBorders>
               <w:top w:val="single" w:color="C9C3B4" w:sz="4"/>
               <w:left w:val="single" w:color="C9C3B4" w:sz="4"/>
@@ -324,7 +324,7 @@
         </w:tc>
         <w:tc>
           <w:tcPr>
-            <w:tcW w:type="dxa" w:w="1431"/>
+            <w:tcW w:type="dxa" w:w="1485"/>
             <w:tcBorders>
               <w:top w:val="single" w:color="C9C3B4" w:sz="4"/>
               <w:left w:val="single" w:color="C9C3B4" w:sz="4"/>
@@ -358,7 +358,7 @@
         </w:tc>
         <w:tc>
           <w:tcPr>
-            <w:tcW w:type="dxa" w:w="4403"/>
+            <w:tcW w:type="dxa" w:w="4570"/>
             <w:tcBorders>
               <w:top w:val="single" w:color="C9C3B4" w:sz="4"/>
               <w:left w:val="single" w:color="C9C3B4" w:sz="4"/>
@@ -392,7 +392,7 @@
         </w:tc>
         <w:tc>
           <w:tcPr>
-            <w:tcW w:type="dxa" w:w="2091"/>
+            <w:tcW w:type="dxa" w:w="2071"/>
             <w:tcBorders>
               <w:top w:val="single" w:color="C9C3B4" w:sz="4"/>
               <w:left w:val="single" w:color="C9C3B4" w:sz="4"/>
@@ -432,7 +432,7 @@
         </w:trPr>
         <w:tc>
           <w:tcPr>
-            <w:tcW w:type="dxa" w:w="1101"/>
+            <w:tcW w:type="dxa" w:w="900"/>
             <w:tcBorders>
               <w:top w:val="single" w:color="C9C3B4" w:sz="4"/>
               <w:left w:val="single" w:color="C9C3B4" w:sz="4"/>
@@ -465,7 +465,7 @@
         </w:tc>
         <w:tc>
           <w:tcPr>
-            <w:tcW w:type="dxa" w:w="1431"/>
+            <w:tcW w:type="dxa" w:w="1485"/>
             <w:tcBorders>
               <w:top w:val="single" w:color="C9C3B4" w:sz="4"/>
               <w:left w:val="single" w:color="C9C3B4" w:sz="4"/>
@@ -498,7 +498,7 @@
         </w:tc>
         <w:tc>
           <w:tcPr>
-            <w:tcW w:type="dxa" w:w="4403"/>
+            <w:tcW w:type="dxa" w:w="4570"/>
             <w:tcBorders>
               <w:top w:val="single" w:color="C9C3B4" w:sz="4"/>
               <w:left w:val="single" w:color="C9C3B4" w:sz="4"/>
@@ -531,7 +531,7 @@
         </w:tc>
         <w:tc>
           <w:tcPr>
-            <w:tcW w:type="dxa" w:w="2091"/>
+            <w:tcW w:type="dxa" w:w="2071"/>
             <w:tcBorders>
               <w:top w:val="single" w:color="C9C3B4" w:sz="4"/>
               <w:left w:val="single" w:color="C9C3B4" w:sz="4"/>
@@ -570,7 +570,7 @@
         </w:trPr>
         <w:tc>
           <w:tcPr>
-            <w:tcW w:type="dxa" w:w="1101"/>
+            <w:tcW w:type="dxa" w:w="900"/>
             <w:tcBorders>
               <w:top w:val="single" w:color="C9C3B4" w:sz="4"/>
               <w:left w:val="single" w:color="C9C3B4" w:sz="4"/>
@@ -603,7 +603,7 @@
         </w:tc>
         <w:tc>
           <w:tcPr>
-            <w:tcW w:type="dxa" w:w="1431"/>
+            <w:tcW w:type="dxa" w:w="1485"/>
             <w:tcBorders>
               <w:top w:val="single" w:color="C9C3B4" w:sz="4"/>
               <w:left w:val="single" w:color="C9C3B4" w:sz="4"/>
@@ -636,7 +636,7 @@
         </w:tc>
         <w:tc>
           <w:tcPr>
-            <w:tcW w:type="dxa" w:w="4403"/>
+            <w:tcW w:type="dxa" w:w="4570"/>
             <w:tcBorders>
               <w:top w:val="single" w:color="C9C3B4" w:sz="4"/>
               <w:left w:val="single" w:color="C9C3B4" w:sz="4"/>
@@ -680,7 +680,7 @@
         </w:tc>
         <w:tc>
           <w:tcPr>
-            <w:tcW w:type="dxa" w:w="2091"/>
+            <w:tcW w:type="dxa" w:w="2071"/>
             <w:tcBorders>
               <w:top w:val="single" w:color="C9C3B4" w:sz="4"/>
               <w:left w:val="single" w:color="C9C3B4" w:sz="4"/>
@@ -719,7 +719,7 @@
         </w:trPr>
         <w:tc>
           <w:tcPr>
-            <w:tcW w:type="dxa" w:w="1101"/>
+            <w:tcW w:type="dxa" w:w="900"/>
             <w:tcBorders>
               <w:top w:val="single" w:color="C9C3B4" w:sz="4"/>
               <w:left w:val="single" w:color="C9C3B4" w:sz="4"/>
@@ -752,7 +752,7 @@
         </w:tc>
         <w:tc>
           <w:tcPr>
-            <w:tcW w:type="dxa" w:w="1431"/>
+            <w:tcW w:type="dxa" w:w="1485"/>
             <w:tcBorders>
               <w:top w:val="single" w:color="C9C3B4" w:sz="4"/>
               <w:left w:val="single" w:color="C9C3B4" w:sz="4"/>
@@ -785,7 +785,7 @@
         </w:tc>
         <w:tc>
           <w:tcPr>
-            <w:tcW w:type="dxa" w:w="4403"/>
+            <w:tcW w:type="dxa" w:w="4570"/>
             <w:tcBorders>
               <w:top w:val="single" w:color="C9C3B4" w:sz="4"/>
               <w:left w:val="single" w:color="C9C3B4" w:sz="4"/>
@@ -818,7 +818,7 @@
         </w:tc>
         <w:tc>
           <w:tcPr>
-            <w:tcW w:type="dxa" w:w="2091"/>
+            <w:tcW w:type="dxa" w:w="2071"/>
             <w:tcBorders>
               <w:top w:val="single" w:color="C9C3B4" w:sz="4"/>
               <w:left w:val="single" w:color="C9C3B4" w:sz="4"/>
@@ -857,7 +857,7 @@
         </w:trPr>
         <w:tc>
           <w:tcPr>
-            <w:tcW w:type="dxa" w:w="1101"/>
+            <w:tcW w:type="dxa" w:w="900"/>
             <w:tcBorders>
               <w:top w:val="single" w:color="C9C3B4" w:sz="4"/>
               <w:left w:val="single" w:color="C9C3B4" w:sz="4"/>
@@ -890,7 +890,7 @@
         </w:tc>
         <w:tc>
           <w:tcPr>
-            <w:tcW w:type="dxa" w:w="1431"/>
+            <w:tcW w:type="dxa" w:w="1485"/>
             <w:tcBorders>
               <w:top w:val="single" w:color="C9C3B4" w:sz="4"/>
               <w:left w:val="single" w:color="C9C3B4" w:sz="4"/>
@@ -923,7 +923,7 @@
         </w:tc>
         <w:tc>
           <w:tcPr>
-            <w:tcW w:type="dxa" w:w="4403"/>
+            <w:tcW w:type="dxa" w:w="4570"/>
             <w:tcBorders>
               <w:top w:val="single" w:color="C9C3B4" w:sz="4"/>
               <w:left w:val="single" w:color="C9C3B4" w:sz="4"/>
@@ -977,7 +977,7 @@
         </w:tc>
         <w:tc>
           <w:tcPr>
-            <w:tcW w:type="dxa" w:w="2091"/>
+            <w:tcW w:type="dxa" w:w="2071"/>
             <w:tcBorders>
               <w:top w:val="single" w:color="C9C3B4" w:sz="4"/>
               <w:left w:val="single" w:color="C9C3B4" w:sz="4"/>
@@ -1016,7 +1016,7 @@
         </w:trPr>
         <w:tc>
           <w:tcPr>
-            <w:tcW w:type="dxa" w:w="1101"/>
+            <w:tcW w:type="dxa" w:w="900"/>
             <w:tcBorders>
               <w:top w:val="single" w:color="C9C3B4" w:sz="4"/>
               <w:left w:val="single" w:color="C9C3B4" w:sz="4"/>
@@ -1049,7 +1049,7 @@
         </w:tc>
         <w:tc>
           <w:tcPr>
-            <w:tcW w:type="dxa" w:w="1431"/>
+            <w:tcW w:type="dxa" w:w="1485"/>
             <w:tcBorders>
               <w:top w:val="single" w:color="C9C3B4" w:sz="4"/>
               <w:left w:val="single" w:color="C9C3B4" w:sz="4"/>
@@ -1082,7 +1082,7 @@
         </w:tc>
         <w:tc>
           <w:tcPr>
-            <w:tcW w:type="dxa" w:w="4403"/>
+            <w:tcW w:type="dxa" w:w="4570"/>
             <w:tcBorders>
               <w:top w:val="single" w:color="C9C3B4" w:sz="4"/>
               <w:left w:val="single" w:color="C9C3B4" w:sz="4"/>
@@ -1115,7 +1115,7 @@
         </w:tc>
         <w:tc>
           <w:tcPr>
-            <w:tcW w:type="dxa" w:w="2091"/>
+            <w:tcW w:type="dxa" w:w="2071"/>
             <w:tcBorders>
               <w:top w:val="single" w:color="C9C3B4" w:sz="4"/>
               <w:left w:val="single" w:color="C9C3B4" w:sz="4"/>
@@ -1154,7 +1154,7 @@
         </w:trPr>
         <w:tc>
           <w:tcPr>
-            <w:tcW w:type="dxa" w:w="1101"/>
+            <w:tcW w:type="dxa" w:w="900"/>
             <w:tcBorders>
               <w:top w:val="single" w:color="C9C3B4" w:sz="4"/>
               <w:left w:val="single" w:color="C9C3B4" w:sz="4"/>
@@ -1187,7 +1187,7 @@
         </w:tc>
         <w:tc>
           <w:tcPr>
-            <w:tcW w:type="dxa" w:w="1431"/>
+            <w:tcW w:type="dxa" w:w="1485"/>
             <w:tcBorders>
               <w:top w:val="single" w:color="C9C3B4" w:sz="4"/>
               <w:left w:val="single" w:color="C9C3B4" w:sz="4"/>
@@ -1220,7 +1220,7 @@
         </w:tc>
         <w:tc>
           <w:tcPr>
-            <w:tcW w:type="dxa" w:w="4403"/>
+            <w:tcW w:type="dxa" w:w="4570"/>
             <w:tcBorders>
               <w:top w:val="single" w:color="C9C3B4" w:sz="4"/>
               <w:left w:val="single" w:color="C9C3B4" w:sz="4"/>
@@ -1253,7 +1253,7 @@
         </w:tc>
         <w:tc>
           <w:tcPr>
-            <w:tcW w:type="dxa" w:w="2091"/>
+            <w:tcW w:type="dxa" w:w="2071"/>
             <w:tcBorders>
               <w:top w:val="single" w:color="C9C3B4" w:sz="4"/>
               <w:left w:val="single" w:color="C9C3B4" w:sz="4"/>
@@ -1292,7 +1292,7 @@
         </w:trPr>
         <w:tc>
           <w:tcPr>
-            <w:tcW w:type="dxa" w:w="1101"/>
+            <w:tcW w:type="dxa" w:w="900"/>
             <w:tcBorders>
               <w:top w:val="single" w:color="C9C3B4" w:sz="4"/>
               <w:left w:val="single" w:color="C9C3B4" w:sz="4"/>
@@ -1325,7 +1325,7 @@
         </w:tc>
         <w:tc>
           <w:tcPr>
-            <w:tcW w:type="dxa" w:w="1431"/>
+            <w:tcW w:type="dxa" w:w="1485"/>
             <w:tcBorders>
               <w:top w:val="single" w:color="C9C3B4" w:sz="4"/>
               <w:left w:val="single" w:color="C9C3B4" w:sz="4"/>
@@ -1358,7 +1358,7 @@
         </w:tc>
         <w:tc>
           <w:tcPr>
-            <w:tcW w:type="dxa" w:w="4403"/>
+            <w:tcW w:type="dxa" w:w="4570"/>
             <w:tcBorders>
               <w:top w:val="single" w:color="C9C3B4" w:sz="4"/>
               <w:left w:val="single" w:color="C9C3B4" w:sz="4"/>
@@ -1402,7 +1402,7 @@
         </w:tc>
         <w:tc>
           <w:tcPr>
-            <w:tcW w:type="dxa" w:w="2091"/>
+            <w:tcW w:type="dxa" w:w="2071"/>
             <w:tcBorders>
               <w:top w:val="single" w:color="C9C3B4" w:sz="4"/>
               <w:left w:val="single" w:color="C9C3B4" w:sz="4"/>
@@ -1441,7 +1441,7 @@
         </w:trPr>
         <w:tc>
           <w:tcPr>
-            <w:tcW w:type="dxa" w:w="1101"/>
+            <w:tcW w:type="dxa" w:w="900"/>
             <w:tcBorders>
               <w:top w:val="single" w:color="C9C3B4" w:sz="4"/>
               <w:left w:val="single" w:color="C9C3B4" w:sz="4"/>
@@ -1474,7 +1474,7 @@
         </w:tc>
         <w:tc>
           <w:tcPr>
-            <w:tcW w:type="dxa" w:w="1431"/>
+            <w:tcW w:type="dxa" w:w="1485"/>
             <w:tcBorders>
               <w:top w:val="single" w:color="C9C3B4" w:sz="4"/>
               <w:left w:val="single" w:color="C9C3B4" w:sz="4"/>
@@ -1507,7 +1507,7 @@
         </w:tc>
         <w:tc>
           <w:tcPr>
-            <w:tcW w:type="dxa" w:w="4403"/>
+            <w:tcW w:type="dxa" w:w="4570"/>
             <w:tcBorders>
               <w:top w:val="single" w:color="C9C3B4" w:sz="4"/>
               <w:left w:val="single" w:color="C9C3B4" w:sz="4"/>
@@ -1540,7 +1540,7 @@
         </w:tc>
         <w:tc>
           <w:tcPr>
-            <w:tcW w:type="dxa" w:w="2091"/>
+            <w:tcW w:type="dxa" w:w="2071"/>
             <w:tcBorders>
               <w:top w:val="single" w:color="C9C3B4" w:sz="4"/>
               <w:left w:val="single" w:color="C9C3B4" w:sz="4"/>
@@ -1579,7 +1579,7 @@
         </w:trPr>
         <w:tc>
           <w:tcPr>
-            <w:tcW w:type="dxa" w:w="1101"/>
+            <w:tcW w:type="dxa" w:w="900"/>
             <w:tcBorders>
               <w:top w:val="single" w:color="C9C3B4" w:sz="4"/>
               <w:left w:val="single" w:color="C9C3B4" w:sz="4"/>
@@ -1612,7 +1612,7 @@
         </w:tc>
         <w:tc>
           <w:tcPr>
-            <w:tcW w:type="dxa" w:w="1431"/>
+            <w:tcW w:type="dxa" w:w="1485"/>
             <w:tcBorders>
               <w:top w:val="single" w:color="C9C3B4" w:sz="4"/>
               <w:left w:val="single" w:color="C9C3B4" w:sz="4"/>
@@ -1645,7 +1645,7 @@
         </w:tc>
         <w:tc>
           <w:tcPr>
-            <w:tcW w:type="dxa" w:w="4403"/>
+            <w:tcW w:type="dxa" w:w="4570"/>
             <w:tcBorders>
               <w:top w:val="single" w:color="C9C3B4" w:sz="4"/>
               <w:left w:val="single" w:color="C9C3B4" w:sz="4"/>
@@ -1699,7 +1699,7 @@
         </w:tc>
         <w:tc>
           <w:tcPr>
-            <w:tcW w:type="dxa" w:w="2091"/>
+            <w:tcW w:type="dxa" w:w="2071"/>
             <w:tcBorders>
               <w:top w:val="single" w:color="C9C3B4" w:sz="4"/>
               <w:left w:val="single" w:color="C9C3B4" w:sz="4"/>
@@ -1738,7 +1738,7 @@
         </w:trPr>
         <w:tc>
           <w:tcPr>
-            <w:tcW w:type="dxa" w:w="1101"/>
+            <w:tcW w:type="dxa" w:w="900"/>
             <w:tcBorders>
               <w:top w:val="single" w:color="C9C3B4" w:sz="4"/>
               <w:left w:val="single" w:color="C9C3B4" w:sz="4"/>
@@ -1771,7 +1771,7 @@
         </w:tc>
         <w:tc>
           <w:tcPr>
-            <w:tcW w:type="dxa" w:w="1431"/>
+            <w:tcW w:type="dxa" w:w="1485"/>
             <w:tcBorders>
               <w:top w:val="single" w:color="C9C3B4" w:sz="4"/>
               <w:left w:val="single" w:color="C9C3B4" w:sz="4"/>
@@ -1804,7 +1804,7 @@
         </w:tc>
         <w:tc>
           <w:tcPr>
-            <w:tcW w:type="dxa" w:w="4403"/>
+            <w:tcW w:type="dxa" w:w="4570"/>
             <w:tcBorders>
               <w:top w:val="single" w:color="C9C3B4" w:sz="4"/>
               <w:left w:val="single" w:color="C9C3B4" w:sz="4"/>
@@ -1837,34 +1837,34 @@
         </w:tc>
         <w:tc>
           <w:tcPr>
-            <w:tcW w:type="dxa" w:w="2091"/>
-            <w:tcBorders>
-              <w:top w:val="single" w:color="C9C3B4" w:sz="4"/>
-              <w:left w:val="single" w:color="C9C3B4" w:sz="4"/>
-              <w:bottom w:val="single" w:color="C9C3B4" w:sz="4"/>
-              <w:right w:val="single" w:color="C9C3B4" w:sz="4"/>
-            </w:tcBorders>
-            <w:tcMar>
-              <w:top w:type="dxa" w:w="80"/>
-              <w:left w:type="dxa" w:w="110"/>
-              <w:bottom w:type="dxa" w:w="80"/>
-              <w:right w:type="dxa" w:w="110"/>
-            </w:tcMar>
-            <w:vAlign w:val="center"/>
-          </w:tcPr>
-          <w:p>
-            <w:pPr>
-              <w:spacing w:after="30" w:before="30" w:line="300"/>
-            </w:pPr>
-            <w:r>
-              <w:rPr>
-                <w:rFonts w:ascii="Arial" w:eastAsia="Microsoft YaHei" w:hAnsi="Arial"/>
-                <w:b w:val="false"/>
-                <w:bCs w:val="false"/>
-                <w:sz w:val="20"/>
-                <w:szCs w:val="20"/>
-              </w:rPr>
-              <w:t xml:space="preserve">终章 → final.html</w:t>
+            <w:tcW w:type="dxa" w:w="2071"/>
+            <w:tcBorders>
+              <w:top w:val="single" w:color="C9C3B4" w:sz="4"/>
+              <w:left w:val="single" w:color="C9C3B4" w:sz="4"/>
+              <w:bottom w:val="single" w:color="C9C3B4" w:sz="4"/>
+              <w:right w:val="single" w:color="C9C3B4" w:sz="4"/>
+            </w:tcBorders>
+            <w:tcMar>
+              <w:top w:type="dxa" w:w="80"/>
+              <w:left w:type="dxa" w:w="110"/>
+              <w:bottom w:type="dxa" w:w="80"/>
+              <w:right w:type="dxa" w:w="110"/>
+            </w:tcMar>
+            <w:vAlign w:val="center"/>
+          </w:tcPr>
+          <w:p>
+            <w:pPr>
+              <w:spacing w:after="30" w:before="30" w:line="300"/>
+            </w:pPr>
+            <w:r>
+              <w:rPr>
+                <w:rFonts w:ascii="Arial" w:eastAsia="Microsoft YaHei" w:hAnsi="Arial"/>
+                <w:b w:val="false"/>
+                <w:bCs w:val="false"/>
+                <w:sz w:val="20"/>
+                <w:szCs w:val="20"/>
+              </w:rPr>
+              <w:t xml:space="preserve">archive.html</w:t>
             </w:r>
           </w:p>
         </w:tc>
@@ -1876,40 +1876,40 @@
         </w:trPr>
         <w:tc>
           <w:tcPr>
-            <w:tcW w:type="dxa" w:w="1101"/>
-            <w:tcBorders>
-              <w:top w:val="single" w:color="C9C3B4" w:sz="4"/>
-              <w:left w:val="single" w:color="C9C3B4" w:sz="4"/>
-              <w:bottom w:val="single" w:color="C9C3B4" w:sz="4"/>
-              <w:right w:val="single" w:color="C9C3B4" w:sz="4"/>
-            </w:tcBorders>
-            <w:tcMar>
-              <w:top w:type="dxa" w:w="80"/>
-              <w:left w:type="dxa" w:w="110"/>
-              <w:bottom w:type="dxa" w:w="80"/>
-              <w:right w:type="dxa" w:w="110"/>
-            </w:tcMar>
-            <w:vAlign w:val="center"/>
-          </w:tcPr>
-          <w:p>
-            <w:pPr>
-              <w:spacing w:after="30" w:before="30" w:line="300"/>
-            </w:pPr>
-            <w:r>
-              <w:rPr>
-                <w:rFonts w:ascii="Arial" w:eastAsia="Microsoft YaHei" w:hAnsi="Arial"/>
-                <w:b w:val="false"/>
-                <w:bCs w:val="false"/>
-                <w:sz w:val="20"/>
-                <w:szCs w:val="20"/>
-              </w:rPr>
-              <w:t xml:space="preserve">10 档案室（可选）</w:t>
-            </w:r>
-          </w:p>
-        </w:tc>
-        <w:tc>
-          <w:tcPr>
-            <w:tcW w:type="dxa" w:w="1431"/>
+            <w:tcW w:type="dxa" w:w="900"/>
+            <w:tcBorders>
+              <w:top w:val="single" w:color="C9C3B4" w:sz="4"/>
+              <w:left w:val="single" w:color="C9C3B4" w:sz="4"/>
+              <w:bottom w:val="single" w:color="C9C3B4" w:sz="4"/>
+              <w:right w:val="single" w:color="C9C3B4" w:sz="4"/>
+            </w:tcBorders>
+            <w:tcMar>
+              <w:top w:type="dxa" w:w="80"/>
+              <w:left w:type="dxa" w:w="110"/>
+              <w:bottom w:type="dxa" w:w="80"/>
+              <w:right w:type="dxa" w:w="110"/>
+            </w:tcMar>
+            <w:vAlign w:val="center"/>
+          </w:tcPr>
+          <w:p>
+            <w:pPr>
+              <w:spacing w:after="30" w:before="30" w:line="300"/>
+            </w:pPr>
+            <w:r>
+              <w:rPr>
+                <w:rFonts w:ascii="Arial" w:eastAsia="Microsoft YaHei" w:hAnsi="Arial"/>
+                <w:b w:val="false"/>
+                <w:bCs w:val="false"/>
+                <w:sz w:val="20"/>
+                <w:szCs w:val="20"/>
+              </w:rPr>
+              <w:t xml:space="preserve">10 档案室</w:t>
+            </w:r>
+          </w:p>
+        </w:tc>
+        <w:tc>
+          <w:tcPr>
+            <w:tcW w:type="dxa" w:w="1485"/>
             <w:tcBorders>
               <w:top w:val="single" w:color="C9C3B4" w:sz="4"/>
               <w:left w:val="single" w:color="C9C3B4" w:sz="4"/>
@@ -1942,7 +1942,7 @@
         </w:tc>
         <w:tc>
           <w:tcPr>
-            <w:tcW w:type="dxa" w:w="4403"/>
+            <w:tcW w:type="dxa" w:w="4570"/>
             <w:tcBorders>
               <w:top w:val="single" w:color="C9C3B4" w:sz="4"/>
               <w:left w:val="single" w:color="C9C3B4" w:sz="4"/>
@@ -1975,7 +1975,7 @@
         </w:tc>
         <w:tc>
           <w:tcPr>
-            <w:tcW w:type="dxa" w:w="2091"/>
+            <w:tcW w:type="dxa" w:w="2071"/>
             <w:tcBorders>
               <w:top w:val="single" w:color="C9C3B4" w:sz="4"/>
               <w:left w:val="single" w:color="C9C3B4" w:sz="4"/>
@@ -2014,40 +2014,40 @@
         </w:trPr>
         <w:tc>
           <w:tcPr>
-            <w:tcW w:type="dxa" w:w="1101"/>
-            <w:tcBorders>
-              <w:top w:val="single" w:color="C9C3B4" w:sz="4"/>
-              <w:left w:val="single" w:color="C9C3B4" w:sz="4"/>
-              <w:bottom w:val="single" w:color="C9C3B4" w:sz="4"/>
-              <w:right w:val="single" w:color="C9C3B4" w:sz="4"/>
-            </w:tcBorders>
-            <w:tcMar>
-              <w:top w:type="dxa" w:w="80"/>
-              <w:left w:type="dxa" w:w="110"/>
-              <w:bottom w:type="dxa" w:w="80"/>
-              <w:right w:type="dxa" w:w="110"/>
-            </w:tcMar>
-            <w:vAlign w:val="center"/>
-          </w:tcPr>
-          <w:p>
-            <w:pPr>
-              <w:spacing w:after="30" w:before="30" w:line="300"/>
-            </w:pPr>
-            <w:r>
-              <w:rPr>
-                <w:rFonts w:ascii="Arial" w:eastAsia="Microsoft YaHei" w:hAnsi="Arial"/>
-                <w:b w:val="false"/>
-                <w:bCs w:val="false"/>
-                <w:sz w:val="20"/>
-                <w:szCs w:val="20"/>
-              </w:rPr>
-              <w:t xml:space="preserve">11 镜中人（可选）</w:t>
-            </w:r>
-          </w:p>
-        </w:tc>
-        <w:tc>
-          <w:tcPr>
-            <w:tcW w:type="dxa" w:w="1431"/>
+            <w:tcW w:type="dxa" w:w="900"/>
+            <w:tcBorders>
+              <w:top w:val="single" w:color="C9C3B4" w:sz="4"/>
+              <w:left w:val="single" w:color="C9C3B4" w:sz="4"/>
+              <w:bottom w:val="single" w:color="C9C3B4" w:sz="4"/>
+              <w:right w:val="single" w:color="C9C3B4" w:sz="4"/>
+            </w:tcBorders>
+            <w:tcMar>
+              <w:top w:type="dxa" w:w="80"/>
+              <w:left w:type="dxa" w:w="110"/>
+              <w:bottom w:type="dxa" w:w="80"/>
+              <w:right w:type="dxa" w:w="110"/>
+            </w:tcMar>
+            <w:vAlign w:val="center"/>
+          </w:tcPr>
+          <w:p>
+            <w:pPr>
+              <w:spacing w:after="30" w:before="30" w:line="300"/>
+            </w:pPr>
+            <w:r>
+              <w:rPr>
+                <w:rFonts w:ascii="Arial" w:eastAsia="Microsoft YaHei" w:hAnsi="Arial"/>
+                <w:b w:val="false"/>
+                <w:bCs w:val="false"/>
+                <w:sz w:val="20"/>
+                <w:szCs w:val="20"/>
+              </w:rPr>
+              <w:t xml:space="preserve">11 镜中人</w:t>
+            </w:r>
+          </w:p>
+        </w:tc>
+        <w:tc>
+          <w:tcPr>
+            <w:tcW w:type="dxa" w:w="1485"/>
             <w:tcBorders>
               <w:top w:val="single" w:color="C9C3B4" w:sz="4"/>
               <w:left w:val="single" w:color="C9C3B4" w:sz="4"/>
@@ -2080,7 +2080,7 @@
         </w:tc>
         <w:tc>
           <w:tcPr>
-            <w:tcW w:type="dxa" w:w="4403"/>
+            <w:tcW w:type="dxa" w:w="4570"/>
             <w:tcBorders>
               <w:top w:val="single" w:color="C9C3B4" w:sz="4"/>
               <w:left w:val="single" w:color="C9C3B4" w:sz="4"/>
@@ -2155,7 +2155,7 @@
         </w:tc>
         <w:tc>
           <w:tcPr>
-            <w:tcW w:type="dxa" w:w="2091"/>
+            <w:tcW w:type="dxa" w:w="2071"/>
             <w:tcBorders>
               <w:top w:val="single" w:color="C9C3B4" w:sz="4"/>
               <w:left w:val="single" w:color="C9C3B4" w:sz="4"/>
@@ -2194,7 +2194,7 @@
         </w:trPr>
         <w:tc>
           <w:tcPr>
-            <w:tcW w:type="dxa" w:w="1101"/>
+            <w:tcW w:type="dxa" w:w="900"/>
             <w:tcBorders>
               <w:top w:val="single" w:color="C9C3B4" w:sz="4"/>
               <w:left w:val="single" w:color="C9C3B4" w:sz="4"/>
@@ -2227,7 +2227,7 @@
         </w:tc>
         <w:tc>
           <w:tcPr>
-            <w:tcW w:type="dxa" w:w="1431"/>
+            <w:tcW w:type="dxa" w:w="1485"/>
             <w:tcBorders>
               <w:top w:val="single" w:color="C9C3B4" w:sz="4"/>
               <w:left w:val="single" w:color="C9C3B4" w:sz="4"/>
@@ -2260,7 +2260,7 @@
         </w:tc>
         <w:tc>
           <w:tcPr>
-            <w:tcW w:type="dxa" w:w="4403"/>
+            <w:tcW w:type="dxa" w:w="4570"/>
             <w:tcBorders>
               <w:top w:val="single" w:color="C9C3B4" w:sz="4"/>
               <w:left w:val="single" w:color="C9C3B4" w:sz="4"/>
@@ -2293,7 +2293,7 @@
         </w:tc>
         <w:tc>
           <w:tcPr>
-            <w:tcW w:type="dxa" w:w="2091"/>
+            <w:tcW w:type="dxa" w:w="2071"/>
             <w:tcBorders>
               <w:top w:val="single" w:color="C9C3B4" w:sz="4"/>
               <w:left w:val="single" w:color="C9C3B4" w:sz="4"/>

--- a/大吉-完整攻略.docx
+++ b/大吉-完整攻略.docx
@@ -75,7 +75,7 @@
           <w:sz w:val="20"/>
           <w:szCs w:val="20"/>
         </w:rPr>
-        <w:t xml:space="preserve">适用版本：2026-10 线上版（资源版本 v97），共 12 章。</w:t>
+        <w:t xml:space="preserve">适用版本：2026-10 线上版（资源版本 v97），共 11 章。</w:t>
       </w:r>
     </w:p>
     <w:p>
@@ -279,9 +279,9 @@
       </w:tblPr>
       <w:tblGrid>
         <w:gridCol w:w="900"/>
-        <w:gridCol w:w="1485"/>
-        <w:gridCol w:w="4570"/>
-        <w:gridCol w:w="2071"/>
+        <w:gridCol w:w="1262"/>
+        <w:gridCol w:w="3882"/>
+        <w:gridCol w:w="2982"/>
       </w:tblGrid>
       <w:tr>
         <w:trPr>
@@ -324,7 +324,7 @@
         </w:tc>
         <w:tc>
           <w:tcPr>
-            <w:tcW w:type="dxa" w:w="1485"/>
+            <w:tcW w:type="dxa" w:w="1262"/>
             <w:tcBorders>
               <w:top w:val="single" w:color="C9C3B4" w:sz="4"/>
               <w:left w:val="single" w:color="C9C3B4" w:sz="4"/>
@@ -358,7 +358,7 @@
         </w:tc>
         <w:tc>
           <w:tcPr>
-            <w:tcW w:type="dxa" w:w="4570"/>
+            <w:tcW w:type="dxa" w:w="3882"/>
             <w:tcBorders>
               <w:top w:val="single" w:color="C9C3B4" w:sz="4"/>
               <w:left w:val="single" w:color="C9C3B4" w:sz="4"/>
@@ -392,7 +392,7 @@
         </w:tc>
         <w:tc>
           <w:tcPr>
-            <w:tcW w:type="dxa" w:w="2071"/>
+            <w:tcW w:type="dxa" w:w="2982"/>
             <w:tcBorders>
               <w:top w:val="single" w:color="C9C3B4" w:sz="4"/>
               <w:left w:val="single" w:color="C9C3B4" w:sz="4"/>
@@ -465,7 +465,7 @@
         </w:tc>
         <w:tc>
           <w:tcPr>
-            <w:tcW w:type="dxa" w:w="1485"/>
+            <w:tcW w:type="dxa" w:w="1262"/>
             <w:tcBorders>
               <w:top w:val="single" w:color="C9C3B4" w:sz="4"/>
               <w:left w:val="single" w:color="C9C3B4" w:sz="4"/>
@@ -498,7 +498,7 @@
         </w:tc>
         <w:tc>
           <w:tcPr>
-            <w:tcW w:type="dxa" w:w="4570"/>
+            <w:tcW w:type="dxa" w:w="3882"/>
             <w:tcBorders>
               <w:top w:val="single" w:color="C9C3B4" w:sz="4"/>
               <w:left w:val="single" w:color="C9C3B4" w:sz="4"/>
@@ -531,7 +531,7 @@
         </w:tc>
         <w:tc>
           <w:tcPr>
-            <w:tcW w:type="dxa" w:w="2071"/>
+            <w:tcW w:type="dxa" w:w="2982"/>
             <w:tcBorders>
               <w:top w:val="single" w:color="C9C3B4" w:sz="4"/>
               <w:left w:val="single" w:color="C9C3B4" w:sz="4"/>
@@ -603,7 +603,7 @@
         </w:tc>
         <w:tc>
           <w:tcPr>
-            <w:tcW w:type="dxa" w:w="1485"/>
+            <w:tcW w:type="dxa" w:w="1262"/>
             <w:tcBorders>
               <w:top w:val="single" w:color="C9C3B4" w:sz="4"/>
               <w:left w:val="single" w:color="C9C3B4" w:sz="4"/>
@@ -636,7 +636,7 @@
         </w:tc>
         <w:tc>
           <w:tcPr>
-            <w:tcW w:type="dxa" w:w="4570"/>
+            <w:tcW w:type="dxa" w:w="3882"/>
             <w:tcBorders>
               <w:top w:val="single" w:color="C9C3B4" w:sz="4"/>
               <w:left w:val="single" w:color="C9C3B4" w:sz="4"/>
@@ -680,7 +680,7 @@
         </w:tc>
         <w:tc>
           <w:tcPr>
-            <w:tcW w:type="dxa" w:w="2071"/>
+            <w:tcW w:type="dxa" w:w="2982"/>
             <w:tcBorders>
               <w:top w:val="single" w:color="C9C3B4" w:sz="4"/>
               <w:left w:val="single" w:color="C9C3B4" w:sz="4"/>
@@ -752,7 +752,7 @@
         </w:tc>
         <w:tc>
           <w:tcPr>
-            <w:tcW w:type="dxa" w:w="1485"/>
+            <w:tcW w:type="dxa" w:w="1262"/>
             <w:tcBorders>
               <w:top w:val="single" w:color="C9C3B4" w:sz="4"/>
               <w:left w:val="single" w:color="C9C3B4" w:sz="4"/>
@@ -785,7 +785,7 @@
         </w:tc>
         <w:tc>
           <w:tcPr>
-            <w:tcW w:type="dxa" w:w="4570"/>
+            <w:tcW w:type="dxa" w:w="3882"/>
             <w:tcBorders>
               <w:top w:val="single" w:color="C9C3B4" w:sz="4"/>
               <w:left w:val="single" w:color="C9C3B4" w:sz="4"/>
@@ -818,7 +818,7 @@
         </w:tc>
         <w:tc>
           <w:tcPr>
-            <w:tcW w:type="dxa" w:w="2071"/>
+            <w:tcW w:type="dxa" w:w="2982"/>
             <w:tcBorders>
               <w:top w:val="single" w:color="C9C3B4" w:sz="4"/>
               <w:left w:val="single" w:color="C9C3B4" w:sz="4"/>
@@ -890,7 +890,7 @@
         </w:tc>
         <w:tc>
           <w:tcPr>
-            <w:tcW w:type="dxa" w:w="1485"/>
+            <w:tcW w:type="dxa" w:w="1262"/>
             <w:tcBorders>
               <w:top w:val="single" w:color="C9C3B4" w:sz="4"/>
               <w:left w:val="single" w:color="C9C3B4" w:sz="4"/>
@@ -923,7 +923,7 @@
         </w:tc>
         <w:tc>
           <w:tcPr>
-            <w:tcW w:type="dxa" w:w="4570"/>
+            <w:tcW w:type="dxa" w:w="3882"/>
             <w:tcBorders>
               <w:top w:val="single" w:color="C9C3B4" w:sz="4"/>
               <w:left w:val="single" w:color="C9C3B4" w:sz="4"/>
@@ -977,7 +977,7 @@
         </w:tc>
         <w:tc>
           <w:tcPr>
-            <w:tcW w:type="dxa" w:w="2071"/>
+            <w:tcW w:type="dxa" w:w="2982"/>
             <w:tcBorders>
               <w:top w:val="single" w:color="C9C3B4" w:sz="4"/>
               <w:left w:val="single" w:color="C9C3B4" w:sz="4"/>
@@ -1049,7 +1049,7 @@
         </w:tc>
         <w:tc>
           <w:tcPr>
-            <w:tcW w:type="dxa" w:w="1485"/>
+            <w:tcW w:type="dxa" w:w="1262"/>
             <w:tcBorders>
               <w:top w:val="single" w:color="C9C3B4" w:sz="4"/>
               <w:left w:val="single" w:color="C9C3B4" w:sz="4"/>
@@ -1082,7 +1082,7 @@
         </w:tc>
         <w:tc>
           <w:tcPr>
-            <w:tcW w:type="dxa" w:w="4570"/>
+            <w:tcW w:type="dxa" w:w="3882"/>
             <w:tcBorders>
               <w:top w:val="single" w:color="C9C3B4" w:sz="4"/>
               <w:left w:val="single" w:color="C9C3B4" w:sz="4"/>
@@ -1115,7 +1115,7 @@
         </w:tc>
         <w:tc>
           <w:tcPr>
-            <w:tcW w:type="dxa" w:w="2071"/>
+            <w:tcW w:type="dxa" w:w="2982"/>
             <w:tcBorders>
               <w:top w:val="single" w:color="C9C3B4" w:sz="4"/>
               <w:left w:val="single" w:color="C9C3B4" w:sz="4"/>
@@ -1187,7 +1187,7 @@
         </w:tc>
         <w:tc>
           <w:tcPr>
-            <w:tcW w:type="dxa" w:w="1485"/>
+            <w:tcW w:type="dxa" w:w="1262"/>
             <w:tcBorders>
               <w:top w:val="single" w:color="C9C3B4" w:sz="4"/>
               <w:left w:val="single" w:color="C9C3B4" w:sz="4"/>
@@ -1220,7 +1220,7 @@
         </w:tc>
         <w:tc>
           <w:tcPr>
-            <w:tcW w:type="dxa" w:w="4570"/>
+            <w:tcW w:type="dxa" w:w="3882"/>
             <w:tcBorders>
               <w:top w:val="single" w:color="C9C3B4" w:sz="4"/>
               <w:left w:val="single" w:color="C9C3B4" w:sz="4"/>
@@ -1253,7 +1253,7 @@
         </w:tc>
         <w:tc>
           <w:tcPr>
-            <w:tcW w:type="dxa" w:w="2071"/>
+            <w:tcW w:type="dxa" w:w="2982"/>
             <w:tcBorders>
               <w:top w:val="single" w:color="C9C3B4" w:sz="4"/>
               <w:left w:val="single" w:color="C9C3B4" w:sz="4"/>
@@ -1325,7 +1325,7 @@
         </w:tc>
         <w:tc>
           <w:tcPr>
-            <w:tcW w:type="dxa" w:w="1485"/>
+            <w:tcW w:type="dxa" w:w="1262"/>
             <w:tcBorders>
               <w:top w:val="single" w:color="C9C3B4" w:sz="4"/>
               <w:left w:val="single" w:color="C9C3B4" w:sz="4"/>
@@ -1358,7 +1358,7 @@
         </w:tc>
         <w:tc>
           <w:tcPr>
-            <w:tcW w:type="dxa" w:w="4570"/>
+            <w:tcW w:type="dxa" w:w="3882"/>
             <w:tcBorders>
               <w:top w:val="single" w:color="C9C3B4" w:sz="4"/>
               <w:left w:val="single" w:color="C9C3B4" w:sz="4"/>
@@ -1402,7 +1402,7 @@
         </w:tc>
         <w:tc>
           <w:tcPr>
-            <w:tcW w:type="dxa" w:w="2071"/>
+            <w:tcW w:type="dxa" w:w="2982"/>
             <w:tcBorders>
               <w:top w:val="single" w:color="C9C3B4" w:sz="4"/>
               <w:left w:val="single" w:color="C9C3B4" w:sz="4"/>
@@ -1474,7 +1474,7 @@
         </w:tc>
         <w:tc>
           <w:tcPr>
-            <w:tcW w:type="dxa" w:w="1485"/>
+            <w:tcW w:type="dxa" w:w="1262"/>
             <w:tcBorders>
               <w:top w:val="single" w:color="C9C3B4" w:sz="4"/>
               <w:left w:val="single" w:color="C9C3B4" w:sz="4"/>
@@ -1507,7 +1507,7 @@
         </w:tc>
         <w:tc>
           <w:tcPr>
-            <w:tcW w:type="dxa" w:w="4570"/>
+            <w:tcW w:type="dxa" w:w="3882"/>
             <w:tcBorders>
               <w:top w:val="single" w:color="C9C3B4" w:sz="4"/>
               <w:left w:val="single" w:color="C9C3B4" w:sz="4"/>
@@ -1540,7 +1540,7 @@
         </w:tc>
         <w:tc>
           <w:tcPr>
-            <w:tcW w:type="dxa" w:w="2071"/>
+            <w:tcW w:type="dxa" w:w="2982"/>
             <w:tcBorders>
               <w:top w:val="single" w:color="C9C3B4" w:sz="4"/>
               <w:left w:val="single" w:color="C9C3B4" w:sz="4"/>
@@ -1612,7 +1612,7 @@
         </w:tc>
         <w:tc>
           <w:tcPr>
-            <w:tcW w:type="dxa" w:w="1485"/>
+            <w:tcW w:type="dxa" w:w="1262"/>
             <w:tcBorders>
               <w:top w:val="single" w:color="C9C3B4" w:sz="4"/>
               <w:left w:val="single" w:color="C9C3B4" w:sz="4"/>
@@ -1645,7 +1645,7 @@
         </w:tc>
         <w:tc>
           <w:tcPr>
-            <w:tcW w:type="dxa" w:w="4570"/>
+            <w:tcW w:type="dxa" w:w="3882"/>
             <w:tcBorders>
               <w:top w:val="single" w:color="C9C3B4" w:sz="4"/>
               <w:left w:val="single" w:color="C9C3B4" w:sz="4"/>
@@ -1699,7 +1699,7 @@
         </w:tc>
         <w:tc>
           <w:tcPr>
-            <w:tcW w:type="dxa" w:w="2071"/>
+            <w:tcW w:type="dxa" w:w="2982"/>
             <w:tcBorders>
               <w:top w:val="single" w:color="C9C3B4" w:sz="4"/>
               <w:left w:val="single" w:color="C9C3B4" w:sz="4"/>
@@ -1771,7 +1771,7 @@
         </w:tc>
         <w:tc>
           <w:tcPr>
-            <w:tcW w:type="dxa" w:w="1485"/>
+            <w:tcW w:type="dxa" w:w="1262"/>
             <w:tcBorders>
               <w:top w:val="single" w:color="C9C3B4" w:sz="4"/>
               <w:left w:val="single" w:color="C9C3B4" w:sz="4"/>
@@ -1804,7 +1804,7 @@
         </w:tc>
         <w:tc>
           <w:tcPr>
-            <w:tcW w:type="dxa" w:w="4570"/>
+            <w:tcW w:type="dxa" w:w="3882"/>
             <w:tcBorders>
               <w:top w:val="single" w:color="C9C3B4" w:sz="4"/>
               <w:left w:val="single" w:color="C9C3B4" w:sz="4"/>
@@ -1837,34 +1837,34 @@
         </w:tc>
         <w:tc>
           <w:tcPr>
-            <w:tcW w:type="dxa" w:w="2071"/>
-            <w:tcBorders>
-              <w:top w:val="single" w:color="C9C3B4" w:sz="4"/>
-              <w:left w:val="single" w:color="C9C3B4" w:sz="4"/>
-              <w:bottom w:val="single" w:color="C9C3B4" w:sz="4"/>
-              <w:right w:val="single" w:color="C9C3B4" w:sz="4"/>
-            </w:tcBorders>
-            <w:tcMar>
-              <w:top w:type="dxa" w:w="80"/>
-              <w:left w:type="dxa" w:w="110"/>
-              <w:bottom w:type="dxa" w:w="80"/>
-              <w:right w:type="dxa" w:w="110"/>
-            </w:tcMar>
-            <w:vAlign w:val="center"/>
-          </w:tcPr>
-          <w:p>
-            <w:pPr>
-              <w:spacing w:after="30" w:before="30" w:line="300"/>
-            </w:pPr>
-            <w:r>
-              <w:rPr>
-                <w:rFonts w:ascii="Arial" w:eastAsia="Microsoft YaHei" w:hAnsi="Arial"/>
-                <w:b w:val="false"/>
-                <w:bCs w:val="false"/>
-                <w:sz w:val="20"/>
-                <w:szCs w:val="20"/>
-              </w:rPr>
-              <w:t xml:space="preserve">archive.html</w:t>
+            <w:tcW w:type="dxa" w:w="2982"/>
+            <w:tcBorders>
+              <w:top w:val="single" w:color="C9C3B4" w:sz="4"/>
+              <w:left w:val="single" w:color="C9C3B4" w:sz="4"/>
+              <w:bottom w:val="single" w:color="C9C3B4" w:sz="4"/>
+              <w:right w:val="single" w:color="C9C3B4" w:sz="4"/>
+            </w:tcBorders>
+            <w:tcMar>
+              <w:top w:type="dxa" w:w="80"/>
+              <w:left w:type="dxa" w:w="110"/>
+              <w:bottom w:type="dxa" w:w="80"/>
+              <w:right w:type="dxa" w:w="110"/>
+            </w:tcMar>
+            <w:vAlign w:val="center"/>
+          </w:tcPr>
+          <w:p>
+            <w:pPr>
+              <w:spacing w:after="30" w:before="30" w:line="300"/>
+            </w:pPr>
+            <w:r>
+              <w:rPr>
+                <w:rFonts w:ascii="Arial" w:eastAsia="Microsoft YaHei" w:hAnsi="Arial"/>
+                <w:b w:val="false"/>
+                <w:bCs w:val="false"/>
+                <w:sz w:val="20"/>
+                <w:szCs w:val="20"/>
+              </w:rPr>
+              <w:t xml:space="preserve">黑屏闪出「我不是访客。我是你删掉的草稿。」→ echo8.html</w:t>
             </w:r>
           </w:p>
         </w:tc>
@@ -1903,106 +1903,148 @@
                 <w:sz w:val="20"/>
                 <w:szCs w:val="20"/>
               </w:rPr>
-              <w:t xml:space="preserve">10 档案室</w:t>
-            </w:r>
-          </w:p>
-        </w:tc>
-        <w:tc>
-          <w:tcPr>
-            <w:tcW w:type="dxa" w:w="1485"/>
-            <w:tcBorders>
-              <w:top w:val="single" w:color="C9C3B4" w:sz="4"/>
-              <w:left w:val="single" w:color="C9C3B4" w:sz="4"/>
-              <w:bottom w:val="single" w:color="C9C3B4" w:sz="4"/>
-              <w:right w:val="single" w:color="C9C3B4" w:sz="4"/>
-            </w:tcBorders>
-            <w:tcMar>
-              <w:top w:type="dxa" w:w="80"/>
-              <w:left w:type="dxa" w:w="110"/>
-              <w:bottom w:type="dxa" w:w="80"/>
-              <w:right w:type="dxa" w:w="110"/>
-            </w:tcMar>
-            <w:vAlign w:val="center"/>
-          </w:tcPr>
-          <w:p>
-            <w:pPr>
-              <w:spacing w:after="30" w:before="30" w:line="300"/>
-            </w:pPr>
-            <w:r>
-              <w:rPr>
-                <w:rFonts w:ascii="Arial" w:eastAsia="Microsoft YaHei" w:hAnsi="Arial"/>
-                <w:b w:val="false"/>
-                <w:bCs w:val="false"/>
-                <w:sz w:val="20"/>
-                <w:szCs w:val="20"/>
-              </w:rPr>
-              <w:t xml:space="preserve">archive.html</w:t>
-            </w:r>
-          </w:p>
-        </w:tc>
-        <w:tc>
-          <w:tcPr>
-            <w:tcW w:type="dxa" w:w="4570"/>
-            <w:tcBorders>
-              <w:top w:val="single" w:color="C9C3B4" w:sz="4"/>
-              <w:left w:val="single" w:color="C9C3B4" w:sz="4"/>
-              <w:bottom w:val="single" w:color="C9C3B4" w:sz="4"/>
-              <w:right w:val="single" w:color="C9C3B4" w:sz="4"/>
-            </w:tcBorders>
-            <w:tcMar>
-              <w:top w:type="dxa" w:w="80"/>
-              <w:left w:type="dxa" w:w="110"/>
-              <w:bottom w:type="dxa" w:w="80"/>
-              <w:right w:type="dxa" w:w="110"/>
-            </w:tcMar>
-            <w:vAlign w:val="center"/>
-          </w:tcPr>
-          <w:p>
-            <w:pPr>
-              <w:spacing w:after="30" w:before="30" w:line="300"/>
-            </w:pPr>
-            <w:r>
-              <w:rPr>
-                <w:rFonts w:ascii="Arial" w:eastAsia="Microsoft YaHei" w:hAnsi="Arial"/>
-                <w:b w:val="false"/>
-                <w:bCs w:val="false"/>
-                <w:sz w:val="20"/>
-                <w:szCs w:val="20"/>
-              </w:rPr>
-              <w:t xml:space="preserve">做完 8 题；等摩斯灯闪完，点「对照墙上的旧电码表」</w:t>
-            </w:r>
-          </w:p>
-        </w:tc>
-        <w:tc>
-          <w:tcPr>
-            <w:tcW w:type="dxa" w:w="2071"/>
-            <w:tcBorders>
-              <w:top w:val="single" w:color="C9C3B4" w:sz="4"/>
-              <w:left w:val="single" w:color="C9C3B4" w:sz="4"/>
-              <w:bottom w:val="single" w:color="C9C3B4" w:sz="4"/>
-              <w:right w:val="single" w:color="C9C3B4" w:sz="4"/>
-            </w:tcBorders>
-            <w:tcMar>
-              <w:top w:type="dxa" w:w="80"/>
-              <w:left w:type="dxa" w:w="110"/>
-              <w:bottom w:type="dxa" w:w="80"/>
-              <w:right w:type="dxa" w:w="110"/>
-            </w:tcMar>
-            <w:vAlign w:val="center"/>
-          </w:tcPr>
-          <w:p>
-            <w:pPr>
-              <w:spacing w:after="30" w:before="30" w:line="300"/>
-            </w:pPr>
-            <w:r>
-              <w:rPr>
-                <w:rFonts w:ascii="Arial" w:eastAsia="Microsoft YaHei" w:hAnsi="Arial"/>
-                <w:b w:val="false"/>
-                <w:bCs w:val="false"/>
-                <w:sz w:val="20"/>
-                <w:szCs w:val="20"/>
-              </w:rPr>
-              <w:t xml:space="preserve">点「……」→ echo8.html</w:t>
+              <w:t xml:space="preserve">10 镜中人</w:t>
+            </w:r>
+          </w:p>
+        </w:tc>
+        <w:tc>
+          <w:tcPr>
+            <w:tcW w:type="dxa" w:w="1262"/>
+            <w:tcBorders>
+              <w:top w:val="single" w:color="C9C3B4" w:sz="4"/>
+              <w:left w:val="single" w:color="C9C3B4" w:sz="4"/>
+              <w:bottom w:val="single" w:color="C9C3B4" w:sz="4"/>
+              <w:right w:val="single" w:color="C9C3B4" w:sz="4"/>
+            </w:tcBorders>
+            <w:tcMar>
+              <w:top w:type="dxa" w:w="80"/>
+              <w:left w:type="dxa" w:w="110"/>
+              <w:bottom w:type="dxa" w:w="80"/>
+              <w:right w:type="dxa" w:w="110"/>
+            </w:tcMar>
+            <w:vAlign w:val="center"/>
+          </w:tcPr>
+          <w:p>
+            <w:pPr>
+              <w:spacing w:after="30" w:before="30" w:line="300"/>
+            </w:pPr>
+            <w:r>
+              <w:rPr>
+                <w:rFonts w:ascii="Arial" w:eastAsia="Microsoft YaHei" w:hAnsi="Arial"/>
+                <w:b w:val="false"/>
+                <w:bCs w:val="false"/>
+                <w:sz w:val="20"/>
+                <w:szCs w:val="20"/>
+              </w:rPr>
+              <w:t xml:space="preserve">echo8.html</w:t>
+            </w:r>
+          </w:p>
+        </w:tc>
+        <w:tc>
+          <w:tcPr>
+            <w:tcW w:type="dxa" w:w="3882"/>
+            <w:tcBorders>
+              <w:top w:val="single" w:color="C9C3B4" w:sz="4"/>
+              <w:left w:val="single" w:color="C9C3B4" w:sz="4"/>
+              <w:bottom w:val="single" w:color="C9C3B4" w:sz="4"/>
+              <w:right w:val="single" w:color="C9C3B4" w:sz="4"/>
+            </w:tcBorders>
+            <w:tcMar>
+              <w:top w:type="dxa" w:w="80"/>
+              <w:left w:type="dxa" w:w="110"/>
+              <w:bottom w:type="dxa" w:w="80"/>
+              <w:right w:type="dxa" w:w="110"/>
+            </w:tcMar>
+            <w:vAlign w:val="center"/>
+          </w:tcPr>
+          <w:p>
+            <w:pPr>
+              <w:spacing w:after="30" w:before="30" w:line="300"/>
+            </w:pPr>
+            <w:r>
+              <w:rPr>
+                <w:rFonts w:ascii="Arial" w:eastAsia="Microsoft YaHei" w:hAnsi="Arial"/>
+                <w:b w:val="false"/>
+                <w:bCs w:val="false"/>
+                <w:sz w:val="20"/>
+                <w:szCs w:val="20"/>
+              </w:rPr>
+              <w:t xml:space="preserve">密码 </w:t>
+            </w:r>
+            <w:r>
+              <w:rPr>
+                <w:rFonts w:ascii="Consolas" w:eastAsia="Microsoft YaHei" w:hAnsi="Consolas"/>
+                <w:b w:val="false"/>
+                <w:bCs w:val="false"/>
+                <w:color w:val="8C4A2F"/>
+                <w:sz w:val="19"/>
+                <w:szCs w:val="19"/>
+              </w:rPr>
+              <w:t xml:space="preserve">0808</w:t>
+            </w:r>
+            <w:r>
+              <w:rPr>
+                <w:rFonts w:ascii="Arial" w:eastAsia="Microsoft YaHei" w:hAnsi="Arial"/>
+                <w:b w:val="false"/>
+                <w:bCs w:val="false"/>
+                <w:sz w:val="20"/>
+                <w:szCs w:val="20"/>
+              </w:rPr>
+              <w:t xml:space="preserve"> 或 </w:t>
+            </w:r>
+            <w:r>
+              <w:rPr>
+                <w:rFonts w:ascii="Consolas" w:eastAsia="Microsoft YaHei" w:hAnsi="Consolas"/>
+                <w:b w:val="false"/>
+                <w:bCs w:val="false"/>
+                <w:color w:val="8C4A2F"/>
+                <w:sz w:val="19"/>
+                <w:szCs w:val="19"/>
+              </w:rPr>
+              <w:t xml:space="preserve">8080</w:t>
+            </w:r>
+            <w:r>
+              <w:rPr>
+                <w:rFonts w:ascii="Arial" w:eastAsia="Microsoft YaHei" w:hAnsi="Arial"/>
+                <w:b w:val="false"/>
+                <w:bCs w:val="false"/>
+                <w:sz w:val="20"/>
+                <w:szCs w:val="20"/>
+              </w:rPr>
+              <w:t xml:space="preserve">；刷屏后发任意一句；点「回去睡觉」</w:t>
+            </w:r>
+          </w:p>
+        </w:tc>
+        <w:tc>
+          <w:tcPr>
+            <w:tcW w:type="dxa" w:w="2982"/>
+            <w:tcBorders>
+              <w:top w:val="single" w:color="C9C3B4" w:sz="4"/>
+              <w:left w:val="single" w:color="C9C3B4" w:sz="4"/>
+              <w:bottom w:val="single" w:color="C9C3B4" w:sz="4"/>
+              <w:right w:val="single" w:color="C9C3B4" w:sz="4"/>
+            </w:tcBorders>
+            <w:tcMar>
+              <w:top w:type="dxa" w:w="80"/>
+              <w:left w:type="dxa" w:w="110"/>
+              <w:bottom w:type="dxa" w:w="80"/>
+              <w:right w:type="dxa" w:w="110"/>
+            </w:tcMar>
+            <w:vAlign w:val="center"/>
+          </w:tcPr>
+          <w:p>
+            <w:pPr>
+              <w:spacing w:after="30" w:before="30" w:line="300"/>
+            </w:pPr>
+            <w:r>
+              <w:rPr>
+                <w:rFonts w:ascii="Arial" w:eastAsia="Microsoft YaHei" w:hAnsi="Arial"/>
+                <w:b w:val="false"/>
+                <w:bCs w:val="false"/>
+                <w:sz w:val="20"/>
+                <w:szCs w:val="20"/>
+              </w:rPr>
+              <w:t xml:space="preserve">终章 → final.html</w:t>
             </w:r>
           </w:p>
         </w:tc>
@@ -2041,193 +2083,13 @@
                 <w:sz w:val="20"/>
                 <w:szCs w:val="20"/>
               </w:rPr>
-              <w:t xml:space="preserve">11 镜中人</w:t>
-            </w:r>
-          </w:p>
-        </w:tc>
-        <w:tc>
-          <w:tcPr>
-            <w:tcW w:type="dxa" w:w="1485"/>
-            <w:tcBorders>
-              <w:top w:val="single" w:color="C9C3B4" w:sz="4"/>
-              <w:left w:val="single" w:color="C9C3B4" w:sz="4"/>
-              <w:bottom w:val="single" w:color="C9C3B4" w:sz="4"/>
-              <w:right w:val="single" w:color="C9C3B4" w:sz="4"/>
-            </w:tcBorders>
-            <w:tcMar>
-              <w:top w:type="dxa" w:w="80"/>
-              <w:left w:type="dxa" w:w="110"/>
-              <w:bottom w:type="dxa" w:w="80"/>
-              <w:right w:type="dxa" w:w="110"/>
-            </w:tcMar>
-            <w:vAlign w:val="center"/>
-          </w:tcPr>
-          <w:p>
-            <w:pPr>
-              <w:spacing w:after="30" w:before="30" w:line="300"/>
-            </w:pPr>
-            <w:r>
-              <w:rPr>
-                <w:rFonts w:ascii="Arial" w:eastAsia="Microsoft YaHei" w:hAnsi="Arial"/>
-                <w:b w:val="false"/>
-                <w:bCs w:val="false"/>
-                <w:sz w:val="20"/>
-                <w:szCs w:val="20"/>
-              </w:rPr>
-              <w:t xml:space="preserve">echo8.html</w:t>
-            </w:r>
-          </w:p>
-        </w:tc>
-        <w:tc>
-          <w:tcPr>
-            <w:tcW w:type="dxa" w:w="4570"/>
-            <w:tcBorders>
-              <w:top w:val="single" w:color="C9C3B4" w:sz="4"/>
-              <w:left w:val="single" w:color="C9C3B4" w:sz="4"/>
-              <w:bottom w:val="single" w:color="C9C3B4" w:sz="4"/>
-              <w:right w:val="single" w:color="C9C3B4" w:sz="4"/>
-            </w:tcBorders>
-            <w:tcMar>
-              <w:top w:type="dxa" w:w="80"/>
-              <w:left w:type="dxa" w:w="110"/>
-              <w:bottom w:type="dxa" w:w="80"/>
-              <w:right w:type="dxa" w:w="110"/>
-            </w:tcMar>
-            <w:vAlign w:val="center"/>
-          </w:tcPr>
-          <w:p>
-            <w:pPr>
-              <w:spacing w:after="30" w:before="30" w:line="300"/>
-            </w:pPr>
-            <w:r>
-              <w:rPr>
-                <w:rFonts w:ascii="Arial" w:eastAsia="Microsoft YaHei" w:hAnsi="Arial"/>
-                <w:b w:val="false"/>
-                <w:bCs w:val="false"/>
-                <w:sz w:val="20"/>
-                <w:szCs w:val="20"/>
-              </w:rPr>
-              <w:t xml:space="preserve">密码 </w:t>
-            </w:r>
-            <w:r>
-              <w:rPr>
-                <w:rFonts w:ascii="Consolas" w:eastAsia="Microsoft YaHei" w:hAnsi="Consolas"/>
-                <w:b w:val="false"/>
-                <w:bCs w:val="false"/>
-                <w:color w:val="8C4A2F"/>
-                <w:sz w:val="19"/>
-                <w:szCs w:val="19"/>
-              </w:rPr>
-              <w:t xml:space="preserve">0808</w:t>
-            </w:r>
-            <w:r>
-              <w:rPr>
-                <w:rFonts w:ascii="Arial" w:eastAsia="Microsoft YaHei" w:hAnsi="Arial"/>
-                <w:b w:val="false"/>
-                <w:bCs w:val="false"/>
-                <w:sz w:val="20"/>
-                <w:szCs w:val="20"/>
-              </w:rPr>
-              <w:t xml:space="preserve"> 或 </w:t>
-            </w:r>
-            <w:r>
-              <w:rPr>
-                <w:rFonts w:ascii="Consolas" w:eastAsia="Microsoft YaHei" w:hAnsi="Consolas"/>
-                <w:b w:val="false"/>
-                <w:bCs w:val="false"/>
-                <w:color w:val="8C4A2F"/>
-                <w:sz w:val="19"/>
-                <w:szCs w:val="19"/>
-              </w:rPr>
-              <w:t xml:space="preserve">8080</w:t>
-            </w:r>
-            <w:r>
-              <w:rPr>
-                <w:rFonts w:ascii="Arial" w:eastAsia="Microsoft YaHei" w:hAnsi="Arial"/>
-                <w:b w:val="false"/>
-                <w:bCs w:val="false"/>
-                <w:sz w:val="20"/>
-                <w:szCs w:val="20"/>
-              </w:rPr>
-              <w:t xml:space="preserve">；刷屏后发任意一句；点「回去睡觉」</w:t>
-            </w:r>
-          </w:p>
-        </w:tc>
-        <w:tc>
-          <w:tcPr>
-            <w:tcW w:type="dxa" w:w="2071"/>
-            <w:tcBorders>
-              <w:top w:val="single" w:color="C9C3B4" w:sz="4"/>
-              <w:left w:val="single" w:color="C9C3B4" w:sz="4"/>
-              <w:bottom w:val="single" w:color="C9C3B4" w:sz="4"/>
-              <w:right w:val="single" w:color="C9C3B4" w:sz="4"/>
-            </w:tcBorders>
-            <w:tcMar>
-              <w:top w:type="dxa" w:w="80"/>
-              <w:left w:type="dxa" w:w="110"/>
-              <w:bottom w:type="dxa" w:w="80"/>
-              <w:right w:type="dxa" w:w="110"/>
-            </w:tcMar>
-            <w:vAlign w:val="center"/>
-          </w:tcPr>
-          <w:p>
-            <w:pPr>
-              <w:spacing w:after="30" w:before="30" w:line="300"/>
-            </w:pPr>
-            <w:r>
-              <w:rPr>
-                <w:rFonts w:ascii="Arial" w:eastAsia="Microsoft YaHei" w:hAnsi="Arial"/>
-                <w:b w:val="false"/>
-                <w:bCs w:val="false"/>
-                <w:sz w:val="20"/>
-                <w:szCs w:val="20"/>
-              </w:rPr>
-              <w:t xml:space="preserve">终章 → final.html</w:t>
-            </w:r>
-          </w:p>
-        </w:tc>
-      </w:tr>
-      <w:tr>
-        <w:trPr>
-          <w:cantSplit/>
-          <w:tblHeader w:val="off"/>
-        </w:trPr>
-        <w:tc>
-          <w:tcPr>
-            <w:tcW w:type="dxa" w:w="900"/>
-            <w:tcBorders>
-              <w:top w:val="single" w:color="C9C3B4" w:sz="4"/>
-              <w:left w:val="single" w:color="C9C3B4" w:sz="4"/>
-              <w:bottom w:val="single" w:color="C9C3B4" w:sz="4"/>
-              <w:right w:val="single" w:color="C9C3B4" w:sz="4"/>
-            </w:tcBorders>
-            <w:tcMar>
-              <w:top w:type="dxa" w:w="80"/>
-              <w:left w:type="dxa" w:w="110"/>
-              <w:bottom w:type="dxa" w:w="80"/>
-              <w:right w:type="dxa" w:w="110"/>
-            </w:tcMar>
-            <w:vAlign w:val="center"/>
-          </w:tcPr>
-          <w:p>
-            <w:pPr>
-              <w:spacing w:after="30" w:before="30" w:line="300"/>
-            </w:pPr>
-            <w:r>
-              <w:rPr>
-                <w:rFonts w:ascii="Arial" w:eastAsia="Microsoft YaHei" w:hAnsi="Arial"/>
-                <w:b w:val="false"/>
-                <w:bCs w:val="false"/>
-                <w:sz w:val="20"/>
-                <w:szCs w:val="20"/>
-              </w:rPr>
-              <w:t xml:space="preserve">12 顺其自然</w:t>
-            </w:r>
-          </w:p>
-        </w:tc>
-        <w:tc>
-          <w:tcPr>
-            <w:tcW w:type="dxa" w:w="1485"/>
+              <w:t xml:space="preserve">11 顺其自然</w:t>
+            </w:r>
+          </w:p>
+        </w:tc>
+        <w:tc>
+          <w:tcPr>
+            <w:tcW w:type="dxa" w:w="1262"/>
             <w:tcBorders>
               <w:top w:val="single" w:color="C9C3B4" w:sz="4"/>
               <w:left w:val="single" w:color="C9C3B4" w:sz="4"/>
@@ -2260,7 +2122,7 @@
         </w:tc>
         <w:tc>
           <w:tcPr>
-            <w:tcW w:type="dxa" w:w="4570"/>
+            <w:tcW w:type="dxa" w:w="3882"/>
             <w:tcBorders>
               <w:top w:val="single" w:color="C9C3B4" w:sz="4"/>
               <w:left w:val="single" w:color="C9C3B4" w:sz="4"/>
@@ -2293,7 +2155,7 @@
         </w:tc>
         <w:tc>
           <w:tcPr>
-            <w:tcW w:type="dxa" w:w="2071"/>
+            <w:tcW w:type="dxa" w:w="2982"/>
             <w:tcBorders>
               <w:top w:val="single" w:color="C9C3B4" w:sz="4"/>
               <w:left w:val="single" w:color="C9C3B4" w:sz="4"/>
@@ -6457,7 +6319,37 @@
           <w:sz w:val="21"/>
           <w:szCs w:val="21"/>
         </w:rPr>
-        <w:t xml:space="preserve">闪白后进入第 10 章 </w:t>
+        <w:t xml:space="preserve">闪白后屏幕全黑，逐字闪出一句话：</w:t>
+      </w:r>
+      <w:r>
+        <w:rPr>
+          <w:rFonts w:ascii="Arial" w:eastAsia="Microsoft YaHei" w:hAnsi="Arial"/>
+          <w:b/>
+          <w:bCs/>
+          <w:sz w:val="21"/>
+          <w:szCs w:val="21"/>
+        </w:rPr>
+        <w:t xml:space="preserve">「我不是访客。我是你删掉的草稿。」</w:t>
+      </w:r>
+    </w:p>
+    <w:p>
+      <w:pPr>
+        <w:pStyle w:val="ListParagraph"/>
+        <w:numPr>
+          <w:ilvl w:val="0"/>
+          <w:numId w:val="17"/>
+        </w:numPr>
+        <w:spacing w:after="30" w:before="30" w:line="320"/>
+      </w:pPr>
+      <w:r>
+        <w:rPr>
+          <w:rFonts w:ascii="Arial" w:eastAsia="Microsoft YaHei" w:hAnsi="Arial"/>
+          <w:b w:val="false"/>
+          <w:bCs w:val="false"/>
+          <w:sz w:val="21"/>
+          <w:szCs w:val="21"/>
+        </w:rPr>
+        <w:t xml:space="preserve">字停留一会儿，直接进入第 10 章 </w:t>
       </w:r>
       <w:r>
         <w:rPr>
@@ -6468,17 +6360,17 @@
           <w:sz w:val="20"/>
           <w:szCs w:val="20"/>
         </w:rPr>
-        <w:t xml:space="preserve">archive.html</w:t>
-      </w:r>
-      <w:r>
-        <w:rPr>
-          <w:rFonts w:ascii="Arial" w:eastAsia="Microsoft YaHei" w:hAnsi="Arial"/>
-          <w:b w:val="false"/>
-          <w:bCs w:val="false"/>
-          <w:sz w:val="21"/>
-          <w:szCs w:val="21"/>
-        </w:rPr>
-        <w:t xml:space="preserve">。</w:t>
+        <w:t xml:space="preserve">echo8.html</w:t>
+      </w:r>
+      <w:r>
+        <w:rPr>
+          <w:rFonts w:ascii="Arial" w:eastAsia="Microsoft YaHei" w:hAnsi="Arial"/>
+          <w:b w:val="false"/>
+          <w:bCs w:val="false"/>
+          <w:sz w:val="21"/>
+          <w:szCs w:val="21"/>
+        </w:rPr>
+        <w:t xml:space="preserve">（镜中人）。</w:t>
       </w:r>
     </w:p>
     <w:p>
@@ -6543,464 +6435,7 @@
           <w:sz w:val="28"/>
           <w:szCs w:val="28"/>
         </w:rPr>
-        <w:t xml:space="preserve">12. 第 10 章 · 档案室（archive.html）</w:t>
-      </w:r>
-    </w:p>
-    <w:p>
-      <w:pPr>
-        <w:spacing w:after="100" w:before="40" w:line="330"/>
-      </w:pPr>
-      <w:r>
-        <w:rPr>
-          <w:rFonts w:ascii="Arial" w:eastAsia="Microsoft YaHei" w:hAnsi="Arial"/>
-          <w:b w:val="false"/>
-          <w:bCs w:val="false"/>
-          <w:sz w:val="21"/>
-          <w:szCs w:val="21"/>
-        </w:rPr>
-        <w:t xml:space="preserve">这一章有两个必须完成的支线，两个都完成才会出现出口。</w:t>
-      </w:r>
-    </w:p>
-    <w:p>
-      <w:pPr>
-        <w:pStyle w:val="Heading3"/>
-        <w:spacing w:after="120" w:before="240"/>
-        <w:jc w:val="left"/>
-      </w:pPr>
-      <w:r>
-        <w:rPr>
-          <w:rFonts w:ascii="Arial" w:eastAsia="Microsoft YaHei" w:hAnsi="Arial"/>
-          <w:b w:val="false"/>
-          <w:bCs w:val="false"/>
-          <w:sz w:val="23"/>
-          <w:szCs w:val="23"/>
-        </w:rPr>
-        <w:t xml:space="preserve">12.1 性格测试（8 题）</w:t>
-      </w:r>
-    </w:p>
-    <w:p>
-      <w:pPr>
-        <w:pStyle w:val="ListParagraph"/>
-        <w:numPr>
-          <w:ilvl w:val="0"/>
-          <w:numId w:val="2"/>
-        </w:numPr>
-        <w:spacing w:after="20" w:before="20" w:line="320"/>
-      </w:pPr>
-      <w:r>
-        <w:rPr>
-          <w:rFonts w:ascii="Arial" w:eastAsia="Microsoft YaHei" w:hAnsi="Arial"/>
-          <w:b w:val="false"/>
-          <w:bCs w:val="false"/>
-          <w:sz w:val="21"/>
-          <w:szCs w:val="21"/>
-        </w:rPr>
-        <w:t xml:space="preserve">点「性格测试」，共 8 题，按自己的真实感受选即可，没有对错。</w:t>
-      </w:r>
-    </w:p>
-    <w:p>
-      <w:pPr>
-        <w:pStyle w:val="ListParagraph"/>
-        <w:numPr>
-          <w:ilvl w:val="0"/>
-          <w:numId w:val="2"/>
-        </w:numPr>
-        <w:spacing w:after="20" w:before="20" w:line="320"/>
-      </w:pPr>
-      <w:r>
-        <w:rPr>
-          <w:rFonts w:ascii="Arial" w:eastAsia="Microsoft YaHei" w:hAnsi="Arial"/>
-          <w:b w:val="false"/>
-          <w:bCs w:val="false"/>
-          <w:sz w:val="21"/>
-          <w:szCs w:val="21"/>
-        </w:rPr>
-        <w:t xml:space="preserve">总分 24 分；≥16 分显示「抑郁状态（掩饰良好）」，低于 16 分显示「状态起伏」。</w:t>
-      </w:r>
-    </w:p>
-    <w:p>
-      <w:pPr>
-        <w:pStyle w:val="ListParagraph"/>
-        <w:numPr>
-          <w:ilvl w:val="0"/>
-          <w:numId w:val="2"/>
-        </w:numPr>
-        <w:spacing w:after="20" w:before="20" w:line="320"/>
-      </w:pPr>
-      <w:r>
-        <w:rPr>
-          <w:rFonts w:ascii="Arial" w:eastAsia="Microsoft YaHei" w:hAnsi="Arial"/>
-          <w:b w:val="false"/>
-          <w:bCs w:val="false"/>
-          <w:sz w:val="21"/>
-          <w:szCs w:val="21"/>
-        </w:rPr>
-        <w:t xml:space="preserve">做完会记录「答完 8 题」。</w:t>
-      </w:r>
-    </w:p>
-    <w:p>
-      <w:pPr>
-        <w:pStyle w:val="Heading3"/>
-        <w:spacing w:after="120" w:before="240"/>
-        <w:jc w:val="left"/>
-      </w:pPr>
-      <w:r>
-        <w:rPr>
-          <w:rFonts w:ascii="Arial" w:eastAsia="Microsoft YaHei" w:hAnsi="Arial"/>
-          <w:b w:val="false"/>
-          <w:bCs w:val="false"/>
-          <w:sz w:val="23"/>
-          <w:szCs w:val="23"/>
-        </w:rPr>
-        <w:t xml:space="preserve">12.2 摩斯灯</w:t>
-      </w:r>
-    </w:p>
-    <w:p>
-      <w:pPr>
-        <w:pStyle w:val="ListParagraph"/>
-        <w:numPr>
-          <w:ilvl w:val="0"/>
-          <w:numId w:val="2"/>
-        </w:numPr>
-        <w:spacing w:after="20" w:before="20" w:line="320"/>
-      </w:pPr>
-      <w:r>
-        <w:rPr>
-          <w:rFonts w:ascii="Arial" w:eastAsia="Microsoft YaHei" w:hAnsi="Arial"/>
-          <w:b w:val="false"/>
-          <w:bCs w:val="false"/>
-          <w:sz w:val="21"/>
-          <w:szCs w:val="21"/>
-        </w:rPr>
-        <w:t xml:space="preserve">墙上的信号灯会反复闪四组摩斯码。</w:t>
-      </w:r>
-    </w:p>
-    <w:p>
-      <w:pPr>
-        <w:pStyle w:val="ListParagraph"/>
-        <w:numPr>
-          <w:ilvl w:val="0"/>
-          <w:numId w:val="2"/>
-        </w:numPr>
-        <w:spacing w:after="20" w:before="20" w:line="320"/>
-      </w:pPr>
-      <w:r>
-        <w:rPr>
-          <w:rFonts w:ascii="Arial" w:eastAsia="Microsoft YaHei" w:hAnsi="Arial"/>
-          <w:b w:val="false"/>
-          <w:bCs w:val="false"/>
-          <w:sz w:val="21"/>
-          <w:szCs w:val="21"/>
-        </w:rPr>
-        <w:t xml:space="preserve">等它</w:t>
-      </w:r>
-      <w:r>
-        <w:rPr>
-          <w:rFonts w:ascii="Arial" w:eastAsia="Microsoft YaHei" w:hAnsi="Arial"/>
-          <w:b/>
-          <w:bCs/>
-          <w:sz w:val="21"/>
-          <w:szCs w:val="21"/>
-        </w:rPr>
-        <w:t xml:space="preserve">完整闪完一轮</w:t>
-      </w:r>
-      <w:r>
-        <w:rPr>
-          <w:rFonts w:ascii="Arial" w:eastAsia="Microsoft YaHei" w:hAnsi="Arial"/>
-          <w:b w:val="false"/>
-          <w:bCs w:val="false"/>
-          <w:sz w:val="21"/>
-          <w:szCs w:val="21"/>
-        </w:rPr>
-        <w:t xml:space="preserve">（约十几秒），会出现「对照墙上的旧电码表」按钮。</w:t>
-      </w:r>
-    </w:p>
-    <w:p>
-      <w:pPr>
-        <w:pStyle w:val="ListParagraph"/>
-        <w:numPr>
-          <w:ilvl w:val="0"/>
-          <w:numId w:val="2"/>
-        </w:numPr>
-        <w:spacing w:after="20" w:before="20" w:line="320"/>
-      </w:pPr>
-      <w:r>
-        <w:rPr>
-          <w:rFonts w:ascii="Arial" w:eastAsia="Microsoft YaHei" w:hAnsi="Arial"/>
-          <w:b w:val="false"/>
-          <w:bCs w:val="false"/>
-          <w:sz w:val="21"/>
-          <w:szCs w:val="21"/>
-        </w:rPr>
-        <w:t xml:space="preserve">点这个按钮，解出的四个字是：</w:t>
-      </w:r>
-      <w:r>
-        <w:rPr>
-          <w:rFonts w:ascii="Arial" w:eastAsia="Microsoft YaHei" w:hAnsi="Arial"/>
-          <w:b/>
-          <w:bCs/>
-          <w:sz w:val="21"/>
-          <w:szCs w:val="21"/>
-        </w:rPr>
-        <w:t xml:space="preserve">顺其自然</w:t>
-      </w:r>
-      <w:r>
-        <w:rPr>
-          <w:rFonts w:ascii="Arial" w:eastAsia="Microsoft YaHei" w:hAnsi="Arial"/>
-          <w:b w:val="false"/>
-          <w:bCs w:val="false"/>
-          <w:sz w:val="21"/>
-          <w:szCs w:val="21"/>
-        </w:rPr>
-        <w:t xml:space="preserve">。</w:t>
-      </w:r>
-    </w:p>
-    <w:p>
-      <w:pPr>
-        <w:pStyle w:val="ListParagraph"/>
-        <w:numPr>
-          <w:ilvl w:val="0"/>
-          <w:numId w:val="2"/>
-        </w:numPr>
-        <w:spacing w:after="20" w:before="20" w:line="320"/>
-      </w:pPr>
-      <w:r>
-        <w:rPr>
-          <w:rFonts w:ascii="Arial" w:eastAsia="Microsoft YaHei" w:hAnsi="Arial"/>
-          <w:b w:val="false"/>
-          <w:bCs w:val="false"/>
-          <w:sz w:val="21"/>
-          <w:szCs w:val="21"/>
-        </w:rPr>
-        <w:t xml:space="preserve">提前狂点不会有效果，要等按钮出现。</w:t>
-      </w:r>
-    </w:p>
-    <w:p>
-      <w:pPr>
-        <w:pStyle w:val="Heading3"/>
-        <w:spacing w:after="120" w:before="240"/>
-        <w:jc w:val="left"/>
-      </w:pPr>
-      <w:r>
-        <w:rPr>
-          <w:rFonts w:ascii="Arial" w:eastAsia="Microsoft YaHei" w:hAnsi="Arial"/>
-          <w:b w:val="false"/>
-          <w:bCs w:val="false"/>
-          <w:sz w:val="23"/>
-          <w:szCs w:val="23"/>
-        </w:rPr>
-        <w:t xml:space="preserve">12.3 出口</w:t>
-      </w:r>
-    </w:p>
-    <w:p>
-      <w:pPr>
-        <w:pStyle w:val="ListParagraph"/>
-        <w:numPr>
-          <w:ilvl w:val="0"/>
-          <w:numId w:val="2"/>
-        </w:numPr>
-        <w:spacing w:after="20" w:before="20" w:line="320"/>
-      </w:pPr>
-      <w:r>
-        <w:rPr>
-          <w:rFonts w:ascii="Arial" w:eastAsia="Microsoft YaHei" w:hAnsi="Arial"/>
-          <w:b w:val="false"/>
-          <w:bCs w:val="false"/>
-          <w:sz w:val="21"/>
-          <w:szCs w:val="21"/>
-        </w:rPr>
-        <w:t xml:space="preserve">两件事都完成后，会播放一次惊吓动画，并弹出系统消息。</w:t>
-      </w:r>
-    </w:p>
-    <w:p>
-      <w:pPr>
-        <w:pStyle w:val="ListParagraph"/>
-        <w:numPr>
-          <w:ilvl w:val="0"/>
-          <w:numId w:val="2"/>
-        </w:numPr>
-        <w:spacing w:after="20" w:before="20" w:line="320"/>
-      </w:pPr>
-      <w:r>
-        <w:rPr>
-          <w:rFonts w:ascii="Arial" w:eastAsia="Microsoft YaHei" w:hAnsi="Arial"/>
-          <w:b w:val="false"/>
-          <w:bCs w:val="false"/>
-          <w:sz w:val="21"/>
-          <w:szCs w:val="21"/>
-        </w:rPr>
-        <w:t xml:space="preserve">点消息里的「……」。</w:t>
-      </w:r>
-    </w:p>
-    <w:p>
-      <w:pPr>
-        <w:pStyle w:val="ListParagraph"/>
-        <w:numPr>
-          <w:ilvl w:val="0"/>
-          <w:numId w:val="2"/>
-        </w:numPr>
-        <w:spacing w:after="20" w:before="20" w:line="320"/>
-      </w:pPr>
-      <w:r>
-        <w:rPr>
-          <w:rFonts w:ascii="Arial" w:eastAsia="Microsoft YaHei" w:hAnsi="Arial"/>
-          <w:b w:val="false"/>
-          <w:bCs w:val="false"/>
-          <w:sz w:val="21"/>
-          <w:szCs w:val="21"/>
-        </w:rPr>
-        <w:t xml:space="preserve">解锁第 11 章，进入 </w:t>
-      </w:r>
-      <w:r>
-        <w:rPr>
-          <w:rFonts w:ascii="Consolas" w:eastAsia="Microsoft YaHei" w:hAnsi="Consolas"/>
-          <w:b w:val="false"/>
-          <w:bCs w:val="false"/>
-          <w:color w:val="8C4A2F"/>
-          <w:sz w:val="20"/>
-          <w:szCs w:val="20"/>
-        </w:rPr>
-        <w:t xml:space="preserve">echo8.html</w:t>
-      </w:r>
-      <w:r>
-        <w:rPr>
-          <w:rFonts w:ascii="Arial" w:eastAsia="Microsoft YaHei" w:hAnsi="Arial"/>
-          <w:b w:val="false"/>
-          <w:bCs w:val="false"/>
-          <w:sz w:val="21"/>
-          <w:szCs w:val="21"/>
-        </w:rPr>
-        <w:t xml:space="preserve">。</w:t>
-      </w:r>
-    </w:p>
-    <w:p>
-      <w:pPr>
-        <w:pStyle w:val="Heading3"/>
-        <w:spacing w:after="120" w:before="240"/>
-        <w:jc w:val="left"/>
-      </w:pPr>
-      <w:r>
-        <w:rPr>
-          <w:rFonts w:ascii="Arial" w:eastAsia="Microsoft YaHei" w:hAnsi="Arial"/>
-          <w:b w:val="false"/>
-          <w:bCs w:val="false"/>
-          <w:sz w:val="23"/>
-          <w:szCs w:val="23"/>
-        </w:rPr>
-        <w:t xml:space="preserve">12.4 可选</w:t>
-      </w:r>
-    </w:p>
-    <w:p>
-      <w:pPr>
-        <w:pStyle w:val="ListParagraph"/>
-        <w:numPr>
-          <w:ilvl w:val="0"/>
-          <w:numId w:val="2"/>
-        </w:numPr>
-        <w:spacing w:after="20" w:before="20" w:line="320"/>
-      </w:pPr>
-      <w:r>
-        <w:rPr>
-          <w:rFonts w:ascii="Arial" w:eastAsia="Microsoft YaHei" w:hAnsi="Arial"/>
-          <w:b w:val="false"/>
-          <w:bCs w:val="false"/>
-          <w:sz w:val="21"/>
-          <w:szCs w:val="21"/>
-        </w:rPr>
-        <w:t xml:space="preserve">「随身物品」可以进入 </w:t>
-      </w:r>
-      <w:r>
-        <w:rPr>
-          <w:rFonts w:ascii="Consolas" w:eastAsia="Microsoft YaHei" w:hAnsi="Consolas"/>
-          <w:b w:val="false"/>
-          <w:bCs w:val="false"/>
-          <w:color w:val="8C4A2F"/>
-          <w:sz w:val="20"/>
-          <w:szCs w:val="20"/>
-        </w:rPr>
-        <w:t xml:space="preserve">prayer.html</w:t>
-      </w:r>
-      <w:r>
-        <w:rPr>
-          <w:rFonts w:ascii="Arial" w:eastAsia="Microsoft YaHei" w:hAnsi="Arial"/>
-          <w:b w:val="false"/>
-          <w:bCs w:val="false"/>
-          <w:sz w:val="21"/>
-          <w:szCs w:val="21"/>
-        </w:rPr>
-        <w:t xml:space="preserve"> 祈祷页。</w:t>
-      </w:r>
-    </w:p>
-    <w:p>
-      <w:pPr>
-        <w:pStyle w:val="ListParagraph"/>
-        <w:numPr>
-          <w:ilvl w:val="0"/>
-          <w:numId w:val="2"/>
-        </w:numPr>
-        <w:spacing w:after="20" w:before="20" w:line="320"/>
-      </w:pPr>
-      <w:r>
-        <w:rPr>
-          <w:rFonts w:ascii="Arial" w:eastAsia="Microsoft YaHei" w:hAnsi="Arial"/>
-          <w:b w:val="false"/>
-          <w:bCs w:val="false"/>
-          <w:sz w:val="21"/>
-          <w:szCs w:val="21"/>
-        </w:rPr>
-        <w:t xml:space="preserve">警告：祈祷页的光球会把你送回</w:t>
-      </w:r>
-      <w:r>
-        <w:rPr>
-          <w:rFonts w:ascii="Arial" w:eastAsia="Microsoft YaHei" w:hAnsi="Arial"/>
-          <w:b/>
-          <w:bCs/>
-          <w:sz w:val="21"/>
-          <w:szCs w:val="21"/>
-        </w:rPr>
-        <w:t xml:space="preserve">第 1 章</w:t>
-      </w:r>
-      <w:r>
-        <w:rPr>
-          <w:rFonts w:ascii="Arial" w:eastAsia="Microsoft YaHei" w:hAnsi="Arial"/>
-          <w:b w:val="false"/>
-          <w:bCs w:val="false"/>
-          <w:sz w:val="21"/>
-          <w:szCs w:val="21"/>
-        </w:rPr>
-        <w:t xml:space="preserve">，是循环彩蛋；不想重开就别点。</w:t>
-      </w:r>
-    </w:p>
-    <w:p>
-      <w:pPr>
-        <w:pBdr>
-          <w:bottom w:val="single" w:color="D8D2C2" w:sz="6" w:space="4"/>
-        </w:pBdr>
-        <w:spacing w:after="200" w:before="60"/>
-      </w:pPr>
-      <w:r>
-        <w:rPr>
-          <w:sz w:val="2"/>
-          <w:szCs w:val="2"/>
-        </w:rPr>
-        <w:t xml:space="preserve"/>
-      </w:r>
-    </w:p>
-    <w:p>
-      <w:pPr>
-        <w:pStyle w:val="Heading2"/>
-        <w:spacing w:after="160" w:before="360"/>
-        <w:jc w:val="left"/>
-      </w:pPr>
-      <w:r>
-        <w:rPr>
-          <w:rFonts w:ascii="Arial" w:eastAsia="Microsoft YaHei" w:hAnsi="Arial"/>
-          <w:b w:val="false"/>
-          <w:bCs w:val="false"/>
-          <w:sz w:val="28"/>
-          <w:szCs w:val="28"/>
-        </w:rPr>
-        <w:t xml:space="preserve">13. 第 11 章 · 镜中人（echo8.html）</w:t>
+        <w:t xml:space="preserve">12. 第 10 章 · 镜中人（echo8.html）</w:t>
       </w:r>
     </w:p>
     <w:p>
@@ -7235,7 +6670,7 @@
           <w:sz w:val="28"/>
           <w:szCs w:val="28"/>
         </w:rPr>
-        <w:t xml:space="preserve">14. 第 12 章 · 顺其自然（final.html）</w:t>
+        <w:t xml:space="preserve">13. 第 11 章 · 顺其自然（final.html）</w:t>
       </w:r>
     </w:p>
     <w:p>
@@ -7543,7 +6978,7 @@
           <w:sz w:val="19"/>
           <w:szCs w:val="19"/>
         </w:rPr>
-        <w:t xml:space="preserve">chapter = 12</w:t>
+        <w:t xml:space="preserve">chapter = 11</w:t>
       </w:r>
       <w:r>
         <w:rPr>
@@ -7620,7 +7055,7 @@
           <w:sz w:val="28"/>
           <w:szCs w:val="28"/>
         </w:rPr>
-        <w:t xml:space="preserve">15. 支线、隐藏页与彩蛋</w:t>
+        <w:t xml:space="preserve">14. 支线、隐藏页与彩蛋</w:t>
       </w:r>
     </w:p>
     <w:p>
@@ -7637,7 +7072,7 @@
           <w:sz w:val="23"/>
           <w:szCs w:val="23"/>
         </w:rPr>
-        <w:t xml:space="preserve">15.1 搜搜（search.html）</w:t>
+        <w:t xml:space="preserve">14.1 搜搜（search.html）</w:t>
       </w:r>
     </w:p>
     <w:p>
@@ -8316,7 +7751,7 @@
                 <w:sz w:val="20"/>
                 <w:szCs w:val="20"/>
               </w:rPr>
-              <w:t xml:space="preserve">第 11 章相关</w:t>
+              <w:t xml:space="preserve">第 10 章相关</w:t>
             </w:r>
           </w:p>
         </w:tc>
@@ -8348,7 +7783,7 @@
           <w:sz w:val="23"/>
           <w:szCs w:val="23"/>
         </w:rPr>
-        <w:t xml:space="preserve">15.2 网上医院（hospital.html）</w:t>
+        <w:t xml:space="preserve">14.2 网上医院（hospital.html）</w:t>
       </w:r>
     </w:p>
     <w:p>
@@ -8490,7 +7925,7 @@
           <w:sz w:val="21"/>
           <w:szCs w:val="21"/>
         </w:rPr>
-        <w:t xml:space="preserve">点按钮回第 10 章档案室（进度未到第 10 章时只给提示，不跳转）。</w:t>
+        <w:t xml:space="preserve">点按钮回第 10 章镜中人（进度未到第 10 章时只给提示，不跳转）。</w:t>
       </w:r>
     </w:p>
     <w:p>
@@ -8527,7 +7962,7 @@
           <w:sz w:val="23"/>
           <w:szCs w:val="23"/>
         </w:rPr>
-        <w:t xml:space="preserve">15.3 空耳FM（music.html）</w:t>
+        <w:t xml:space="preserve">14.3 空耳FM（music.html）</w:t>
       </w:r>
     </w:p>
     <w:p>
@@ -8744,7 +8179,7 @@
           <w:sz w:val="23"/>
           <w:szCs w:val="23"/>
         </w:rPr>
-        <w:t xml:space="preserve">15.4 视频页（video.html）</w:t>
+        <w:t xml:space="preserve">14.4 视频页（video.html）</w:t>
       </w:r>
     </w:p>
     <w:p>
@@ -8841,7 +8276,7 @@
           <w:sz w:val="23"/>
           <w:szCs w:val="23"/>
         </w:rPr>
-        <w:t xml:space="preserve">15.5 深夜电台（radio.html）</w:t>
+        <w:t xml:space="preserve">14.5 深夜电台（radio.html）</w:t>
       </w:r>
     </w:p>
     <w:p>
@@ -8918,7 +8353,7 @@
           <w:sz w:val="23"/>
           <w:szCs w:val="23"/>
         </w:rPr>
-        <w:t xml:space="preserve">15.6 相册（photos.html）</w:t>
+        <w:t xml:space="preserve">14.6 相册（photos.html）</w:t>
       </w:r>
     </w:p>
     <w:p>
@@ -9072,7 +8507,7 @@
           <w:sz w:val="21"/>
           <w:szCs w:val="21"/>
         </w:rPr>
-        <w:t xml:space="preserve">点「放 下 手 机」：第 10 章之后回到档案室；第 10 章之前提示后回到搜搜。</w:t>
+        <w:t xml:space="preserve">点「放 下 手 机」：第 10 章之后回到镜中人；第 10 章之前提示后回到搜搜。</w:t>
       </w:r>
     </w:p>
     <w:p>
@@ -9089,7 +8524,7 @@
           <w:sz w:val="23"/>
           <w:szCs w:val="23"/>
         </w:rPr>
-        <w:t xml:space="preserve">15.7 北屋博客（blog.html）</w:t>
+        <w:t xml:space="preserve">14.7 北屋博客（blog.html）</w:t>
       </w:r>
     </w:p>
     <w:p>
@@ -9146,7 +8581,7 @@
           <w:sz w:val="23"/>
           <w:szCs w:val="23"/>
         </w:rPr>
-        <w:t xml:space="preserve">15.8 拾光机（snapshot.html）</w:t>
+        <w:t xml:space="preserve">14.8 拾光机（snapshot.html）</w:t>
       </w:r>
     </w:p>
     <w:p>
@@ -9203,7 +8638,7 @@
           <w:sz w:val="23"/>
           <w:szCs w:val="23"/>
         </w:rPr>
-        <w:t xml:space="preserve">15.9 隐藏章「第八日」</w:t>
+        <w:t xml:space="preserve">14.9 隐藏章「第八日」</w:t>
       </w:r>
     </w:p>
     <w:p>
@@ -9341,7 +8776,7 @@
           <w:sz w:val="23"/>
           <w:szCs w:val="23"/>
         </w:rPr>
-        <w:t xml:space="preserve">15.10 茶室坏结局</w:t>
+        <w:t xml:space="preserve">14.10 茶室坏结局</w:t>
       </w:r>
     </w:p>
     <w:p>
@@ -9418,7 +8853,7 @@
           <w:sz w:val="23"/>
           <w:szCs w:val="23"/>
         </w:rPr>
-        <w:t xml:space="preserve">15.11 祈祷页循环</w:t>
+        <w:t xml:space="preserve">14.11 祈祷页循环</w:t>
       </w:r>
     </w:p>
     <w:p>
@@ -9438,7 +8873,7 @@
           <w:sz w:val="21"/>
           <w:szCs w:val="21"/>
         </w:rPr>
-        <w:t xml:space="preserve">第 10 章「随身物品」→ </w:t>
+        <w:t xml:space="preserve">只能在地址栏直接打开 </w:t>
       </w:r>
       <w:r>
         <w:rPr>
@@ -9459,7 +8894,7 @@
           <w:sz w:val="21"/>
           <w:szCs w:val="21"/>
         </w:rPr>
-        <w:t xml:space="preserve">。</w:t>
+        <w:t xml:space="preserve">（原本从档案室的「随身物品」进入，档案室整章已移除）。</w:t>
       </w:r>
     </w:p>
     <w:p>
@@ -9516,7 +8951,7 @@
           <w:sz w:val="23"/>
           <w:szCs w:val="23"/>
         </w:rPr>
-        <w:t xml:space="preserve">15.12 主页彩蛋</w:t>
+        <w:t xml:space="preserve">14.12 主页彩蛋</w:t>
       </w:r>
     </w:p>
     <w:p>
@@ -9556,7 +8991,7 @@
           <w:sz w:val="21"/>
           <w:szCs w:val="21"/>
         </w:rPr>
-        <w:t xml:space="preserve">点了会淡出并直接进入第 12 章终幕（</w:t>
+        <w:t xml:space="preserve">点了会淡出并直接进入第 11 章终幕（</w:t>
       </w:r>
       <w:r>
         <w:rPr>
@@ -9689,7 +9124,7 @@
           <w:sz w:val="28"/>
           <w:szCs w:val="28"/>
         </w:rPr>
-        <w:t xml:space="preserve">16. 终幕独白收集清单（13 项）</w:t>
+        <w:t xml:space="preserve">15. 终幕独白收集清单（12 项）</w:t>
       </w:r>
     </w:p>
     <w:p>
@@ -9805,26 +9240,6 @@
           <w:szCs w:val="21"/>
         </w:rPr>
         <w:t xml:space="preserve">第 5 章点开回收站里 3 篇已删帖中的任意一篇。</w:t>
-      </w:r>
-    </w:p>
-    <w:p>
-      <w:pPr>
-        <w:pStyle w:val="ListParagraph"/>
-        <w:numPr>
-          <w:ilvl w:val="0"/>
-          <w:numId w:val="22"/>
-        </w:numPr>
-        <w:spacing w:after="30" w:before="30" w:line="320"/>
-      </w:pPr>
-      <w:r>
-        <w:rPr>
-          <w:rFonts w:ascii="Arial" w:eastAsia="Microsoft YaHei" w:hAnsi="Arial"/>
-          <w:b w:val="false"/>
-          <w:bCs w:val="false"/>
-          <w:sz w:val="21"/>
-          <w:szCs w:val="21"/>
-        </w:rPr>
-        <w:t xml:space="preserve">第 10 章做完 8 题性格测试。</w:t>
       </w:r>
     </w:p>
     <w:p>
@@ -9996,7 +9411,7 @@
           <w:sz w:val="28"/>
           <w:szCs w:val="28"/>
         </w:rPr>
-        <w:t xml:space="preserve">17. 常见卡关排查</w:t>
+        <w:t xml:space="preserve">16. 常见卡关排查</w:t>
       </w:r>
     </w:p>
     <w:tbl>
@@ -10987,7 +10402,7 @@
                 <w:sz w:val="20"/>
                 <w:szCs w:val="20"/>
               </w:rPr>
-              <w:t xml:space="preserve">第 11 章密码</w:t>
+              <w:t xml:space="preserve">第 10 章密码</w:t>
             </w:r>
           </w:p>
         </w:tc>
@@ -11059,7 +10474,7 @@
                 <w:sz w:val="20"/>
                 <w:szCs w:val="20"/>
               </w:rPr>
-              <w:t xml:space="preserve">第 12 章「顺其自然」一直错</w:t>
+              <w:t xml:space="preserve">第 11 章「顺其自然」一直错</w:t>
             </w:r>
           </w:p>
         </w:tc>
@@ -11211,7 +10626,7 @@
           <w:sz w:val="28"/>
           <w:szCs w:val="28"/>
         </w:rPr>
-        <w:t xml:space="preserve">18. 剧情与线索推理</w:t>
+        <w:t xml:space="preserve">17. 剧情与线索推理</w:t>
       </w:r>
     </w:p>
     <w:p>
@@ -11228,7 +10643,7 @@
           <w:sz w:val="23"/>
           <w:szCs w:val="23"/>
         </w:rPr>
-        <w:t xml:space="preserve">18.1 一句话故事</w:t>
+        <w:t xml:space="preserve">17.1 一句话故事</w:t>
       </w:r>
     </w:p>
     <w:p>
@@ -11260,7 +10675,7 @@
           <w:sz w:val="23"/>
           <w:szCs w:val="23"/>
         </w:rPr>
-        <w:t xml:space="preserve">18.2 人物关系</w:t>
+        <w:t xml:space="preserve">17.2 人物关系</w:t>
       </w:r>
     </w:p>
     <w:p>
@@ -11457,7 +10872,7 @@
           <w:sz w:val="23"/>
           <w:szCs w:val="23"/>
         </w:rPr>
-        <w:t xml:space="preserve">18.3 八年时间线</w:t>
+        <w:t xml:space="preserve">17.3 八年时间线</w:t>
       </w:r>
     </w:p>
     <w:p>
@@ -11547,7 +10962,7 @@
           <w:sz w:val="21"/>
           <w:szCs w:val="21"/>
         </w:rPr>
-        <w:t xml:space="preserve">：你回来读消息，从第 1 章走到第 12 章。祈祷页的光球会把你送回第 1 章——不打破「顺其自然」，就一直在亥时里循环。</w:t>
+        <w:t xml:space="preserve">：你回来读消息，从第 1 章走到第 11 章。祈祷页的光球会把你送回第 1 章——不打破「顺其自然」，就一直在亥时里循环。</w:t>
       </w:r>
     </w:p>
     <w:p>
@@ -11564,7 +10979,7 @@
           <w:sz w:val="23"/>
           <w:szCs w:val="23"/>
         </w:rPr>
-        <w:t xml:space="preserve">18.4 数字与符号的指向</w:t>
+        <w:t xml:space="preserve">17.4 数字与符号的指向</w:t>
       </w:r>
     </w:p>
     <w:tbl>
@@ -11864,7 +11279,7 @@
                 <w:sz w:val="20"/>
                 <w:szCs w:val="20"/>
               </w:rPr>
-              <w:t xml:space="preserve">贯穿十二章</w:t>
+              <w:t xml:space="preserve">贯穿十一章</w:t>
             </w:r>
           </w:p>
         </w:tc>
@@ -12454,7 +11869,7 @@
           <w:sz w:val="23"/>
           <w:szCs w:val="23"/>
         </w:rPr>
-        <w:t xml:space="preserve">18.5 结局解读</w:t>
+        <w:t xml:space="preserve">17.5 结局解读</w:t>
       </w:r>
     </w:p>
     <w:p>
@@ -12636,7 +12051,7 @@
           <w:sz w:val="28"/>
           <w:szCs w:val="28"/>
         </w:rPr>
-        <w:t xml:space="preserve">19. 结局说明</w:t>
+        <w:t xml:space="preserve">18. 结局说明</w:t>
       </w:r>
     </w:p>
     <w:p>
@@ -12666,7 +12081,7 @@
           <w:sz w:val="21"/>
           <w:szCs w:val="21"/>
         </w:rPr>
-        <w:t xml:space="preserve">：第 12 章终幕，已读记录全部展开，镜中人现身，可保存通关卡片 </w:t>
+        <w:t xml:space="preserve">：第 11 章终幕，已读记录全部展开，镜中人现身，可保存通关卡片 </w:t>
       </w:r>
       <w:r>
         <w:rPr>
